--- a/influencer_submission/ijrm/manuscript_ijrm.docx
+++ b/influencer_submission/ijrm/manuscript_ijrm.docx
@@ -111,67 +111,22 @@
           <w:bCs/>
           <w:b/>
         </w:rPr>
-        <w:t xml:space="preserve">Highlights</w:t>
-      </w:r>
-    </w:p>
-    <w:p>
-      <w:pPr>
-        <w:numPr>
-          <w:ilvl w:val="0"/>
-          <w:numId w:val="1001"/>
-        </w:numPr>
-        <w:pStyle w:val="Compact"/>
-      </w:pPr>
-      <w:r>
-        <w:t xml:space="preserve">Seeding pre-tests can be misled by the metric, scheduler, and attention model</w:t>
-      </w:r>
-    </w:p>
-    <w:p>
-      <w:pPr>
-        <w:numPr>
-          <w:ilvl w:val="0"/>
-          <w:numId w:val="1001"/>
-        </w:numPr>
-        <w:pStyle w:val="Compact"/>
-      </w:pPr>
-      <w:r>
-        <w:t xml:space="preserve">Scale-normalized speed (time to half of own adopters) can create a false trade-off</w:t>
-      </w:r>
-    </w:p>
-    <w:p>
-      <w:pPr>
-        <w:numPr>
-          <w:ilvl w:val="0"/>
-          <w:numId w:val="1001"/>
-        </w:numPr>
-        <w:pStyle w:val="Compact"/>
-      </w:pPr>
-      <w:r>
-        <w:t xml:space="preserve">Influencer vs. ordinary-user ranking reverses at a modest engagement elasticity</w:t>
-      </w:r>
-    </w:p>
-    <w:p>
-      <w:pPr>
-        <w:numPr>
-          <w:ilvl w:val="0"/>
-          <w:numId w:val="1001"/>
-        </w:numPr>
-        <w:pStyle w:val="Compact"/>
-      </w:pPr>
-      <w:r>
-        <w:t xml:space="preserve">Elasticity on 209,890 Weibo posts is about 0.66, above the reversal thresholds</w:t>
-      </w:r>
-    </w:p>
-    <w:p>
-      <w:pPr>
-        <w:numPr>
-          <w:ilvl w:val="0"/>
-          <w:numId w:val="1001"/>
-        </w:numPr>
-        <w:pStyle w:val="Compact"/>
-      </w:pPr>
-      <w:r>
-        <w:t xml:space="preserve">Pre-tests should report dominance and make the attention model estimable</w:t>
+        <w:t xml:space="preserve">Keywords:</w:t>
+      </w:r>
+      <w:r>
+        <w:t xml:space="preserve"> </w:t>
+      </w:r>
+      <w:r>
+        <w:t xml:space="preserve">influencer marketing; seeding; limited attention; agent-based simulation; stochastic dominance; engagement</w:t>
+      </w:r>
+    </w:p>
+    <w:bookmarkStart w:id="20" w:name="introduction"/>
+    <w:p>
+      <w:pPr>
+        <w:pStyle w:val="Heading1"/>
+      </w:pPr>
+      <w:r>
+        <w:t xml:space="preserve">1. Introduction</w:t>
       </w:r>
     </w:p>
     <w:p>
@@ -179,33 +134,6 @@
         <w:pStyle w:val="FirstParagraph"/>
       </w:pPr>
       <w:r>
-        <w:rPr>
-          <w:bCs/>
-          <w:b/>
-        </w:rPr>
-        <w:t xml:space="preserve">Keywords:</w:t>
-      </w:r>
-      <w:r>
-        <w:t xml:space="preserve"> </w:t>
-      </w:r>
-      <w:r>
-        <w:t xml:space="preserve">influencer marketing; seeding; limited attention; agent-based simulation; stochastic dominance; engagement</w:t>
-      </w:r>
-    </w:p>
-    <w:bookmarkStart w:id="20" w:name="introduction"/>
-    <w:p>
-      <w:pPr>
-        <w:pStyle w:val="Heading1"/>
-      </w:pPr>
-      <w:r>
-        <w:t xml:space="preserve">1. Introduction</w:t>
-      </w:r>
-    </w:p>
-    <w:p>
-      <w:pPr>
-        <w:pStyle w:val="FirstParagraph"/>
-      </w:pPr>
-      <w:r>
         <w:t xml:space="preserve">How to allocate a seeding budget is one of the most basic decisions in digital marketing: place the message with a few prominent accounts, or spread the same budget across many ordinary users (Hinz et al. 2011, Leung et al. 2022). Field experiments on this choice are expensive, can disturb the communities under study, and are hard to repeat, so marketing managers and agencies narrow their options with model-based pre-tests before committing budget. Agent-based simulation has long served this purpose (Bonabeau 2002, Rand and Rust 2011), and generative AI has renewed its appeal: agents driven by large language models (LLMs) can be given personas and can react to natural-language content, so that a simulated platform populated by such agents promises a synthetic audience on which campaigns can be tried before launch (Park et al. 2023, Argyle et al. 2023, Horton 2023, Zhang et al. 2024).</w:t>
       </w:r>
     </w:p>
@@ -222,7 +150,7 @@
         <w:pStyle w:val="BodyText"/>
       </w:pPr>
       <w:r>
-        <w:t xml:space="preserve">The first is the decision metric. Simulation studies of seeding often report the final number of adopters together with a speed measure such as the time to reach half of the eventual adopters. Such a measure is normalized by the cascade’s own size, so a plan that produces a small cascade can appear fast simply because it finishes early. The marketing literature distinguishes the value of accelerating adoption from the value of expanding it (Libai et al. 2013), but a manager with a short attention window does not care when a campaign reaches half of its own total; she cares how many people it has reached by a given time. Decision theory supplies criteria that respect this distinction: discounted value for time preference, certainty equivalents and downside risk measures for risk preference, and stochastic dominance for robustness to both (Markowitz 1952, Hadar and Russell 1969, Rockafellar and Uryasev 2000).</w:t>
+        <w:t xml:space="preserve">The first is the decision metric. Simulation studies of seeding often report the final number of adopters together with a speed measure such as the time to reach half of the eventual adopters. Such a measure is normalized by the cascade’s own size, so a plan that produces a small cascade can appear fast simply because it finishes early. The marketing literature distinguishes the value of accelerating adoption from the value of expanding it (Libai et al. 2013), but managers with a short attention window do not care when a campaign reaches half of its own total; they care how many people it has reached by a given time. Decision theory supplies criteria that respect this distinction: discounted value for time preference, certainty equivalents and downside risk measures for risk preference, and stochastic dominance for robustness to both (Markowitz 1952, Hadar and Russell 1969, Rockafellar and Uryasev 2000).</w:t>
       </w:r>
     </w:p>
     <w:p>
@@ -1638,29 +1566,36 @@
               </m:r>
             </m:sup>
             <m:e>
-              <m:sSup>
-                <m:e>
-                  <m:r>
-                    <m:t>e</m:t>
-                  </m:r>
-                </m:e>
-                <m:sup>
-                  <m:r>
-                    <m:rPr>
-                      <m:sty m:val="p"/>
-                    </m:rPr>
-                    <m:t>−</m:t>
-                  </m:r>
-                  <m:r>
-                    <m:t>δ</m:t>
-                  </m:r>
-                  <m:r>
-                    <m:t>t</m:t>
-                  </m:r>
-                </m:sup>
-              </m:sSup>
+              <m:r>
+                <m:rPr>
+                  <m:sty m:val="p"/>
+                </m:rPr>
+                <m:t>exp</m:t>
+              </m:r>
             </m:e>
           </m:nary>
+          <m:d>
+            <m:dPr>
+              <m:begChr m:val="("/>
+              <m:endChr m:val=")"/>
+              <m:sepChr m:val=""/>
+              <m:grow/>
+            </m:dPr>
+            <m:e>
+              <m:r>
+                <m:rPr>
+                  <m:sty m:val="p"/>
+                </m:rPr>
+                <m:t>−</m:t>
+              </m:r>
+              <m:r>
+                <m:t>δ</m:t>
+              </m:r>
+              <m:r>
+                <m:t>t</m:t>
+              </m:r>
+            </m:e>
+          </m:d>
           <m:r>
             <m:t> </m:t>
           </m:r>
@@ -2064,7 +1999,7 @@
         <w:t xml:space="preserve"> </w:t>
       </w:r>
       <w:r>
-        <w:t xml:space="preserve">under A is at least as large as under B, in which case every decision maker who prefers more adopters prefers A, whatever her risk attitude (Hadar and Russell 1969). The analogous pathwise statement for time preference is that</w:t>
+        <w:t xml:space="preserve">under A is at least as large as under B, in which case every decision maker who prefers more adopters prefers A, whatever their risk attitude (Hadar and Russell 1969). The analogous pathwise statement for time preference is that</w:t>
       </w:r>
       <w:r>
         <w:t xml:space="preserve"> </w:t>
@@ -2808,7 +2743,7 @@
         <w:pStyle w:val="FirstParagraph"/>
       </w:pPr>
       <w:r>
-        <w:t xml:space="preserve">The simulator is designed so that action times are generated by agent state rather than by the simulation clock, and so that its outputs can be evaluated against decision criteria. Parameters not determined by the design are assumptions of this instantiation and are listed in Online Appendix A.</w:t>
+        <w:t xml:space="preserve">The simulator is designed so that action times are generated by agent state rather than by the simulation clock, and so that its outputs can be evaluated against decision criteria. Parameters not determined by the design are assumptions of this instantiation and are listed in Appendix A.</w:t>
       </w:r>
     </w:p>
     <w:bookmarkStart w:id="29" w:name="platform-environment"/>
@@ -3815,13 +3750,20 @@
               <m:r>
                 <m:t> </m:t>
               </m:r>
-              <m:sSup>
+              <m:r>
+                <m:rPr>
+                  <m:sty m:val="p"/>
+                </m:rPr>
+                <m:t>exp</m:t>
+              </m:r>
+              <m:d>
+                <m:dPr>
+                  <m:begChr m:val="("/>
+                  <m:endChr m:val=")"/>
+                  <m:sepChr m:val=""/>
+                  <m:grow/>
+                </m:dPr>
                 <m:e>
-                  <m:r>
-                    <m:t>e</m:t>
-                  </m:r>
-                </m:e>
-                <m:sup>
                   <m:r>
                     <m:rPr>
                       <m:sty m:val="p"/>
@@ -3868,8 +3810,8 @@
                   <m:r>
                     <m:t>τ</m:t>
                   </m:r>
-                </m:sup>
-              </m:sSup>
+                </m:e>
+              </m:d>
             </m:e>
           </m:d>
           <m:r>
@@ -4291,7 +4233,7 @@
         <w:t xml:space="preserve"> </w:t>
       </w:r>
       <w:r>
-        <w:t xml:space="preserve">by a fixed rule given in Online Appendix A. The rating scales how strongly a stimulus raises the agent’s intensity; it does not determine when the agent acts, which is set entirely by (4) and (5). Using a transparent rule rather than a learned or generative model makes the experiments reproducible at negligible cost and isolates the effects of metrics, timing, and attention from the behavior of the agents. Because the rating enters the model only through</w:t>
+        <w:t xml:space="preserve">by a fixed rule given in Appendix A. The rating scales how strongly a stimulus raises the agent’s intensity; it does not determine when the agent acts, which is set entirely by (4) and (5). Using a transparent rule rather than a learned or generative model makes the experiments reproducible at negligible cost and isolates the effects of metrics, timing, and attention from the behavior of the agents. Because the rating enters the model only through</w:t>
       </w:r>
       <w:r>
         <w:t xml:space="preserve"> </w:t>
@@ -9402,7 +9344,7 @@
         </m:r>
       </m:oMath>
       <w:r>
-        <w:t xml:space="preserve">, so the practical question is where real campaigns lie. We answer it with SAGraph (Zhang et al. 2025), a public dataset released under a CC-BY 4.0 license that covers influencer campaigns for six products on Weibo. For each product it contains anonymized profiles with follower counts and, for each posting account, the comments and reposts that its posts received. The public release contains neither post identifiers nor timestamps, so we define a post as a unique pair of author and post text, and we cannot calibrate timing. Posting accounts range from no followers to about 240 million, so the data cover the small accounts that make up distributed seeding as well as large influencers. Online Appendix B validates the estimator on synthetic data with known parameters, and the estimation code is included in the supplementary archive.</w:t>
+        <w:t xml:space="preserve">, so the practical question is where real campaigns lie. We answer it with SAGraph (Zhang et al. 2025), a public dataset released under a CC-BY 4.0 license that covers influencer campaigns for six products on Weibo. For each product it contains anonymized profiles with follower counts and, for each posting account, the comments and reposts that its posts received. The public release contains neither post identifiers nor timestamps, so we define a post as a unique pair of author and post text, and we cannot calibrate timing. Posting accounts range from no followers to about 240 million, so the data cover the small accounts that make up distributed seeding as well as large influencers. Appendix B validates the estimator on synthetic data with known parameters, and the estimation code is included in the supplementary archive.</w:t>
       </w:r>
     </w:p>
     <w:p>
@@ -9800,7 +9742,7 @@
         <w:t xml:space="preserve"> </w:t>
       </w:r>
       <w:r>
-        <w:t xml:space="preserve">of 0.35 it returned 0.94, against 0.28 [0.20, 0.37] for PPML (Online Appendix B). SAGraph, however, contains only posts that received at least one interaction, so we also estimate (6) as a zero-truncated Poisson (ZTP) model, which conditions on</w:t>
+        <w:t xml:space="preserve">of 0.35 it returned 0.94, against 0.28 [0.20, 0.37] for PPML (Appendix B). SAGraph, however, contains only posts that received at least one interaction, so we also estimate (6) as a zero-truncated Poisson (ZTP) model, which conditions on</w:t>
       </w:r>
       <w:r>
         <w:t xml:space="preserve"> </w:t>
@@ -11194,11 +11136,29 @@
         <w:t xml:space="preserve"> </w:t>
       </w:r>
       <w:r>
-        <w:t xml:space="preserve">The simulation code, per-run result files, and analysis scripts are provided as an anonymized supplementary archive for review and will be deposited in a public repository upon acceptance. The empirical analysis uses SAGraph (Zhang et al. 2025), which is publicly available under a CC-BY 4.0 license; the estimation scripts are included in the archive.</w:t>
+        <w:t xml:space="preserve">The empirical analysis uses SAGraph (Zhang et al., 2025), a public dataset released under a CC-BY 4.0 license. The simulation code, per-run result files, and estimation scripts are available as an anonymized archive for review [AUTHOR TO COMPLETE: repository link; the journal requires deposit in a data repository and a link, or a statement of why data cannot be shared].</w:t>
       </w:r>
     </w:p>
     <w:bookmarkEnd w:id="47"/>
-    <w:bookmarkStart w:id="48" w:name="references"/>
+    <w:bookmarkStart w:id="48" w:name="X1f74eb43af444059c7518034463b6c89b1cacf4"/>
+    <w:p>
+      <w:pPr>
+        <w:pStyle w:val="Heading1"/>
+      </w:pPr>
+      <w:r>
+        <w:t xml:space="preserve">Declaration of Generative AI and AI-Assisted Technologies in the Manuscript Preparation Process</w:t>
+      </w:r>
+    </w:p>
+    <w:p>
+      <w:pPr>
+        <w:pStyle w:val="FirstParagraph"/>
+      </w:pPr>
+      <w:r>
+        <w:t xml:space="preserve">[AUTHOR TO CONFIRM AND EDIT BEFORE SUBMISSION. Draft based on how this version was prepared:] During the preparation of this work the author(s) used Claude (Anthropic) to restructure and edit the text for this journal and to draft supporting files. After using this tool, the author(s) reviewed and edited the content as needed and take(s) full responsibility for the content of the published article.</w:t>
+      </w:r>
+    </w:p>
+    <w:bookmarkEnd w:id="48"/>
+    <w:bookmarkStart w:id="49" w:name="references"/>
     <w:p>
       <w:pPr>
         <w:pStyle w:val="Heading1"/>
@@ -12220,14 +12180,1912 @@
         <w:t xml:space="preserve">(ACM, New York), 1513–1522.</w:t>
       </w:r>
     </w:p>
-    <w:bookmarkEnd w:id="48"/>
-    <w:sectPr/>
+    <w:bookmarkEnd w:id="49"/>
+    <w:bookmarkStart w:id="50" w:name="X07a5753ca5cb67326ab8ad453351776f51dca05"/>
+    <w:p>
+      <w:pPr>
+        <w:pStyle w:val="Heading1"/>
+      </w:pPr>
+      <w:r>
+        <w:t xml:space="preserve">Appendix A. Simulation Settings and Assumptions</w:t>
+      </w:r>
+    </w:p>
+    <w:p>
+      <w:pPr>
+        <w:pStyle w:val="FirstParagraph"/>
+      </w:pPr>
+      <w:r>
+        <w:rPr>
+          <w:bCs/>
+          <w:b/>
+        </w:rPr>
+        <w:t xml:space="preserve">Table A.1. Simulation Parameters</w:t>
+      </w:r>
+    </w:p>
+    <w:tbl>
+      <w:tblPr>
+        <w:tblStyle w:val="Table"/>
+        <w:tblW w:type="pct" w:w="5000"/>
+        <w:tblLook w:firstRow="1" w:lastRow="0" w:firstColumn="0" w:lastColumn="0" w:noHBand="0" w:noVBand="0" w:val="0020"/>
+        <w:jc w:val="start"/>
+      </w:tblPr>
+      <w:tblGrid>
+        <w:gridCol w:w="2640"/>
+        <w:gridCol w:w="2640"/>
+        <w:gridCol w:w="2640"/>
+      </w:tblGrid>
+      <w:tr>
+        <w:trPr>
+          <w:tblHeader w:val="true"/>
+        </w:trPr>
+        <w:tc>
+          <w:tcPr/>
+          <w:p>
+            <w:pPr>
+              <w:pStyle w:val="Compact"/>
+              <w:jc w:val="left"/>
+            </w:pPr>
+            <w:r>
+              <w:t xml:space="preserve">Parameter</w:t>
+            </w:r>
+          </w:p>
+        </w:tc>
+        <w:tc>
+          <w:tcPr/>
+          <w:p>
+            <w:pPr>
+              <w:pStyle w:val="Compact"/>
+              <w:jc w:val="left"/>
+            </w:pPr>
+            <w:r>
+              <w:t xml:space="preserve">Value</w:t>
+            </w:r>
+          </w:p>
+        </w:tc>
+        <w:tc>
+          <w:tcPr/>
+          <w:p>
+            <w:pPr>
+              <w:pStyle w:val="Compact"/>
+              <w:jc w:val="left"/>
+            </w:pPr>
+            <w:r>
+              <w:t xml:space="preserve">Remarks</w:t>
+            </w:r>
+          </w:p>
+        </w:tc>
+      </w:tr>
+      <w:tr>
+        <w:tc>
+          <w:tcPr/>
+          <w:p>
+            <w:pPr>
+              <w:pStyle w:val="Compact"/>
+              <w:jc w:val="left"/>
+            </w:pPr>
+            <w:r>
+              <w:t xml:space="preserve">Stimulus scale</w:t>
+            </w:r>
+            <w:r>
+              <w:t xml:space="preserve"> </w:t>
+            </w:r>
+            <m:oMath>
+              <m:r>
+                <m:t>κ</m:t>
+              </m:r>
+            </m:oMath>
+          </w:p>
+        </w:tc>
+        <w:tc>
+          <w:tcPr/>
+          <w:p>
+            <w:pPr>
+              <w:pStyle w:val="Compact"/>
+              <w:jc w:val="left"/>
+            </w:pPr>
+            <w:r>
+              <w:t xml:space="preserve">0.16</w:t>
+            </w:r>
+          </w:p>
+        </w:tc>
+        <w:tc>
+          <w:tcPr/>
+          <w:p>
+            <w:pPr>
+              <w:pStyle w:val="Compact"/>
+              <w:jc w:val="left"/>
+            </w:pPr>
+            <w:r>
+              <w:t xml:space="preserve">Set manually</w:t>
+            </w:r>
+          </w:p>
+        </w:tc>
+      </w:tr>
+      <w:tr>
+        <w:tc>
+          <w:tcPr/>
+          <w:p>
+            <w:pPr>
+              <w:pStyle w:val="Compact"/>
+              <w:jc w:val="left"/>
+            </w:pPr>
+            <w:r>
+              <w:t xml:space="preserve">Stimulus decay</w:t>
+            </w:r>
+            <w:r>
+              <w:t xml:space="preserve"> </w:t>
+            </w:r>
+            <m:oMath>
+              <m:r>
+                <m:t>τ</m:t>
+              </m:r>
+            </m:oMath>
+          </w:p>
+        </w:tc>
+        <w:tc>
+          <w:tcPr/>
+          <w:p>
+            <w:pPr>
+              <w:pStyle w:val="Compact"/>
+              <w:jc w:val="left"/>
+            </w:pPr>
+            <w:r>
+              <w:t xml:space="preserve">1 h</w:t>
+            </w:r>
+          </w:p>
+        </w:tc>
+        <w:tc>
+          <w:tcPr/>
+          <w:p>
+            <w:pPr>
+              <w:pStyle w:val="Compact"/>
+              <w:jc w:val="left"/>
+            </w:pPr>
+            <w:r>
+              <w:t xml:space="preserve">Single exponential</w:t>
+            </w:r>
+          </w:p>
+        </w:tc>
+      </w:tr>
+      <w:tr>
+        <w:tc>
+          <w:tcPr/>
+          <w:p>
+            <w:pPr>
+              <w:pStyle w:val="Compact"/>
+              <w:jc w:val="left"/>
+            </w:pPr>
+            <w:r>
+              <w:t xml:space="preserve">Stimulus cap</w:t>
+            </w:r>
+            <w:r>
+              <w:t xml:space="preserve"> </w:t>
+            </w:r>
+            <m:oMath>
+              <m:sSub>
+                <m:e>
+                  <m:r>
+                    <m:t>S</m:t>
+                  </m:r>
+                </m:e>
+                <m:sub>
+                  <m:r>
+                    <m:rPr>
+                      <m:sty m:val="p"/>
+                    </m:rPr>
+                    <m:t>max</m:t>
+                  </m:r>
+                </m:sub>
+              </m:sSub>
+            </m:oMath>
+          </w:p>
+        </w:tc>
+        <w:tc>
+          <w:tcPr/>
+          <w:p>
+            <w:pPr>
+              <w:pStyle w:val="Compact"/>
+              <w:jc w:val="left"/>
+            </w:pPr>
+            <w:r>
+              <w:t xml:space="preserve">3.0</w:t>
+            </w:r>
+          </w:p>
+        </w:tc>
+        <w:tc>
+          <w:tcPr/>
+          <w:p>
+            <w:pPr>
+              <w:pStyle w:val="Compact"/>
+              <w:jc w:val="left"/>
+            </w:pPr>
+            <w:r>
+              <w:t xml:space="preserve">Synthetic saturation</w:t>
+            </w:r>
+          </w:p>
+        </w:tc>
+      </w:tr>
+      <w:tr>
+        <w:tc>
+          <w:tcPr/>
+          <w:p>
+            <w:pPr>
+              <w:pStyle w:val="Compact"/>
+              <w:jc w:val="left"/>
+            </w:pPr>
+            <w:r>
+              <w:t xml:space="preserve">Base exposure probability</w:t>
+            </w:r>
+          </w:p>
+        </w:tc>
+        <w:tc>
+          <w:tcPr/>
+          <w:p>
+            <w:pPr>
+              <w:pStyle w:val="Compact"/>
+              <w:jc w:val="left"/>
+            </w:pPr>
+            <w:r>
+              <w:t xml:space="preserve">0.5</w:t>
+            </w:r>
+          </w:p>
+        </w:tc>
+        <w:tc>
+          <w:tcPr/>
+          <w:p>
+            <w:pPr>
+              <w:pStyle w:val="Compact"/>
+              <w:jc w:val="left"/>
+            </w:pPr>
+            <w:r>
+              <w:t xml:space="preserve">Multiplied by</w:t>
+            </w:r>
+            <w:r>
+              <w:t xml:space="preserve"> </w:t>
+            </w:r>
+            <m:oMath>
+              <m:sSup>
+                <m:e>
+                  <m:d>
+                    <m:dPr>
+                      <m:begChr m:val="("/>
+                      <m:endChr m:val=")"/>
+                      <m:sepChr m:val=""/>
+                      <m:grow/>
+                    </m:dPr>
+                    <m:e>
+                      <m:r>
+                        <m:rPr>
+                          <m:sty m:val="p"/>
+                        </m:rPr>
+                        <m:t>max</m:t>
+                      </m:r>
+                      <m:r>
+                        <m:rPr>
+                          <m:sty m:val="p"/>
+                        </m:rPr>
+                        <m:t>{</m:t>
+                      </m:r>
+                      <m:r>
+                        <m:t>f</m:t>
+                      </m:r>
+                      <m:r>
+                        <m:rPr>
+                          <m:sty m:val="p"/>
+                        </m:rPr>
+                        <m:t>,</m:t>
+                      </m:r>
+                      <m:r>
+                        <m:t>10</m:t>
+                      </m:r>
+                      <m:r>
+                        <m:rPr>
+                          <m:sty m:val="p"/>
+                        </m:rPr>
+                        <m:t>}</m:t>
+                      </m:r>
+                      <m:r>
+                        <m:rPr>
+                          <m:sty m:val="p"/>
+                        </m:rPr>
+                        <m:t>/</m:t>
+                      </m:r>
+                      <m:r>
+                        <m:t>10</m:t>
+                      </m:r>
+                    </m:e>
+                  </m:d>
+                </m:e>
+                <m:sup>
+                  <m:r>
+                    <m:rPr>
+                      <m:sty m:val="p"/>
+                    </m:rPr>
+                    <m:t>−</m:t>
+                  </m:r>
+                  <m:r>
+                    <m:t>β</m:t>
+                  </m:r>
+                </m:sup>
+              </m:sSup>
+            </m:oMath>
+          </w:p>
+        </w:tc>
+      </w:tr>
+      <w:tr>
+        <w:tc>
+          <w:tcPr/>
+          <w:p>
+            <w:pPr>
+              <w:pStyle w:val="Compact"/>
+              <w:jc w:val="left"/>
+            </w:pPr>
+            <w:r>
+              <w:t xml:space="preserve">Engagement elasticity</w:t>
+            </w:r>
+            <w:r>
+              <w:t xml:space="preserve"> </w:t>
+            </w:r>
+            <m:oMath>
+              <m:r>
+                <m:t>β</m:t>
+              </m:r>
+            </m:oMath>
+          </w:p>
+        </w:tc>
+        <w:tc>
+          <w:tcPr/>
+          <w:p>
+            <w:pPr>
+              <w:pStyle w:val="Compact"/>
+              <w:jc w:val="left"/>
+            </w:pPr>
+            <w:r>
+              <w:t xml:space="preserve">0 (base); 0–0.5</w:t>
+            </w:r>
+          </w:p>
+        </w:tc>
+        <w:tc>
+          <w:tcPr/>
+          <w:p>
+            <w:pPr>
+              <w:pStyle w:val="Compact"/>
+              <w:jc w:val="left"/>
+            </w:pPr>
+            <w:r>
+              <w:t xml:space="preserve">Applied to all accounts</w:t>
+            </w:r>
+          </w:p>
+        </w:tc>
+      </w:tr>
+      <w:tr>
+        <w:tc>
+          <w:tcPr/>
+          <w:p>
+            <w:pPr>
+              <w:pStyle w:val="Compact"/>
+              <w:jc w:val="left"/>
+            </w:pPr>
+            <w:r>
+              <w:t xml:space="preserve">Comment visibility factor</w:t>
+            </w:r>
+          </w:p>
+        </w:tc>
+        <w:tc>
+          <w:tcPr/>
+          <w:p>
+            <w:pPr>
+              <w:pStyle w:val="Compact"/>
+              <w:jc w:val="left"/>
+            </w:pPr>
+            <w:r>
+              <w:t xml:space="preserve">0.4</w:t>
+            </w:r>
+          </w:p>
+        </w:tc>
+        <w:tc>
+          <w:tcPr/>
+          <w:p>
+            <w:pPr>
+              <w:pStyle w:val="Compact"/>
+              <w:jc w:val="left"/>
+            </w:pPr>
+            <w:r>
+              <w:t xml:space="preserve">Multiplies exposure probability</w:t>
+            </w:r>
+          </w:p>
+        </w:tc>
+      </w:tr>
+      <w:tr>
+        <w:tc>
+          <w:tcPr/>
+          <w:p>
+            <w:pPr>
+              <w:pStyle w:val="Compact"/>
+              <w:jc w:val="left"/>
+            </w:pPr>
+            <w:r>
+              <w:t xml:space="preserve">Feed capacity</w:t>
+            </w:r>
+          </w:p>
+        </w:tc>
+        <w:tc>
+          <w:tcPr/>
+          <w:p>
+            <w:pPr>
+              <w:pStyle w:val="Compact"/>
+              <w:jc w:val="left"/>
+            </w:pPr>
+            <w:r>
+              <w:t xml:space="preserve">40 items</w:t>
+            </w:r>
+          </w:p>
+        </w:tc>
+        <w:tc>
+          <w:tcPr/>
+          <w:p>
+            <w:pPr>
+              <w:pStyle w:val="Compact"/>
+              <w:jc w:val="left"/>
+            </w:pPr>
+            <w:r>
+              <w:t xml:space="preserve">Most recent items</w:t>
+            </w:r>
+          </w:p>
+        </w:tc>
+      </w:tr>
+      <w:tr>
+        <w:tc>
+          <w:tcPr/>
+          <w:p>
+            <w:pPr>
+              <w:pStyle w:val="Compact"/>
+              <w:jc w:val="left"/>
+            </w:pPr>
+            <w:r>
+              <w:t xml:space="preserve">Recency weight</w:t>
+            </w:r>
+          </w:p>
+        </w:tc>
+        <w:tc>
+          <w:tcPr/>
+          <w:p>
+            <w:pPr>
+              <w:pStyle w:val="Compact"/>
+              <w:jc w:val="left"/>
+            </w:pPr>
+            <m:oMath>
+              <m:r>
+                <m:rPr>
+                  <m:sty m:val="p"/>
+                </m:rPr>
+                <m:t>exp</m:t>
+              </m:r>
+              <m:d>
+                <m:dPr>
+                  <m:begChr m:val="("/>
+                  <m:endChr m:val=")"/>
+                  <m:sepChr m:val=""/>
+                  <m:grow/>
+                </m:dPr>
+                <m:e>
+                  <m:r>
+                    <m:rPr>
+                      <m:sty m:val="p"/>
+                    </m:rPr>
+                    <m:t>−</m:t>
+                  </m:r>
+                  <m:r>
+                    <m:rPr>
+                      <m:nor/>
+                      <m:sty m:val="p"/>
+                    </m:rPr>
+                    <m:t>age</m:t>
+                  </m:r>
+                  <m:r>
+                    <m:rPr>
+                      <m:sty m:val="p"/>
+                    </m:rPr>
+                    <m:t>/</m:t>
+                  </m:r>
+                  <m:r>
+                    <m:t>2</m:t>
+                  </m:r>
+                  <m:r>
+                    <m:rPr>
+                      <m:nor/>
+                      <m:sty m:val="p"/>
+                    </m:rPr>
+                    <m:t> h</m:t>
+                  </m:r>
+                </m:e>
+              </m:d>
+            </m:oMath>
+          </w:p>
+        </w:tc>
+        <w:tc>
+          <w:tcPr/>
+          <w:p>
+            <w:pPr>
+              <w:pStyle w:val="Compact"/>
+              <w:jc w:val="left"/>
+            </w:pPr>
+            <w:r>
+              <w:t xml:space="preserve">For comment and retweet targets</w:t>
+            </w:r>
+          </w:p>
+        </w:tc>
+      </w:tr>
+      <w:tr>
+        <w:tc>
+          <w:tcPr/>
+          <w:p>
+            <w:pPr>
+              <w:pStyle w:val="Compact"/>
+              <w:jc w:val="left"/>
+            </w:pPr>
+            <w:r>
+              <w:t xml:space="preserve">Circadian profile</w:t>
+            </w:r>
+          </w:p>
+        </w:tc>
+        <w:tc>
+          <w:tcPr/>
+          <w:p>
+            <w:pPr>
+              <w:pStyle w:val="Compact"/>
+              <w:jc w:val="left"/>
+            </w:pPr>
+            <w:r>
+              <w:t xml:space="preserve">0.12 + evening Gaussian at chronotype (sd 2.2 h) + 0.45 × midday Gaussian at 12.5 h (sd 1.8 h)</w:t>
+            </w:r>
+          </w:p>
+        </w:tc>
+        <w:tc>
+          <w:tcPr/>
+          <w:p>
+            <w:pPr>
+              <w:pStyle w:val="Compact"/>
+              <w:jc w:val="left"/>
+            </w:pPr>
+            <w:r>
+              <w:t xml:space="preserve">Normalized to mean one</w:t>
+            </w:r>
+          </w:p>
+        </w:tc>
+      </w:tr>
+      <w:tr>
+        <w:tc>
+          <w:tcPr/>
+          <w:p>
+            <w:pPr>
+              <w:pStyle w:val="Compact"/>
+              <w:jc w:val="left"/>
+            </w:pPr>
+            <w:r>
+              <w:t xml:space="preserve">Emotion at each urge evaluation</w:t>
+            </w:r>
+          </w:p>
+        </w:tc>
+        <w:tc>
+          <w:tcPr/>
+          <w:p>
+            <w:pPr>
+              <w:pStyle w:val="Compact"/>
+              <w:jc w:val="left"/>
+            </w:pPr>
+            <w:r>
+              <w:t xml:space="preserve">excited / angry / happy / indifferent with p = .20 / .15 / .30 / .35</w:t>
+            </w:r>
+          </w:p>
+        </w:tc>
+        <w:tc>
+          <w:tcPr/>
+          <w:p>
+            <w:pPr>
+              <w:pStyle w:val="Compact"/>
+              <w:jc w:val="left"/>
+            </w:pPr>
+            <w:r>
+              <w:t xml:space="preserve">Assumption</w:t>
+            </w:r>
+          </w:p>
+        </w:tc>
+      </w:tr>
+      <w:tr>
+        <w:tc>
+          <w:tcPr/>
+          <w:p>
+            <w:pPr>
+              <w:pStyle w:val="Compact"/>
+              <w:jc w:val="left"/>
+            </w:pPr>
+            <w:r>
+              <w:t xml:space="preserve">Relevance level</w:t>
+            </w:r>
+          </w:p>
+        </w:tc>
+        <w:tc>
+          <w:tcPr/>
+          <w:p>
+            <w:pPr>
+              <w:pStyle w:val="Compact"/>
+              <w:jc w:val="left"/>
+            </w:pPr>
+            <w:r>
+              <w:t xml:space="preserve">interest &lt; 0.10: 0.25; &lt; 0.30: 0.50; else 0.75</w:t>
+            </w:r>
+          </w:p>
+        </w:tc>
+        <w:tc>
+          <w:tcPr/>
+          <w:p>
+            <w:pPr>
+              <w:pStyle w:val="Compact"/>
+              <w:jc w:val="left"/>
+            </w:pPr>
+            <w:r>
+              <w:t xml:space="preserve">Assumption</w:t>
+            </w:r>
+          </w:p>
+        </w:tc>
+      </w:tr>
+      <w:tr>
+        <w:tc>
+          <w:tcPr/>
+          <w:p>
+            <w:pPr>
+              <w:pStyle w:val="Compact"/>
+              <w:jc w:val="left"/>
+            </w:pPr>
+            <w:r>
+              <w:t xml:space="preserve">Network</w:t>
+            </w:r>
+          </w:p>
+        </w:tc>
+        <w:tc>
+          <w:tcPr/>
+          <w:p>
+            <w:pPr>
+              <w:pStyle w:val="Compact"/>
+              <w:jc w:val="left"/>
+            </w:pPr>
+            <w:r>
+              <w:t xml:space="preserve">2,000 agents, preferential attachment, 3 follows per new agent</w:t>
+            </w:r>
+          </w:p>
+        </w:tc>
+        <w:tc>
+          <w:tcPr/>
+          <w:p>
+            <w:pPr>
+              <w:pStyle w:val="Compact"/>
+            </w:pPr>
+          </w:p>
+        </w:tc>
+      </w:tr>
+      <w:tr>
+        <w:tc>
+          <w:tcPr/>
+          <w:p>
+            <w:pPr>
+              <w:pStyle w:val="Compact"/>
+              <w:jc w:val="left"/>
+            </w:pPr>
+            <w:r>
+              <w:t xml:space="preserve">Horizon</w:t>
+            </w:r>
+          </w:p>
+        </w:tc>
+        <w:tc>
+          <w:tcPr/>
+          <w:p>
+            <w:pPr>
+              <w:pStyle w:val="Compact"/>
+              <w:jc w:val="left"/>
+            </w:pPr>
+            <w:r>
+              <w:t xml:space="preserve">18 h warm-up; 48 h after injection</w:t>
+            </w:r>
+          </w:p>
+        </w:tc>
+        <w:tc>
+          <w:tcPr/>
+          <w:p>
+            <w:pPr>
+              <w:pStyle w:val="Compact"/>
+              <w:jc w:val="left"/>
+            </w:pPr>
+            <w:r>
+              <w:t xml:space="preserve">Injection at 18:00 unless stated</w:t>
+            </w:r>
+          </w:p>
+        </w:tc>
+      </w:tr>
+      <w:tr>
+        <w:tc>
+          <w:tcPr/>
+          <w:p>
+            <w:pPr>
+              <w:pStyle w:val="Compact"/>
+              <w:jc w:val="left"/>
+            </w:pPr>
+            <w:r>
+              <w:t xml:space="preserve">Distributed seed pool</w:t>
+            </w:r>
+          </w:p>
+        </w:tc>
+        <w:tc>
+          <w:tcPr/>
+          <w:p>
+            <w:pPr>
+              <w:pStyle w:val="Compact"/>
+              <w:jc w:val="left"/>
+            </w:pPr>
+            <w:r>
+              <w:t xml:space="preserve">Accounts outside the top 5% by followers</w:t>
+            </w:r>
+          </w:p>
+        </w:tc>
+        <w:tc>
+          <w:tcPr/>
+          <w:p>
+            <w:pPr>
+              <w:pStyle w:val="Compact"/>
+              <w:jc w:val="left"/>
+            </w:pPr>
+            <w:r>
+              <w:t xml:space="preserve">Random order until budget is spent</w:t>
+            </w:r>
+          </w:p>
+        </w:tc>
+      </w:tr>
+      <w:tr>
+        <w:tc>
+          <w:tcPr/>
+          <w:p>
+            <w:pPr>
+              <w:pStyle w:val="Compact"/>
+              <w:jc w:val="left"/>
+            </w:pPr>
+            <w:r>
+              <w:t xml:space="preserve">Volume-matching factor</w:t>
+            </w:r>
+          </w:p>
+        </w:tc>
+        <w:tc>
+          <w:tcPr/>
+          <w:p>
+            <w:pPr>
+              <w:pStyle w:val="Compact"/>
+              <w:jc w:val="left"/>
+            </w:pPr>
+            <w:r>
+              <w:t xml:space="preserve">1.77</w:t>
+            </w:r>
+          </w:p>
+        </w:tc>
+        <w:tc>
+          <w:tcPr/>
+          <w:p>
+            <w:pPr>
+              <w:pStyle w:val="Compact"/>
+              <w:jc w:val="left"/>
+            </w:pPr>
+            <w:r>
+              <w:t xml:space="preserve">Alternative schedulers only</w:t>
+            </w:r>
+          </w:p>
+        </w:tc>
+      </w:tr>
+    </w:tbl>
+    <w:p>
+      <w:pPr>
+        <w:pStyle w:val="BodyText"/>
+      </w:pPr>
+      <w:r>
+        <w:rPr>
+          <w:iCs/>
+          <w:i/>
+        </w:rPr>
+        <w:t xml:space="preserve">Rule-based urge function.</w:t>
+      </w:r>
+      <w:r>
+        <w:t xml:space="preserve"> </w:t>
+      </w:r>
+      <w:r>
+        <w:t xml:space="preserve">With</w:t>
+      </w:r>
+      <w:r>
+        <w:t xml:space="preserve"> </w:t>
+      </w:r>
+      <m:oMath>
+        <m:r>
+          <m:t>h</m:t>
+        </m:r>
+      </m:oMath>
+      <w:r>
+        <w:t xml:space="preserve"> </w:t>
+      </w:r>
+      <w:r>
+        <w:t xml:space="preserve">the hour of day,</w:t>
+      </w:r>
+      <w:r>
+        <w:t xml:space="preserve"> </w:t>
+      </w:r>
+      <m:oMath>
+        <m:r>
+          <m:rPr>
+            <m:nor/>
+            <m:sty m:val="p"/>
+          </m:rPr>
+          <m:t>leisure</m:t>
+        </m:r>
+        <m:r>
+          <m:rPr>
+            <m:sty m:val="p"/>
+          </m:rPr>
+          <m:t>=</m:t>
+        </m:r>
+        <m:r>
+          <m:t>1</m:t>
+        </m:r>
+      </m:oMath>
+      <w:r>
+        <w:t xml:space="preserve"> </w:t>
+      </w:r>
+      <w:r>
+        <w:t xml:space="preserve">if</w:t>
+      </w:r>
+      <w:r>
+        <w:t xml:space="preserve"> </w:t>
+      </w:r>
+      <m:oMath>
+        <m:r>
+          <m:t>h</m:t>
+        </m:r>
+        <m:r>
+          <m:rPr>
+            <m:sty m:val="p"/>
+          </m:rPr>
+          <m:t>≥</m:t>
+        </m:r>
+        <m:r>
+          <m:t>19</m:t>
+        </m:r>
+      </m:oMath>
+      <w:r>
+        <w:t xml:space="preserve"> </w:t>
+      </w:r>
+      <w:r>
+        <w:t xml:space="preserve">or</w:t>
+      </w:r>
+      <w:r>
+        <w:t xml:space="preserve"> </w:t>
+      </w:r>
+      <m:oMath>
+        <m:r>
+          <m:t>h</m:t>
+        </m:r>
+        <m:r>
+          <m:rPr>
+            <m:sty m:val="p"/>
+          </m:rPr>
+          <m:t>&lt;</m:t>
+        </m:r>
+        <m:r>
+          <m:t>1</m:t>
+        </m:r>
+      </m:oMath>
+      <w:r>
+        <w:t xml:space="preserve">, 0.5 if</w:t>
+      </w:r>
+      <w:r>
+        <w:t xml:space="preserve"> </w:t>
+      </w:r>
+      <m:oMath>
+        <m:r>
+          <m:t>11</m:t>
+        </m:r>
+        <m:r>
+          <m:rPr>
+            <m:sty m:val="p"/>
+          </m:rPr>
+          <m:t>≤</m:t>
+        </m:r>
+        <m:r>
+          <m:t>h</m:t>
+        </m:r>
+        <m:r>
+          <m:rPr>
+            <m:sty m:val="p"/>
+          </m:rPr>
+          <m:t>&lt;</m:t>
+        </m:r>
+        <m:r>
+          <m:t>14</m:t>
+        </m:r>
+      </m:oMath>
+      <w:r>
+        <w:t xml:space="preserve">, and 0 otherwise;</w:t>
+      </w:r>
+      <w:r>
+        <w:t xml:space="preserve"> </w:t>
+      </w:r>
+      <m:oMath>
+        <m:r>
+          <m:t>n</m:t>
+        </m:r>
+      </m:oMath>
+      <w:r>
+        <w:t xml:space="preserve"> </w:t>
+      </w:r>
+      <w:r>
+        <w:t xml:space="preserve">the number of feed items in the last hour on topics with interest weight</w:t>
+      </w:r>
+      <w:r>
+        <w:t xml:space="preserve"> </w:t>
+      </w:r>
+      <m:oMath>
+        <m:r>
+          <m:rPr>
+            <m:sty m:val="p"/>
+          </m:rPr>
+          <m:t>≥</m:t>
+        </m:r>
+        <m:r>
+          <m:t>0.10</m:t>
+        </m:r>
+      </m:oMath>
+      <w:r>
+        <w:t xml:space="preserve">;</w:t>
+      </w:r>
+      <w:r>
+        <w:t xml:space="preserve"> </w:t>
+      </w:r>
+      <m:oMath>
+        <m:r>
+          <m:rPr>
+            <m:sty m:val="p"/>
+          </m:rPr>
+          <m:t>ℓ</m:t>
+        </m:r>
+        <m:r>
+          <m:rPr>
+            <m:sty m:val="p"/>
+          </m:rPr>
+          <m:t>∈</m:t>
+        </m:r>
+        <m:r>
+          <m:rPr>
+            <m:sty m:val="p"/>
+          </m:rPr>
+          <m:t>{</m:t>
+        </m:r>
+        <m:r>
+          <m:t>0</m:t>
+        </m:r>
+        <m:r>
+          <m:rPr>
+            <m:sty m:val="p"/>
+          </m:rPr>
+          <m:t>,</m:t>
+        </m:r>
+        <m:r>
+          <m:t>1</m:t>
+        </m:r>
+        <m:r>
+          <m:rPr>
+            <m:sty m:val="p"/>
+          </m:rPr>
+          <m:t>,</m:t>
+        </m:r>
+        <m:r>
+          <m:t>2</m:t>
+        </m:r>
+        <m:r>
+          <m:rPr>
+            <m:sty m:val="p"/>
+          </m:rPr>
+          <m:t>}</m:t>
+        </m:r>
+      </m:oMath>
+      <w:r>
+        <w:t xml:space="preserve"> </w:t>
+      </w:r>
+      <w:r>
+        <w:t xml:space="preserve">the relevance level of the latest item;</w:t>
+      </w:r>
+      <w:r>
+        <w:t xml:space="preserve"> </w:t>
+      </w:r>
+      <m:oMath>
+        <m:r>
+          <m:t>ν</m:t>
+        </m:r>
+        <m:r>
+          <m:rPr>
+            <m:sty m:val="p"/>
+          </m:rPr>
+          <m:t>=</m:t>
+        </m:r>
+        <m:r>
+          <m:t>1</m:t>
+        </m:r>
+      </m:oMath>
+      <w:r>
+        <w:t xml:space="preserve"> </w:t>
+      </w:r>
+      <w:r>
+        <w:t xml:space="preserve">for a notification and 0 otherwise; and</w:t>
+      </w:r>
+      <w:r>
+        <w:t xml:space="preserve"> </w:t>
+      </w:r>
+      <m:oMath>
+        <m:r>
+          <m:t>e</m:t>
+        </m:r>
+      </m:oMath>
+      <w:r>
+        <w:t xml:space="preserve"> </w:t>
+      </w:r>
+      <w:r>
+        <w:t xml:space="preserve">an emotion bonus of 0.8 (excited), 0.6 (angry), 0.4 (happy), or</w:t>
+      </w:r>
+      <w:r>
+        <w:t xml:space="preserve"> </w:t>
+      </w:r>
+      <m:oMath>
+        <m:r>
+          <m:rPr>
+            <m:sty m:val="p"/>
+          </m:rPr>
+          <m:t>−</m:t>
+        </m:r>
+        <m:r>
+          <m:t>0.6</m:t>
+        </m:r>
+      </m:oMath>
+      <w:r>
+        <w:t xml:space="preserve"> </w:t>
+      </w:r>
+      <w:r>
+        <w:t xml:space="preserve">(indifferent), the rating is</w:t>
+      </w:r>
+      <w:r>
+        <w:t xml:space="preserve"> </w:t>
+      </w:r>
+      <m:oMath>
+        <m:r>
+          <m:t>I</m:t>
+        </m:r>
+        <m:r>
+          <m:rPr>
+            <m:sty m:val="p"/>
+          </m:rPr>
+          <m:t>=</m:t>
+        </m:r>
+        <m:r>
+          <m:rPr>
+            <m:nor/>
+            <m:sty m:val="p"/>
+          </m:rPr>
+          <m:t>clip</m:t>
+        </m:r>
+        <m:d>
+          <m:dPr>
+            <m:begChr m:val="("/>
+            <m:endChr m:val=")"/>
+            <m:sepChr m:val=""/>
+            <m:grow/>
+          </m:dPr>
+          <m:e>
+            <m:r>
+              <m:t>1.0</m:t>
+            </m:r>
+            <m:r>
+              <m:rPr>
+                <m:sty m:val="p"/>
+              </m:rPr>
+              <m:t>+</m:t>
+            </m:r>
+            <m:r>
+              <m:t>1.0</m:t>
+            </m:r>
+            <m:r>
+              <m:rPr>
+                <m:sty m:val="p"/>
+              </m:rPr>
+              <m:t>⋅</m:t>
+            </m:r>
+            <m:r>
+              <m:rPr>
+                <m:nor/>
+                <m:sty m:val="p"/>
+              </m:rPr>
+              <m:t>leisure</m:t>
+            </m:r>
+            <m:r>
+              <m:rPr>
+                <m:sty m:val="p"/>
+              </m:rPr>
+              <m:t>+</m:t>
+            </m:r>
+            <m:r>
+              <m:t>0.4</m:t>
+            </m:r>
+            <m:r>
+              <m:rPr>
+                <m:sty m:val="p"/>
+              </m:rPr>
+              <m:t>⋅</m:t>
+            </m:r>
+            <m:r>
+              <m:rPr>
+                <m:sty m:val="p"/>
+              </m:rPr>
+              <m:t>min</m:t>
+            </m:r>
+            <m:r>
+              <m:rPr>
+                <m:sty m:val="p"/>
+              </m:rPr>
+              <m:t>{</m:t>
+            </m:r>
+            <m:r>
+              <m:t>n</m:t>
+            </m:r>
+            <m:r>
+              <m:rPr>
+                <m:sty m:val="p"/>
+              </m:rPr>
+              <m:t>,</m:t>
+            </m:r>
+            <m:r>
+              <m:t>3</m:t>
+            </m:r>
+            <m:r>
+              <m:rPr>
+                <m:sty m:val="p"/>
+              </m:rPr>
+              <m:t>}</m:t>
+            </m:r>
+            <m:r>
+              <m:rPr>
+                <m:sty m:val="p"/>
+              </m:rPr>
+              <m:t>+</m:t>
+            </m:r>
+            <m:r>
+              <m:t>0.5</m:t>
+            </m:r>
+            <m:r>
+              <m:rPr>
+                <m:sty m:val="p"/>
+              </m:rPr>
+              <m:t>⋅</m:t>
+            </m:r>
+            <m:r>
+              <m:rPr>
+                <m:sty m:val="p"/>
+              </m:rPr>
+              <m:t>ℓ</m:t>
+            </m:r>
+            <m:r>
+              <m:rPr>
+                <m:sty m:val="p"/>
+              </m:rPr>
+              <m:t>+</m:t>
+            </m:r>
+            <m:r>
+              <m:t>0.8</m:t>
+            </m:r>
+            <m:r>
+              <m:rPr>
+                <m:sty m:val="p"/>
+              </m:rPr>
+              <m:t>⋅</m:t>
+            </m:r>
+            <m:r>
+              <m:t>ν</m:t>
+            </m:r>
+            <m:r>
+              <m:rPr>
+                <m:sty m:val="p"/>
+              </m:rPr>
+              <m:t>+</m:t>
+            </m:r>
+            <m:r>
+              <m:t>e</m:t>
+            </m:r>
+            <m:r>
+              <m:rPr>
+                <m:sty m:val="p"/>
+              </m:rPr>
+              <m:t>,</m:t>
+            </m:r>
+            <m:r>
+              <m:t> </m:t>
+            </m:r>
+            <m:r>
+              <m:t>0</m:t>
+            </m:r>
+            <m:r>
+              <m:rPr>
+                <m:sty m:val="p"/>
+              </m:rPr>
+              <m:t>,</m:t>
+            </m:r>
+            <m:r>
+              <m:t> </m:t>
+            </m:r>
+            <m:r>
+              <m:t>5</m:t>
+            </m:r>
+          </m:e>
+        </m:d>
+      </m:oMath>
+      <w:r>
+        <w:t xml:space="preserve">. For notifications</w:t>
+      </w:r>
+      <w:r>
+        <w:t xml:space="preserve"> </w:t>
+      </w:r>
+      <m:oMath>
+        <m:r>
+          <m:rPr>
+            <m:sty m:val="p"/>
+          </m:rPr>
+          <m:t>ℓ</m:t>
+        </m:r>
+      </m:oMath>
+      <w:r>
+        <w:t xml:space="preserve"> </w:t>
+      </w:r>
+      <w:r>
+        <w:t xml:space="preserve">is set to 1.</w:t>
+      </w:r>
+    </w:p>
+    <w:bookmarkEnd w:id="50"/>
+    <w:bookmarkStart w:id="51" w:name="Xcea080cd5240b28b518f17fd8fab084bffa40ce"/>
+    <w:p>
+      <w:pPr>
+        <w:pStyle w:val="Heading1"/>
+      </w:pPr>
+      <w:r>
+        <w:t xml:space="preserve">Appendix B. Validation of the Estimation Procedure on Synthetic Data</w:t>
+      </w:r>
+    </w:p>
+    <w:p>
+      <w:pPr>
+        <w:pStyle w:val="FirstParagraph"/>
+      </w:pPr>
+      <w:r>
+        <w:t xml:space="preserve">To check that the procedure in Section 6 recovers known parameters, we generated synthetic campaign data with the structure of an influencer-campaign dataset with timestamps: 400 authors with follower counts drawn log-uniformly between</w:t>
+      </w:r>
+      <w:r>
+        <w:t xml:space="preserve"> </w:t>
+      </w:r>
+      <m:oMath>
+        <m:sSup>
+          <m:e>
+            <m:r>
+              <m:t>10</m:t>
+            </m:r>
+          </m:e>
+          <m:sup>
+            <m:r>
+              <m:t>5</m:t>
+            </m:r>
+          </m:sup>
+        </m:sSup>
+      </m:oMath>
+      <w:r>
+        <w:t xml:space="preserve"> </w:t>
+      </w:r>
+      <w:r>
+        <w:t xml:space="preserve">and</w:t>
+      </w:r>
+      <w:r>
+        <w:t xml:space="preserve"> </w:t>
+      </w:r>
+      <m:oMath>
+        <m:sSup>
+          <m:e>
+            <m:r>
+              <m:t>10</m:t>
+            </m:r>
+          </m:e>
+          <m:sup>
+            <m:r>
+              <m:t>7</m:t>
+            </m:r>
+          </m:sup>
+        </m:sSup>
+      </m:oMath>
+      <w:r>
+        <w:t xml:space="preserve">, assigned to six products, 15 posts per author over 60 days, author and product random effects, post-level noise, log-normal reply delays (median 0.8 h, log-sd 1.2), and interaction times thinned by a known daily profile with an evening peak at 21:30. Table B.1 reports the results for two true values of</w:t>
+      </w:r>
+      <w:r>
+        <w:t xml:space="preserve"> </w:t>
+      </w:r>
+      <m:oMath>
+        <m:r>
+          <m:t>β</m:t>
+        </m:r>
+      </m:oMath>
+      <w:r>
+        <w:t xml:space="preserve">.</w:t>
+      </w:r>
+    </w:p>
+    <w:p>
+      <w:pPr>
+        <w:pStyle w:val="BodyText"/>
+      </w:pPr>
+      <w:r>
+        <w:rPr>
+          <w:bCs/>
+          <w:b/>
+        </w:rPr>
+        <w:t xml:space="preserve">Table B.1. Recovery of Known Parameters on Synthetic Data (6,000 Posts)</w:t>
+      </w:r>
+    </w:p>
+    <w:tbl>
+      <w:tblPr>
+        <w:tblStyle w:val="Table"/>
+        <w:tblW w:type="pct" w:w="5000"/>
+        <w:tblLook w:firstRow="1" w:lastRow="0" w:firstColumn="0" w:lastColumn="0" w:noHBand="0" w:noVBand="0" w:val="0020"/>
+        <w:jc w:val="start"/>
+      </w:tblPr>
+      <w:tblGrid>
+        <w:gridCol w:w="1320"/>
+        <w:gridCol w:w="1320"/>
+        <w:gridCol w:w="1320"/>
+        <w:gridCol w:w="1320"/>
+        <w:gridCol w:w="1320"/>
+        <w:gridCol w:w="1320"/>
+      </w:tblGrid>
+      <w:tr>
+        <w:trPr>
+          <w:tblHeader w:val="true"/>
+        </w:trPr>
+        <w:tc>
+          <w:tcPr/>
+          <w:p>
+            <w:pPr>
+              <w:pStyle w:val="Compact"/>
+              <w:jc w:val="left"/>
+            </w:pPr>
+            <w:r>
+              <w:t xml:space="preserve">True</w:t>
+            </w:r>
+            <w:r>
+              <w:t xml:space="preserve"> </w:t>
+            </w:r>
+            <m:oMath>
+              <m:r>
+                <m:t>β</m:t>
+              </m:r>
+            </m:oMath>
+          </w:p>
+        </w:tc>
+        <w:tc>
+          <w:tcPr/>
+          <w:p>
+            <w:pPr>
+              <w:pStyle w:val="Compact"/>
+              <w:jc w:val="left"/>
+            </w:pPr>
+            <w:r>
+              <w:t xml:space="preserve">PPML</w:t>
+            </w:r>
+            <w:r>
+              <w:t xml:space="preserve"> </w:t>
+            </w:r>
+            <m:oMath>
+              <m:acc>
+                <m:accPr>
+                  <m:chr m:val="̂"/>
+                </m:accPr>
+                <m:e>
+                  <m:r>
+                    <m:t>β</m:t>
+                  </m:r>
+                </m:e>
+              </m:acc>
+            </m:oMath>
+            <w:r>
+              <w:t xml:space="preserve"> </w:t>
+            </w:r>
+            <w:r>
+              <w:t xml:space="preserve">[95% CI]</w:t>
+            </w:r>
+          </w:p>
+        </w:tc>
+        <w:tc>
+          <w:tcPr/>
+          <w:p>
+            <w:pPr>
+              <w:pStyle w:val="Compact"/>
+              <w:jc w:val="left"/>
+            </w:pPr>
+            <w:r>
+              <w:t xml:space="preserve">OLS on</w:t>
+            </w:r>
+            <w:r>
+              <w:t xml:space="preserve"> </w:t>
+            </w:r>
+            <m:oMath>
+              <m:r>
+                <m:rPr>
+                  <m:sty m:val="p"/>
+                </m:rPr>
+                <m:t>ln</m:t>
+              </m:r>
+              <m:d>
+                <m:dPr>
+                  <m:begChr m:val="("/>
+                  <m:endChr m:val=")"/>
+                  <m:sepChr m:val=""/>
+                  <m:grow/>
+                </m:dPr>
+                <m:e>
+                  <m:r>
+                    <m:t>1</m:t>
+                  </m:r>
+                  <m:r>
+                    <m:rPr>
+                      <m:sty m:val="p"/>
+                    </m:rPr>
+                    <m:t>+</m:t>
+                  </m:r>
+                  <m:r>
+                    <m:t>y</m:t>
+                  </m:r>
+                </m:e>
+              </m:d>
+            </m:oMath>
+            <w:r>
+              <w:t xml:space="preserve"> </w:t>
+            </w:r>
+            <m:oMath>
+              <m:acc>
+                <m:accPr>
+                  <m:chr m:val="̂"/>
+                </m:accPr>
+                <m:e>
+                  <m:r>
+                    <m:t>β</m:t>
+                  </m:r>
+                </m:e>
+              </m:acc>
+            </m:oMath>
+          </w:p>
+        </w:tc>
+        <w:tc>
+          <w:tcPr/>
+          <w:p>
+            <w:pPr>
+              <w:pStyle w:val="Compact"/>
+              <w:jc w:val="left"/>
+            </w:pPr>
+            <w:r>
+              <w:t xml:space="preserve">Fitted evening peak</w:t>
+            </w:r>
+          </w:p>
+        </w:tc>
+        <w:tc>
+          <w:tcPr/>
+          <w:p>
+            <w:pPr>
+              <w:pStyle w:val="Compact"/>
+              <w:jc w:val="left"/>
+            </w:pPr>
+            <w:r>
+              <w:t xml:space="preserve">Held-out TV (flat profile)</w:t>
+            </w:r>
+          </w:p>
+        </w:tc>
+        <w:tc>
+          <w:tcPr/>
+          <w:p>
+            <w:pPr>
+              <w:pStyle w:val="Compact"/>
+              <w:jc w:val="left"/>
+            </w:pPr>
+            <w:r>
+              <w:t xml:space="preserve">Held-out</w:t>
+            </w:r>
+            <w:r>
+              <w:t xml:space="preserve"> </w:t>
+            </w:r>
+            <m:oMath>
+              <m:r>
+                <m:t>r</m:t>
+              </m:r>
+            </m:oMath>
+          </w:p>
+        </w:tc>
+      </w:tr>
+      <w:tr>
+        <w:tc>
+          <w:tcPr/>
+          <w:p>
+            <w:pPr>
+              <w:pStyle w:val="Compact"/>
+              <w:jc w:val="left"/>
+            </w:pPr>
+            <w:r>
+              <w:t xml:space="preserve">0</w:t>
+            </w:r>
+          </w:p>
+        </w:tc>
+        <w:tc>
+          <w:tcPr/>
+          <w:p>
+            <w:pPr>
+              <w:pStyle w:val="Compact"/>
+              <w:jc w:val="left"/>
+            </w:pPr>
+            <w:r>
+              <w:t xml:space="preserve">−0.017 [−0.096, 0.063]</w:t>
+            </w:r>
+          </w:p>
+        </w:tc>
+        <w:tc>
+          <w:tcPr/>
+          <w:p>
+            <w:pPr>
+              <w:pStyle w:val="Compact"/>
+              <w:jc w:val="left"/>
+            </w:pPr>
+            <w:r>
+              <w:t xml:space="preserve">0.817</w:t>
+            </w:r>
+          </w:p>
+        </w:tc>
+        <w:tc>
+          <w:tcPr/>
+          <w:p>
+            <w:pPr>
+              <w:pStyle w:val="Compact"/>
+              <w:jc w:val="left"/>
+            </w:pPr>
+            <w:r>
+              <w:t xml:space="preserve">21.4 h</w:t>
+            </w:r>
+          </w:p>
+        </w:tc>
+        <w:tc>
+          <w:tcPr/>
+          <w:p>
+            <w:pPr>
+              <w:pStyle w:val="Compact"/>
+              <w:jc w:val="left"/>
+            </w:pPr>
+            <w:r>
+              <w:t xml:space="preserve">0.068 (0.293)</w:t>
+            </w:r>
+          </w:p>
+        </w:tc>
+        <w:tc>
+          <w:tcPr/>
+          <w:p>
+            <w:pPr>
+              <w:pStyle w:val="Compact"/>
+              <w:jc w:val="left"/>
+            </w:pPr>
+            <w:r>
+              <w:t xml:space="preserve">0.971</w:t>
+            </w:r>
+          </w:p>
+        </w:tc>
+      </w:tr>
+      <w:tr>
+        <w:tc>
+          <w:tcPr/>
+          <w:p>
+            <w:pPr>
+              <w:pStyle w:val="Compact"/>
+              <w:jc w:val="left"/>
+            </w:pPr>
+            <w:r>
+              <w:t xml:space="preserve">0.35</w:t>
+            </w:r>
+          </w:p>
+        </w:tc>
+        <w:tc>
+          <w:tcPr/>
+          <w:p>
+            <w:pPr>
+              <w:pStyle w:val="Compact"/>
+              <w:jc w:val="left"/>
+            </w:pPr>
+            <w:r>
+              <w:t xml:space="preserve">0.283 [0.199, 0.366]</w:t>
+            </w:r>
+          </w:p>
+        </w:tc>
+        <w:tc>
+          <w:tcPr/>
+          <w:p>
+            <w:pPr>
+              <w:pStyle w:val="Compact"/>
+              <w:jc w:val="left"/>
+            </w:pPr>
+            <w:r>
+              <w:t xml:space="preserve">0.944</w:t>
+            </w:r>
+          </w:p>
+        </w:tc>
+        <w:tc>
+          <w:tcPr/>
+          <w:p>
+            <w:pPr>
+              <w:pStyle w:val="Compact"/>
+              <w:jc w:val="left"/>
+            </w:pPr>
+            <w:r>
+              <w:t xml:space="preserve">22.2 h</w:t>
+            </w:r>
+          </w:p>
+        </w:tc>
+        <w:tc>
+          <w:tcPr/>
+          <w:p>
+            <w:pPr>
+              <w:pStyle w:val="Compact"/>
+              <w:jc w:val="left"/>
+            </w:pPr>
+            <w:r>
+              <w:t xml:space="preserve">0.140 (0.276)</w:t>
+            </w:r>
+          </w:p>
+        </w:tc>
+        <w:tc>
+          <w:tcPr/>
+          <w:p>
+            <w:pPr>
+              <w:pStyle w:val="Compact"/>
+              <w:jc w:val="left"/>
+            </w:pPr>
+            <w:r>
+              <w:t xml:space="preserve">0.864</w:t>
+            </w:r>
+          </w:p>
+        </w:tc>
+      </w:tr>
+    </w:tbl>
+    <w:p>
+      <w:pPr>
+        <w:pStyle w:val="BodyText"/>
+      </w:pPr>
+      <w:r>
+        <w:rPr>
+          <w:iCs/>
+          <w:i/>
+        </w:rPr>
+        <w:t xml:space="preserve">Note.</w:t>
+      </w:r>
+      <w:r>
+        <w:t xml:space="preserve"> </w:t>
+      </w:r>
+      <w:r>
+        <w:t xml:space="preserve">TV = total variation distance between the fitted profile from three calibration products and the observed hourly distribution in three held-out products; the value for a flat profile is shown in parentheses. The fitted reply-delay median was 0.86 h and 0.74 h in the two cases, against a generating value of 0.8 h.</w:t>
+      </w:r>
+    </w:p>
+    <w:p>
+      <w:pPr>
+        <w:pStyle w:val="BodyText"/>
+      </w:pPr>
+      <w:r>
+        <w:t xml:space="preserve">The PPML confidence interval contained the true</w:t>
+      </w:r>
+      <w:r>
+        <w:t xml:space="preserve"> </w:t>
+      </w:r>
+      <m:oMath>
+        <m:r>
+          <m:t>β</m:t>
+        </m:r>
+      </m:oMath>
+      <w:r>
+        <w:t xml:space="preserve"> </w:t>
+      </w:r>
+      <w:r>
+        <w:t xml:space="preserve">in both cases, although the point estimate for</w:t>
+      </w:r>
+      <w:r>
+        <w:t xml:space="preserve"> </w:t>
+      </w:r>
+      <m:oMath>
+        <m:r>
+          <m:t>β</m:t>
+        </m:r>
+        <m:r>
+          <m:rPr>
+            <m:sty m:val="p"/>
+          </m:rPr>
+          <m:t>=</m:t>
+        </m:r>
+        <m:r>
+          <m:t>0.35</m:t>
+        </m:r>
+      </m:oMath>
+      <w:r>
+        <w:t xml:space="preserve"> </w:t>
+      </w:r>
+      <w:r>
+        <w:t xml:space="preserve">was somewhat low (0.28). OLS on the log-transformed count was far off in both cases (0.82 when the true</w:t>
+      </w:r>
+      <w:r>
+        <w:t xml:space="preserve"> </w:t>
+      </w:r>
+      <m:oMath>
+        <m:r>
+          <m:t>β</m:t>
+        </m:r>
+      </m:oMath>
+      <w:r>
+        <w:t xml:space="preserve"> </w:t>
+      </w:r>
+      <w:r>
+        <w:t xml:space="preserve">was 0 and 0.94 when it was 0.35), because adding one to the count distorts the relation between interactions and audience size. The daily profile fitted on calibration products reproduced the held-out profile well when</w:t>
+      </w:r>
+      <w:r>
+        <w:t xml:space="preserve"> </w:t>
+      </w:r>
+      <m:oMath>
+        <m:r>
+          <m:t>β</m:t>
+        </m:r>
+        <m:r>
+          <m:rPr>
+            <m:sty m:val="p"/>
+          </m:rPr>
+          <m:t>=</m:t>
+        </m:r>
+        <m:r>
+          <m:t>0</m:t>
+        </m:r>
+      </m:oMath>
+      <w:r>
+        <w:t xml:space="preserve"> </w:t>
+      </w:r>
+      <w:r>
+        <w:t xml:space="preserve">(</w:t>
+      </w:r>
+      <m:oMath>
+        <m:r>
+          <m:t>r</m:t>
+        </m:r>
+        <m:r>
+          <m:rPr>
+            <m:sty m:val="p"/>
+          </m:rPr>
+          <m:t>=</m:t>
+        </m:r>
+        <m:r>
+          <m:t>0.97</m:t>
+        </m:r>
+      </m:oMath>
+      <w:r>
+        <w:t xml:space="preserve">) and less well when</w:t>
+      </w:r>
+      <w:r>
+        <w:t xml:space="preserve"> </w:t>
+      </w:r>
+      <m:oMath>
+        <m:r>
+          <m:t>β</m:t>
+        </m:r>
+        <m:r>
+          <m:rPr>
+            <m:sty m:val="p"/>
+          </m:rPr>
+          <m:t>=</m:t>
+        </m:r>
+        <m:r>
+          <m:t>0.35</m:t>
+        </m:r>
+      </m:oMath>
+      <w:r>
+        <w:t xml:space="preserve"> </w:t>
+      </w:r>
+      <w:r>
+        <w:t xml:space="preserve">(</w:t>
+      </w:r>
+      <m:oMath>
+        <m:r>
+          <m:t>r</m:t>
+        </m:r>
+        <m:r>
+          <m:rPr>
+            <m:sty m:val="p"/>
+          </m:rPr>
+          <m:t>=</m:t>
+        </m:r>
+        <m:r>
+          <m:t>0.86</m:t>
+        </m:r>
+      </m:oMath>
+      <w:r>
+        <w:t xml:space="preserve">), but in both cases far more closely than a flat profile. Two features of the real data are not represented here: the synthetic data include posts with no interactions and only accounts with</w:t>
+      </w:r>
+      <w:r>
+        <w:t xml:space="preserve"> </w:t>
+      </w:r>
+      <m:oMath>
+        <m:sSup>
+          <m:e>
+            <m:r>
+              <m:t>10</m:t>
+            </m:r>
+          </m:e>
+          <m:sup>
+            <m:r>
+              <m:t>5</m:t>
+            </m:r>
+          </m:sup>
+        </m:sSup>
+      </m:oMath>
+      <w:r>
+        <w:t xml:space="preserve"> </w:t>
+      </w:r>
+      <w:r>
+        <w:t xml:space="preserve">to</w:t>
+      </w:r>
+      <w:r>
+        <w:t xml:space="preserve"> </w:t>
+      </w:r>
+      <m:oMath>
+        <m:sSup>
+          <m:e>
+            <m:r>
+              <m:t>10</m:t>
+            </m:r>
+          </m:e>
+          <m:sup>
+            <m:r>
+              <m:t>7</m:t>
+            </m:r>
+          </m:sup>
+        </m:sSup>
+      </m:oMath>
+      <w:r>
+        <w:t xml:space="preserve"> </w:t>
+      </w:r>
+      <w:r>
+        <w:t xml:space="preserve">followers, so this exercise does not test the estimator under the zero truncation and account selection present in SAGraph, which Section 6 of the main text addresses with the zero-truncated model and a discussion of bias. Because the public SAGraph release lacks timestamps, only the elasticity part of the procedure could be applied to real data.</w:t>
+      </w:r>
+    </w:p>
+    <w:bookmarkEnd w:id="51"/>
+    <w:sectPr>
+      <w:footerReference w:type="default" r:id="rId9"/>
+    </w:sectPr>
   </w:body>
 </w:document>
 </file>
 
 <file path=word/comments.xml><?xml version="1.0" encoding="utf-8"?>
 <w:comments xmlns:w="http://schemas.openxmlformats.org/wordprocessingml/2006/main" xmlns:m="http://schemas.openxmlformats.org/officeDocument/2006/math" xmlns:r="http://schemas.openxmlformats.org/officeDocument/2006/relationships" xmlns:o="urn:schemas-microsoft-com:office:office" xmlns:v="urn:schemas-microsoft-com:vml" xmlns:w10="urn:schemas-microsoft-com:office:word" xmlns:a="http://schemas.openxmlformats.org/drawingml/2006/main" xmlns:pic="http://schemas.openxmlformats.org/drawingml/2006/picture" xmlns:wp="http://schemas.openxmlformats.org/drawingml/2006/wordprocessingDrawing"/>
+</file>
+
+<file path=word/footer1.xml><?xml version="1.0" encoding="utf-8"?>
+<w:ftr xmlns:m="http://schemas.openxmlformats.org/officeDocument/2006/math" xmlns:mc="http://schemas.openxmlformats.org/markup-compatibility/2006" xmlns:mo="http://schemas.microsoft.com/office/mac/office/2008/main" xmlns:mv="urn:schemas-microsoft-com:mac:vml" xmlns:o="urn:schemas-microsoft-com:office:office" xmlns:r="http://schemas.openxmlformats.org/officeDocument/2006/relationships" xmlns:v="urn:schemas-microsoft-com:vml" xmlns:w10="urn:schemas-microsoft-com:office:word" xmlns:w14="http://schemas.microsoft.com/office/word/2010/wordml" xmlns:w="http://schemas.openxmlformats.org/wordprocessingml/2006/main" xmlns:wne="http://schemas.microsoft.com/office/word/2006/wordml" xmlns:wp14="http://schemas.microsoft.com/office/word/2010/wordprocessingDrawing" xmlns:wp="http://schemas.openxmlformats.org/drawingml/2006/wordprocessingDrawing" xmlns:wpc="http://schemas.microsoft.com/office/word/2010/wordprocessingCanvas" xmlns:wpg="http://schemas.microsoft.com/office/word/2010/wordprocessingGroup" xmlns:wpi="http://schemas.microsoft.com/office/word/2010/wordprocessingInk" xmlns:wps="http://schemas.microsoft.com/office/word/2010/wordprocessingShape" mc:Ignorable="w14 wp14">
+  <w:p>
+    <w:pPr>
+      <w:pStyle w:val="Footer"/>
+      <w:jc w:val="center"/>
+    </w:pPr>
+    <w:r>
+      <w:fldChar w:fldCharType="begin"/>
+      <w:instrText xml:space="preserve"> PAGE </w:instrText>
+      <w:fldChar w:fldCharType="end"/>
+    </w:r>
+  </w:p>
+</w:ftr>
 </file>
 
 <file path=word/footnotes.xml><?xml version="1.0" encoding="utf-8"?>
@@ -12327,87 +14185,8 @@
       </w:pPr>
     </w:lvl>
   </w:abstractNum>
-  <w:abstractNum w:abstractNumId="991">
-    <w:nsid w:val="A991"/>
-    <w:multiLevelType w:val="multilevel"/>
-    <w:lvl w:ilvl="0">
-      <w:numFmt w:val="bullet"/>
-      <w:lvlText w:val="•"/>
-      <w:lvlJc w:val="left"/>
-      <w:pPr>
-        <w:ind w:left="720" w:hanging="480"/>
-      </w:pPr>
-    </w:lvl>
-    <w:lvl w:ilvl="1">
-      <w:numFmt w:val="bullet"/>
-      <w:lvlText w:val="–"/>
-      <w:lvlJc w:val="left"/>
-      <w:pPr>
-        <w:ind w:left="1440" w:hanging="480"/>
-      </w:pPr>
-    </w:lvl>
-    <w:lvl w:ilvl="2">
-      <w:numFmt w:val="bullet"/>
-      <w:lvlText w:val="•"/>
-      <w:lvlJc w:val="left"/>
-      <w:pPr>
-        <w:ind w:left="2160" w:hanging="480"/>
-      </w:pPr>
-    </w:lvl>
-    <w:lvl w:ilvl="3">
-      <w:numFmt w:val="bullet"/>
-      <w:lvlText w:val="–"/>
-      <w:lvlJc w:val="left"/>
-      <w:pPr>
-        <w:ind w:left="2880" w:hanging="480"/>
-      </w:pPr>
-    </w:lvl>
-    <w:lvl w:ilvl="4">
-      <w:numFmt w:val="bullet"/>
-      <w:lvlText w:val="•"/>
-      <w:lvlJc w:val="left"/>
-      <w:pPr>
-        <w:ind w:left="3600" w:hanging="480"/>
-      </w:pPr>
-    </w:lvl>
-    <w:lvl w:ilvl="5">
-      <w:numFmt w:val="bullet"/>
-      <w:lvlText w:val="–"/>
-      <w:lvlJc w:val="left"/>
-      <w:pPr>
-        <w:ind w:left="4320" w:hanging="480"/>
-      </w:pPr>
-    </w:lvl>
-    <w:lvl w:ilvl="6">
-      <w:numFmt w:val="bullet"/>
-      <w:lvlText w:val="•"/>
-      <w:lvlJc w:val="left"/>
-      <w:pPr>
-        <w:ind w:left="5040" w:hanging="480"/>
-      </w:pPr>
-    </w:lvl>
-    <w:lvl w:ilvl="7">
-      <w:numFmt w:val="bullet"/>
-      <w:lvlText w:val="–"/>
-      <w:lvlJc w:val="left"/>
-      <w:pPr>
-        <w:ind w:left="5760" w:hanging="480"/>
-      </w:pPr>
-    </w:lvl>
-    <w:lvl w:ilvl="8">
-      <w:numFmt w:val="bullet"/>
-      <w:lvlText w:val="•"/>
-      <w:lvlJc w:val="left"/>
-      <w:pPr>
-        <w:ind w:left="6480" w:hanging="480"/>
-      </w:pPr>
-    </w:lvl>
-  </w:abstractNum>
   <w:num w:numId="1000">
     <w:abstractNumId w:val="990"/>
-  </w:num>
-  <w:num w:numId="1001">
-    <w:abstractNumId w:val="991"/>
   </w:num>
 </w:numbering>
 </file>

--- a/influencer_submission/ijrm/manuscript_ijrm.docx
+++ b/influencer_submission/ijrm/manuscript_ijrm.docx
@@ -5084,35 +5084,28 @@
           <w:iCs/>
           <w:i/>
         </w:rPr>
-        <w:t xml:space="preserve">[Figure 1 here. Mean Cumulative Adopters After Injection. Notes. (a) Base configuration, 15 paired replications shown for comparability with panel (b). (b) Engagement elasticity</w:t>
-      </w:r>
+        <w:t xml:space="preserve">[Insert Figure 1 here. Figure 1. Mean cumulative adopters after injection in the base configuration (</w:t>
+      </w:r>
+      <m:oMath>
+        <m:r>
+          <m:t>β</m:t>
+        </m:r>
+        <m:r>
+          <m:rPr>
+            <m:sty m:val="p"/>
+          </m:rPr>
+          <m:t>=</m:t>
+        </m:r>
+        <m:r>
+          <m:t>0</m:t>
+        </m:r>
+      </m:oMath>
       <w:r>
         <w:rPr>
           <w:iCs/>
           <w:i/>
         </w:rPr>
-        <w:t xml:space="preserve"> </w:t>
-      </w:r>
-      <m:oMath>
-        <m:r>
-          <m:t>β</m:t>
-        </m:r>
-        <m:r>
-          <m:rPr>
-            <m:sty m:val="p"/>
-          </m:rPr>
-          <m:t>=</m:t>
-        </m:r>
-        <m:r>
-          <m:t>0.3</m:t>
-        </m:r>
-      </m:oMath>
-      <w:r>
-        <w:rPr>
-          <w:iCs/>
-          <w:i/>
-        </w:rPr>
-        <w:t xml:space="preserve">.]</w:t>
+        <w:t xml:space="preserve">, equal-link budget, 30 paired replications; values from Table 2).]</w:t>
       </w:r>
     </w:p>
     <w:bookmarkEnd w:id="36"/>
@@ -7885,7 +7878,7 @@
         </m:r>
       </m:oMath>
       <w:r>
-        <w:t xml:space="preserve">, distributed seeding produced more adopters (175 vs. 123), led at every hour (Figure 1(b)), and had better worst-case outcomes (</w:t>
+        <w:t xml:space="preserve">, distributed seeding produced more adopters (175 vs. 123), led at every hour, and had better worst-case outcomes (</w:t>
       </w:r>
       <m:oMath>
         <m:r>
@@ -8898,7 +8891,7 @@
           <w:iCs/>
           <w:i/>
         </w:rPr>
-        <w:t xml:space="preserve">[Figure 2 here. Paired Difference (Concentrated Minus Distributed) in Final Adopters and in Discounted Reach at</w:t>
+        <w:t xml:space="preserve">[Insert Figure 2 here. Figure 2. Paired Difference (Concentrated Minus Distributed) in Final Adopters and in Discounted Reach at</w:t>
       </w:r>
       <w:r>
         <w:rPr>

--- a/influencer_submission/ijrm/manuscript_ijrm.docx
+++ b/influencer_submission/ijrm/manuscript_ijrm.docx
@@ -99,7 +99,7 @@
         <w:pStyle w:val="BodyText"/>
       </w:pPr>
       <w:r>
-        <w:t xml:space="preserve">Marketers pre-test influencer campaigns in agent-based simulators before choosing between a few influencers and many ordinary users. We show that the recommendation depends on three modeling choices separate from agent realism: the metric used to compare plans, the mechanism that schedules agent actions, and the assumed relation between an account’s audience size and follower attention, summarized as an engagement elasticity β. In an event-driven simulator, concentrated seeding dominated at every hour and quantile under constant attention (β = 0); the scale-versus-speed trade-off implied by time to half of a plan’s own adopters was an artifact of normalization. Alternative schedulers roughly doubled absolute differences between plans. The ranking reversed near β = 0.1 for discounted reach and downside risk and near 0.2 to 0.3 for expected reach. On 209,890 Weibo posts, β is 0.66 (95% CI 0.63 to 0.68), above both thresholds, although data biases push it upward.</w:t>
+        <w:t xml:space="preserve">Marketers pre-test influencer campaigns in agent-based simulators before choosing between a few influencers and many ordinary users. We show that the recommendation depends on three modeling choices separate from agent realism: the metric used to compare plans, the mechanism that schedules agent actions, and the assumed relation between an account’s audience size and follower attention, summarized as an engagement elasticity β. In an event-driven simulator, concentrated seeding dominated at every hour and quantile under constant attention (β = 0); the scale-versus-speed trade-off implied by time to half of a plan’s own adopters was an artifact of normalization. Alternative schedulers roughly doubled absolute differences between plans. The ranking reversed near β = 0.3 for discounted reach and downside risk and between 0.4 and 0.5 for expected reach. On 209,890 Weibo posts, β is 0.66 (95% CI 0.63 to 0.68), above both thresholds, although data biases push it upward.</w:t>
       </w:r>
     </w:p>
     <w:p>
@@ -182,7 +182,7 @@
         <w:pStyle w:val="BodyText"/>
       </w:pPr>
       <w:r>
-        <w:t xml:space="preserve">The paper makes three contributions. First, to research on agent-based modeling in marketing, it shows that choices outside the agent model can reverse or distort a recommendation, and it derives three principles for pre-tests: report reach at fixed horizons and dominance relations rather than scale-normalized timing; test sensitivity to the scheduling mechanism; and make the attention model explicit and estimable. In our base configuration a scale-normalized speed metric manufactured a trade-off where none existed, and alternative schedulers roughly doubled the absolute differences between plans. Second, to research on seeding and influencer marketing, it identifies the engagement elasticity as a boundary condition on the long-standing debate between influentials and ordinary users (Watts and Dodds 2007, Goldenberg et al. 2009, Hinz et al. 2011, Bakshy et al. 2011). The ranking reverses at modest elasticities, with thresholds that differ by criterion and enclose a band in which the manager’s time and risk preferences decide, and a first-generation exposure argument predicts where the threshold on final reach lies. Third, it converts a qualitative debate into an estimable quantity and estimates it: on six influencer campaigns on Weibo, the elasticity was about 0.66, well above the thresholds. Because the simulation results come from a synthetic population and the estimate is associational and subject to the upward biases discussed in Section 6, we present the conclusions as theory-grounded hypotheses for field testing rather than as prescriptions.</w:t>
+        <w:t xml:space="preserve">The paper makes three contributions. First, to research on agent-based modeling in marketing, it shows that choices outside the agent model can reverse or distort a recommendation, and it derives three principles for pre-tests: report reach at fixed horizons and dominance relations rather than scale-normalized timing; test sensitivity to the scheduling mechanism; and make the attention model explicit and estimable. In our base configuration a scale-normalized speed metric manufactured a trade-off where none existed, and alternative schedulers roughly doubled the absolute differences between plans. Second, to research on seeding and influencer marketing, it identifies the engagement elasticity as a boundary condition on the long-standing debate between influentials and ordinary users (Watts and Dodds 2007, Goldenberg et al. 2009, Hinz et al. 2011, Bakshy et al. 2011). The ranking reverses at moderate elasticities, with thresholds that differ by criterion and enclose a band in which the manager’s time and risk preferences decide, and a first-generation exposure argument approximately predicts where the threshold on final reach lies. Third, it converts a qualitative debate into an estimable quantity and estimates it: on six influencer campaigns on Weibo, the elasticity was about 0.66, above the thresholds. Because the simulation results come from a synthetic population and the estimate is associational and subject to the upward biases discussed in Section 6, we present the conclusions as theory-grounded hypotheses for field testing rather than as prescriptions.</w:t>
       </w:r>
     </w:p>
     <w:p>
@@ -2760,7 +2760,7 @@
         <w:pStyle w:val="FirstParagraph"/>
       </w:pPr>
       <w:r>
-        <w:t xml:space="preserve">The environment maintains a directed follower graph, a store of items (posts, comments, and retweets), and a feed of the 40 most recent items shown to each agent. The follower graph is generated by preferential attachment on in-degree (Barabási and Albert 1999); each new agent follows three existing agents, giving a 2,000-agent network whose three largest accounts have about 900 followers between them. When agent</w:t>
+        <w:t xml:space="preserve">The environment maintains a directed follower graph, a store of items (posts, comments, and retweets), and a feed of the 40 most recent items shown to each agent. The follower graph is generated by preferential attachment on in-degree (Barabási and Albert 1999); each new agent follows three existing agents, giving a 2,000-agent network whose three largest accounts have about 1,000 followers between them. When agent</w:t>
       </w:r>
       <w:r>
         <w:t xml:space="preserve"> </w:t>
@@ -4392,7 +4392,7 @@
         <w:t xml:space="preserve"> </w:t>
       </w:r>
       <w:r>
-        <w:t xml:space="preserve">and random phase. Because stimuli generate a large share of activity under the proposed scheduler, the alternatives would otherwise produce far fewer events. We therefore multiply their baseline rates by 1.77, the ratio of total events under the proposed and circadian-only schedulers in pilot runs without a campaign, so that all schedulers produce similar background activity.</w:t>
+        <w:t xml:space="preserve">and random phase. Because stimuli generate a large share of activity under the proposed scheduler, the alternatives would otherwise produce far fewer events. We therefore multiply their baseline rates by 2.00, the ratio of total events under the proposed and circadian-only schedulers in pilot runs without a campaign, so that all schedulers produce similar background activity.</w:t>
       </w:r>
     </w:p>
     <w:bookmarkEnd w:id="33"/>
@@ -4420,7 +4420,21 @@
         <w:pStyle w:val="FirstParagraph"/>
       </w:pPr>
       <w:r>
-        <w:t xml:space="preserve">All experiments used a 2,000-agent network, an 18-hour warm-up, a campaign of one post per seed injected at 18:00 on topic 0 unless stated otherwise, and a 48-hour observation window. Concentrated seeding used the three accounts with the most followers. Distributed seeding drew accounts at random from outside the top 5% by follower count until their total cost reached the budget; under equal-link pricing this required about 430 accounts. Replications were paired: within a replication both plans used the same network, personas, and random seed. We report means, paired differences with 95% percentile bootstrap intervals (4,000 resamples), and the share of replications in which concentrated seeding produced more adopters. The base and scheduler comparisons used 30 replications per cell, and the remaining experiments 15 to 20. Code and per-run results are provided as an anonymized supplementary archive.</w:t>
+        <w:t xml:space="preserve">All experiments used a 2,000-agent network, an 18-hour warm-up, a campaign of one post per seed injected at 18:00 on topic 0 unless stated otherwise, and a 48-hour observation window. Concentrated seeding used the three accounts with the most followers. Distributed seeding drew accounts at random from outside the top 5% by follower count until their total cost reached the budget; under equal-link pricing this required about 620 accounts. Accounts without followers are priced at one follower-equivalent, so that the budget buys a finite number of ordinary accounts. Replications were paired: within a replication both plans used the same network, personas, and random seed. We report means, paired differences with 95% percentile bootstrap intervals (4,000 resamples), and the share of replications in which concentrated seeding produced more adopters. The base and scheduler comparisons used 30 replications per cell, the elasticity sweep 15 (30 for</w:t>
+      </w:r>
+      <w:r>
+        <w:t xml:space="preserve"> </w:t>
+      </w:r>
+      <m:oMath>
+        <m:r>
+          <m:t>β</m:t>
+        </m:r>
+      </m:oMath>
+      <w:r>
+        <w:t xml:space="preserve"> </w:t>
+      </w:r>
+      <w:r>
+        <w:t xml:space="preserve">from 0.35 to 0.45 and at 0.60, where the intervals overlap zero), and the remaining experiments 20. Code and per-run results are provided as an anonymized supplementary archive.</w:t>
       </w:r>
     </w:p>
     <w:bookmarkEnd w:id="35"/>
@@ -4455,7 +4469,7 @@
         </m:r>
       </m:oMath>
       <w:r>
-        <w:t xml:space="preserve">, equal-link pricing). Concentrated seeding produced about twice as many adopters as distributed seeding (299 vs. 144; paired difference 155, 95% CI [115, 201]; concentrated ahead in all 30 replications). Distributed seeding reached half of its own adopters 1.13 hours sooner (95% CI [0.91, 1.36]) and had a much smaller standard deviation. On the usual reading this is a trade-off: concentration for scale, distribution for speed and predictability.</w:t>
+        <w:t xml:space="preserve">, equal-link pricing). Concentrated seeding produced about three times as many adopters as distributed seeding (152 vs. 50; paired difference 102, 95% CI [90, 115]; concentrated ahead in all 30 replications). Distributed seeding reached half of its own adopters 0.69 hours sooner (95% CI [0.50, 0.87]) and had a much smaller standard deviation (8 vs. 34). On the usual reading this is a trade-off: concentration for scale, distribution for speed and predictability.</w:t>
       </w:r>
     </w:p>
     <w:p>
@@ -4535,7 +4549,7 @@
               <w:jc w:val="left"/>
             </w:pPr>
             <w:r>
-              <w:t xml:space="preserve">Distributed (~428 seeds)</w:t>
+              <w:t xml:space="preserve">Distributed (~622 seeds)</w:t>
             </w:r>
           </w:p>
         </w:tc>
@@ -4561,19 +4575,19 @@
               <w:jc w:val="left"/>
             </w:pPr>
             <w:r>
-              <w:t xml:space="preserve">56</w:t>
-            </w:r>
-          </w:p>
-        </w:tc>
-        <w:tc>
-          <w:tcPr/>
-          <w:p>
-            <w:pPr>
-              <w:pStyle w:val="Compact"/>
-              <w:jc w:val="left"/>
-            </w:pPr>
-            <w:r>
-              <w:t xml:space="preserve">50</w:t>
+              <w:t xml:space="preserve">37</w:t>
+            </w:r>
+          </w:p>
+        </w:tc>
+        <w:tc>
+          <w:tcPr/>
+          <w:p>
+            <w:pPr>
+              <w:pStyle w:val="Compact"/>
+              <w:jc w:val="left"/>
+            </w:pPr>
+            <w:r>
+              <w:t xml:space="preserve">17</w:t>
             </w:r>
           </w:p>
         </w:tc>
@@ -4599,19 +4613,19 @@
               <w:jc w:val="left"/>
             </w:pPr>
             <w:r>
-              <w:t xml:space="preserve">108</w:t>
-            </w:r>
-          </w:p>
-        </w:tc>
-        <w:tc>
-          <w:tcPr/>
-          <w:p>
-            <w:pPr>
-              <w:pStyle w:val="Compact"/>
-              <w:jc w:val="left"/>
-            </w:pPr>
-            <w:r>
-              <w:t xml:space="preserve">84</w:t>
+              <w:t xml:space="preserve">66</w:t>
+            </w:r>
+          </w:p>
+        </w:tc>
+        <w:tc>
+          <w:tcPr/>
+          <w:p>
+            <w:pPr>
+              <w:pStyle w:val="Compact"/>
+              <w:jc w:val="left"/>
+            </w:pPr>
+            <w:r>
+              <w:t xml:space="preserve">28</w:t>
             </w:r>
           </w:p>
         </w:tc>
@@ -4637,19 +4651,19 @@
               <w:jc w:val="left"/>
             </w:pPr>
             <w:r>
-              <w:t xml:space="preserve">156</w:t>
-            </w:r>
-          </w:p>
-        </w:tc>
-        <w:tc>
-          <w:tcPr/>
-          <w:p>
-            <w:pPr>
-              <w:pStyle w:val="Compact"/>
-              <w:jc w:val="left"/>
-            </w:pPr>
-            <w:r>
-              <w:t xml:space="preserve">106</w:t>
+              <w:t xml:space="preserve">91</w:t>
+            </w:r>
+          </w:p>
+        </w:tc>
+        <w:tc>
+          <w:tcPr/>
+          <w:p>
+            <w:pPr>
+              <w:pStyle w:val="Compact"/>
+              <w:jc w:val="left"/>
+            </w:pPr>
+            <w:r>
+              <w:t xml:space="preserve">36</w:t>
             </w:r>
           </w:p>
         </w:tc>
@@ -4675,19 +4689,19 @@
               <w:jc w:val="left"/>
             </w:pPr>
             <w:r>
-              <w:t xml:space="preserve">248</w:t>
-            </w:r>
-          </w:p>
-        </w:tc>
-        <w:tc>
-          <w:tcPr/>
-          <w:p>
-            <w:pPr>
-              <w:pStyle w:val="Compact"/>
-              <w:jc w:val="left"/>
-            </w:pPr>
-            <w:r>
               <w:t xml:space="preserve">135</w:t>
+            </w:r>
+          </w:p>
+        </w:tc>
+        <w:tc>
+          <w:tcPr/>
+          <w:p>
+            <w:pPr>
+              <w:pStyle w:val="Compact"/>
+              <w:jc w:val="left"/>
+            </w:pPr>
+            <w:r>
+              <w:t xml:space="preserve">47</w:t>
             </w:r>
           </w:p>
         </w:tc>
@@ -4713,19 +4727,19 @@
               <w:jc w:val="left"/>
             </w:pPr>
             <w:r>
-              <w:t xml:space="preserve">287</w:t>
-            </w:r>
-          </w:p>
-        </w:tc>
-        <w:tc>
-          <w:tcPr/>
-          <w:p>
-            <w:pPr>
-              <w:pStyle w:val="Compact"/>
-              <w:jc w:val="left"/>
-            </w:pPr>
-            <w:r>
-              <w:t xml:space="preserve">141</w:t>
+              <w:t xml:space="preserve">149</w:t>
+            </w:r>
+          </w:p>
+        </w:tc>
+        <w:tc>
+          <w:tcPr/>
+          <w:p>
+            <w:pPr>
+              <w:pStyle w:val="Compact"/>
+              <w:jc w:val="left"/>
+            </w:pPr>
+            <w:r>
+              <w:t xml:space="preserve">49</w:t>
             </w:r>
           </w:p>
         </w:tc>
@@ -4751,19 +4765,19 @@
               <w:jc w:val="left"/>
             </w:pPr>
             <w:r>
-              <w:t xml:space="preserve">299</w:t>
-            </w:r>
-          </w:p>
-        </w:tc>
-        <w:tc>
-          <w:tcPr/>
-          <w:p>
-            <w:pPr>
-              <w:pStyle w:val="Compact"/>
-              <w:jc w:val="left"/>
-            </w:pPr>
-            <w:r>
-              <w:t xml:space="preserve">144</w:t>
+              <w:t xml:space="preserve">152</w:t>
+            </w:r>
+          </w:p>
+        </w:tc>
+        <w:tc>
+          <w:tcPr/>
+          <w:p>
+            <w:pPr>
+              <w:pStyle w:val="Compact"/>
+              <w:jc w:val="left"/>
+            </w:pPr>
+            <w:r>
+              <w:t xml:space="preserve">50</w:t>
             </w:r>
           </w:p>
         </w:tc>
@@ -4789,19 +4803,19 @@
               <w:jc w:val="left"/>
             </w:pPr>
             <w:r>
-              <w:t xml:space="preserve">121</w:t>
-            </w:r>
-          </w:p>
-        </w:tc>
-        <w:tc>
-          <w:tcPr/>
-          <w:p>
-            <w:pPr>
-              <w:pStyle w:val="Compact"/>
-              <w:jc w:val="left"/>
-            </w:pPr>
-            <w:r>
-              <w:t xml:space="preserve">24</w:t>
+              <w:t xml:space="preserve">34</w:t>
+            </w:r>
+          </w:p>
+        </w:tc>
+        <w:tc>
+          <w:tcPr/>
+          <w:p>
+            <w:pPr>
+              <w:pStyle w:val="Compact"/>
+              <w:jc w:val="left"/>
+            </w:pPr>
+            <w:r>
+              <w:t xml:space="preserve">8</w:t>
             </w:r>
           </w:p>
         </w:tc>
@@ -4827,19 +4841,19 @@
               <w:jc w:val="left"/>
             </w:pPr>
             <w:r>
-              <w:t xml:space="preserve">116</w:t>
-            </w:r>
-          </w:p>
-        </w:tc>
-        <w:tc>
-          <w:tcPr/>
-          <w:p>
-            <w:pPr>
-              <w:pStyle w:val="Compact"/>
-              <w:jc w:val="left"/>
-            </w:pPr>
-            <w:r>
-              <w:t xml:space="preserve">95</w:t>
+              <w:t xml:space="preserve">96</w:t>
+            </w:r>
+          </w:p>
+        </w:tc>
+        <w:tc>
+          <w:tcPr/>
+          <w:p>
+            <w:pPr>
+              <w:pStyle w:val="Compact"/>
+              <w:jc w:val="left"/>
+            </w:pPr>
+            <w:r>
+              <w:t xml:space="preserve">32</w:t>
             </w:r>
           </w:p>
         </w:tc>
@@ -4885,19 +4899,19 @@
               <w:jc w:val="left"/>
             </w:pPr>
             <w:r>
-              <w:t xml:space="preserve">155</w:t>
-            </w:r>
-          </w:p>
-        </w:tc>
-        <w:tc>
-          <w:tcPr/>
-          <w:p>
-            <w:pPr>
-              <w:pStyle w:val="Compact"/>
-              <w:jc w:val="left"/>
-            </w:pPr>
-            <w:r>
-              <w:t xml:space="preserve">113</w:t>
+              <w:t xml:space="preserve">112</w:t>
+            </w:r>
+          </w:p>
+        </w:tc>
+        <w:tc>
+          <w:tcPr/>
+          <w:p>
+            <w:pPr>
+              <w:pStyle w:val="Compact"/>
+              <w:jc w:val="left"/>
+            </w:pPr>
+            <w:r>
+              <w:t xml:space="preserve">39</w:t>
             </w:r>
           </w:p>
         </w:tc>
@@ -4946,19 +4960,19 @@
               <w:jc w:val="left"/>
             </w:pPr>
             <w:r>
-              <w:t xml:space="preserve">2.72</w:t>
-            </w:r>
-          </w:p>
-        </w:tc>
-        <w:tc>
-          <w:tcPr/>
-          <w:p>
-            <w:pPr>
-              <w:pStyle w:val="Compact"/>
-              <w:jc w:val="left"/>
-            </w:pPr>
-            <w:r>
-              <w:t xml:space="preserve">1.59</w:t>
+              <w:t xml:space="preserve">2.39</w:t>
+            </w:r>
+          </w:p>
+        </w:tc>
+        <w:tc>
+          <w:tcPr/>
+          <w:p>
+            <w:pPr>
+              <w:pStyle w:val="Compact"/>
+              <w:jc w:val="left"/>
+            </w:pPr>
+            <w:r>
+              <w:t xml:space="preserve">1.70</w:t>
             </w:r>
           </w:p>
         </w:tc>
@@ -4980,7 +4994,50 @@
         <w:t xml:space="preserve"> </w:t>
       </w:r>
       <w:r>
-        <w:t xml:space="preserve">from 0 to 2 per hour, an attention half-life as short as 21 minutes), and no critical</w:t>
+        <w:t xml:space="preserve">from 0 to 2 per hour, an attention half-life as short as 21 minutes; paired differences from 101.5 at</w:t>
+      </w:r>
+      <w:r>
+        <w:t xml:space="preserve"> </w:t>
+      </w:r>
+      <m:oMath>
+        <m:r>
+          <m:t>δ</m:t>
+        </m:r>
+        <m:r>
+          <m:rPr>
+            <m:sty m:val="p"/>
+          </m:rPr>
+          <m:t>=</m:t>
+        </m:r>
+        <m:r>
+          <m:t>0</m:t>
+        </m:r>
+      </m:oMath>
+      <w:r>
+        <w:t xml:space="preserve"> </w:t>
+      </w:r>
+      <w:r>
+        <w:t xml:space="preserve">to 10.6 [9.0, 12.2] at</w:t>
+      </w:r>
+      <w:r>
+        <w:t xml:space="preserve"> </w:t>
+      </w:r>
+      <m:oMath>
+        <m:r>
+          <m:t>δ</m:t>
+        </m:r>
+        <m:r>
+          <m:rPr>
+            <m:sty m:val="p"/>
+          </m:rPr>
+          <m:t>=</m:t>
+        </m:r>
+        <m:r>
+          <m:t>2</m:t>
+        </m:r>
+      </m:oMath>
+      <w:r>
+        <w:t xml:space="preserve">), and no critical</w:t>
       </w:r>
       <w:r>
         <w:t xml:space="preserve"> </w:t>
@@ -5006,7 +5063,7 @@
         <w:t xml:space="preserve"> </w:t>
       </w:r>
       <w:r>
-        <w:t xml:space="preserve">exists. Its empirical distribution of final adopters lay above that of distributed seeding at every quantile, so it first-order stochastically dominated, and its certainty equivalent was higher for every degree of risk aversion; no critical</w:t>
+        <w:t xml:space="preserve">exists. Its empirical distribution of final adopters lay above that of distributed seeding at every quantile, so it first-order stochastically dominated, which implies a higher certainty equivalent for every degree of risk aversion; no critical</w:t>
       </w:r>
       <w:r>
         <w:t xml:space="preserve"> </w:t>
@@ -5064,7 +5121,7 @@
         <w:t xml:space="preserve"> </w:t>
       </w:r>
       <w:r>
-        <w:t xml:space="preserve">was 155 against 113, and its minimum 116 against 95. Distributed seeding was more predictable in the sense of a smaller variance, but not in the sense that matters to a risk-averse manager, because its variability was low around a low level, whereas the variability of concentrated seeding came almost entirely from favorable outcomes. Within individual replications, distributed seeding was ahead after one hour in 40% of runs and after two hours in 23%, so its early lead, where present, was small and brief.</w:t>
+        <w:t xml:space="preserve">was 112 against 39, and its minimum 96 against 32. Distributed seeding was more predictable in the sense of a smaller variance, but not in the sense that matters to a risk-averse manager, because its variability was low around a low level, whereas the variability of concentrated seeding came almost entirely from favorable outcomes. In no replication was distributed seeding ahead after one hour or after two hours.</w:t>
       </w:r>
     </w:p>
     <w:p>
@@ -5072,7 +5129,7 @@
         <w:pStyle w:val="BodyText"/>
       </w:pPr>
       <w:r>
-        <w:t xml:space="preserve">The answer to RQ1 is therefore negative for this configuration, and Conjecture 1 is supported: under any monotone preference over adopters, time, and risk, concentrated seeding is the better plan, and the apparent trade-off is produced by the scale-normalized speed metric. Note also that the two plans were nearly tied after one hour (56 vs. 50). Under constant attention the plans create similar numbers of first-generation exposures, and the advantage of concentration arises downstream.</w:t>
+        <w:t xml:space="preserve">The answer to RQ1 is therefore negative for this configuration, and Conjecture 1 is supported: under any monotone preference over adopters, time, and risk, concentrated seeding is the better plan, and the apparent trade-off is produced by the scale-normalized speed metric. In this configuration the concentrated plan was also ahead from the first hour (37 vs. 17), so its advantage is not confined to downstream spread; Section 5.5 shows how the early advantage disappears as attention declines with audience size.</w:t>
       </w:r>
     </w:p>
     <w:p>
@@ -5084,7 +5141,14 @@
           <w:iCs/>
           <w:i/>
         </w:rPr>
-        <w:t xml:space="preserve">[Insert Figure 1 here. Figure 1. Mean cumulative adopters after injection in the base configuration (</w:t>
+        <w:t xml:space="preserve">[Insert Figure 1 here. Figure 1. Mean cumulative adopters after injection (equal-link budget, 15 paired replications). (a) Base configuration,</w:t>
+      </w:r>
+      <w:r>
+        <w:rPr>
+          <w:iCs/>
+          <w:i/>
+        </w:rPr>
+        <w:t xml:space="preserve"> </w:t>
       </w:r>
       <m:oMath>
         <m:r>
@@ -5105,7 +5169,35 @@
           <w:iCs/>
           <w:i/>
         </w:rPr>
-        <w:t xml:space="preserve">, equal-link budget, 30 paired replications; values from Table 2).]</w:t>
+        <w:t xml:space="preserve">. (b) Engagement elasticity</w:t>
+      </w:r>
+      <w:r>
+        <w:rPr>
+          <w:iCs/>
+          <w:i/>
+        </w:rPr>
+        <w:t xml:space="preserve"> </w:t>
+      </w:r>
+      <m:oMath>
+        <m:r>
+          <m:t>β</m:t>
+        </m:r>
+        <m:r>
+          <m:rPr>
+            <m:sty m:val="p"/>
+          </m:rPr>
+          <m:t>=</m:t>
+        </m:r>
+        <m:r>
+          <m:t>0.3</m:t>
+        </m:r>
+      </m:oMath>
+      <w:r>
+        <w:rPr>
+          <w:iCs/>
+          <w:i/>
+        </w:rPr>
+        <w:t xml:space="preserve">.]</w:t>
       </w:r>
     </w:p>
     <w:bookmarkEnd w:id="36"/>
@@ -5175,7 +5267,7 @@
         <w:t xml:space="preserve"> </w:t>
       </w:r>
       <w:r>
-        <w:t xml:space="preserve">under all four. The magnitudes were not. Under polling, HPP, and circadian-only activation, the absolute scale advantage of concentration was 286 to 340 adopters, roughly twice the 155 obtained under the event-driven scheduler, and the</w:t>
+        <w:t xml:space="preserve">under all four. The magnitudes were not. Under polling, HPP, and circadian-only activation, the absolute scale advantage of concentration was 199 to 248 adopters, 1.9 to 2.4 times the 102 obtained under the event-driven scheduler, and the</w:t>
       </w:r>
       <w:r>
         <w:t xml:space="preserve"> </w:t>
@@ -5198,7 +5290,7 @@
         <w:t xml:space="preserve"> </w:t>
       </w:r>
       <w:r>
-        <w:t xml:space="preserve">gap was 2.6 to 3.0 hours rather than 1.1 hours. In relative terms the difference was smaller: concentrated seeding produced 2.5 to 2.6 times as many adopters as distributed seeding under the alternatives, against 2.1 times under the event-driven scheduler. Part of the absolute difference therefore reflects the larger cascades that the alternative schedulers produced in response to the campaign (478 to 548 adopters for concentrated seeding, against 299), even though volume matching equalized background activity in the absence of a campaign. Circadian-only activation, which reproduces daily rhythms but not reactivity, did not close the gap; the difference lies in the stimulus channel, not the daily profile.</w:t>
+        <w:t xml:space="preserve">gap was 1.0 to 1.5 hours rather than 0.7 hours. In relative terms the difference was smaller: concentrated seeding produced 3.6 to 4.1 times as many adopters as distributed seeding under the alternatives, against 3.0 times under the event-driven scheduler. Part of the absolute difference therefore reflects the larger cascades that the alternative schedulers produced in response to the campaign (276 to 328 adopters for concentrated seeding, against 152), even though volume matching equalized background activity in the absence of a campaign. Circadian-only activation, which reproduces daily rhythms but not reactivity, did not close the gap; the difference lies in the stimulus channel, not the daily profile.</w:t>
       </w:r>
     </w:p>
     <w:p>
@@ -5397,55 +5489,55 @@
               <w:jc w:val="left"/>
             </w:pPr>
             <w:r>
-              <w:t xml:space="preserve">299 / 144</w:t>
-            </w:r>
-          </w:p>
-        </w:tc>
-        <w:tc>
-          <w:tcPr/>
-          <w:p>
-            <w:pPr>
-              <w:pStyle w:val="Compact"/>
-              <w:jc w:val="left"/>
-            </w:pPr>
-            <w:r>
-              <w:t xml:space="preserve">2.08</w:t>
-            </w:r>
-          </w:p>
-        </w:tc>
-        <w:tc>
-          <w:tcPr/>
-          <w:p>
-            <w:pPr>
-              <w:pStyle w:val="Compact"/>
-              <w:jc w:val="left"/>
-            </w:pPr>
-            <w:r>
-              <w:t xml:space="preserve">155 [115, 201]</w:t>
-            </w:r>
-          </w:p>
-        </w:tc>
-        <w:tc>
-          <w:tcPr/>
-          <w:p>
-            <w:pPr>
-              <w:pStyle w:val="Compact"/>
-              <w:jc w:val="left"/>
-            </w:pPr>
-            <w:r>
-              <w:t xml:space="preserve">1.13 [0.91, 1.36]</w:t>
-            </w:r>
-          </w:p>
-        </w:tc>
-        <w:tc>
-          <w:tcPr/>
-          <w:p>
-            <w:pPr>
-              <w:pStyle w:val="Compact"/>
-              <w:jc w:val="left"/>
-            </w:pPr>
-            <w:r>
-              <w:t xml:space="preserve">155 / 113</w:t>
+              <w:t xml:space="preserve">152 / 50</w:t>
+            </w:r>
+          </w:p>
+        </w:tc>
+        <w:tc>
+          <w:tcPr/>
+          <w:p>
+            <w:pPr>
+              <w:pStyle w:val="Compact"/>
+              <w:jc w:val="left"/>
+            </w:pPr>
+            <w:r>
+              <w:t xml:space="preserve">3.03</w:t>
+            </w:r>
+          </w:p>
+        </w:tc>
+        <w:tc>
+          <w:tcPr/>
+          <w:p>
+            <w:pPr>
+              <w:pStyle w:val="Compact"/>
+              <w:jc w:val="left"/>
+            </w:pPr>
+            <w:r>
+              <w:t xml:space="preserve">102 [90, 114]</w:t>
+            </w:r>
+          </w:p>
+        </w:tc>
+        <w:tc>
+          <w:tcPr/>
+          <w:p>
+            <w:pPr>
+              <w:pStyle w:val="Compact"/>
+              <w:jc w:val="left"/>
+            </w:pPr>
+            <w:r>
+              <w:t xml:space="preserve">0.69 [0.51, 0.88]</w:t>
+            </w:r>
+          </w:p>
+        </w:tc>
+        <w:tc>
+          <w:tcPr/>
+          <w:p>
+            <w:pPr>
+              <w:pStyle w:val="Compact"/>
+              <w:jc w:val="left"/>
+            </w:pPr>
+            <w:r>
+              <w:t xml:space="preserve">112 / 39</w:t>
             </w:r>
           </w:p>
         </w:tc>
@@ -5471,55 +5563,55 @@
               <w:jc w:val="left"/>
             </w:pPr>
             <w:r>
-              <w:t xml:space="preserve">548 / 208</w:t>
-            </w:r>
-          </w:p>
-        </w:tc>
-        <w:tc>
-          <w:tcPr/>
-          <w:p>
-            <w:pPr>
-              <w:pStyle w:val="Compact"/>
-              <w:jc w:val="left"/>
-            </w:pPr>
-            <w:r>
-              <w:t xml:space="preserve">2.63</w:t>
-            </w:r>
-          </w:p>
-        </w:tc>
-        <w:tc>
-          <w:tcPr/>
-          <w:p>
-            <w:pPr>
-              <w:pStyle w:val="Compact"/>
-              <w:jc w:val="left"/>
-            </w:pPr>
-            <w:r>
-              <w:t xml:space="preserve">340 [263, 425]</w:t>
-            </w:r>
-          </w:p>
-        </w:tc>
-        <w:tc>
-          <w:tcPr/>
-          <w:p>
-            <w:pPr>
-              <w:pStyle w:val="Compact"/>
-              <w:jc w:val="left"/>
-            </w:pPr>
-            <w:r>
-              <w:t xml:space="preserve">2.56 [1.77, 3.51]</w:t>
-            </w:r>
-          </w:p>
-        </w:tc>
-        <w:tc>
-          <w:tcPr/>
-          <w:p>
-            <w:pPr>
-              <w:pStyle w:val="Compact"/>
-              <w:jc w:val="left"/>
-            </w:pPr>
-            <w:r>
-              <w:t xml:space="preserve">275 / 168</w:t>
+              <w:t xml:space="preserve">328 / 80</w:t>
+            </w:r>
+          </w:p>
+        </w:tc>
+        <w:tc>
+          <w:tcPr/>
+          <w:p>
+            <w:pPr>
+              <w:pStyle w:val="Compact"/>
+              <w:jc w:val="left"/>
+            </w:pPr>
+            <w:r>
+              <w:t xml:space="preserve">4.10</w:t>
+            </w:r>
+          </w:p>
+        </w:tc>
+        <w:tc>
+          <w:tcPr/>
+          <w:p>
+            <w:pPr>
+              <w:pStyle w:val="Compact"/>
+              <w:jc w:val="left"/>
+            </w:pPr>
+            <w:r>
+              <w:t xml:space="preserve">248 [213, 286]</w:t>
+            </w:r>
+          </w:p>
+        </w:tc>
+        <w:tc>
+          <w:tcPr/>
+          <w:p>
+            <w:pPr>
+              <w:pStyle w:val="Compact"/>
+              <w:jc w:val="left"/>
+            </w:pPr>
+            <w:r>
+              <w:t xml:space="preserve">0.97 [0.76, 1.19]</w:t>
+            </w:r>
+          </w:p>
+        </w:tc>
+        <w:tc>
+          <w:tcPr/>
+          <w:p>
+            <w:pPr>
+              <w:pStyle w:val="Compact"/>
+              <w:jc w:val="left"/>
+            </w:pPr>
+            <w:r>
+              <w:t xml:space="preserve">205 / 67</w:t>
             </w:r>
           </w:p>
         </w:tc>
@@ -5545,55 +5637,55 @@
               <w:jc w:val="left"/>
             </w:pPr>
             <w:r>
-              <w:t xml:space="preserve">478 / 192</w:t>
-            </w:r>
-          </w:p>
-        </w:tc>
-        <w:tc>
-          <w:tcPr/>
-          <w:p>
-            <w:pPr>
-              <w:pStyle w:val="Compact"/>
-              <w:jc w:val="left"/>
-            </w:pPr>
-            <w:r>
-              <w:t xml:space="preserve">2.49</w:t>
-            </w:r>
-          </w:p>
-        </w:tc>
-        <w:tc>
-          <w:tcPr/>
-          <w:p>
-            <w:pPr>
-              <w:pStyle w:val="Compact"/>
-              <w:jc w:val="left"/>
-            </w:pPr>
-            <w:r>
-              <w:t xml:space="preserve">286 [222, 359]</w:t>
-            </w:r>
-          </w:p>
-        </w:tc>
-        <w:tc>
-          <w:tcPr/>
-          <w:p>
-            <w:pPr>
-              <w:pStyle w:val="Compact"/>
-              <w:jc w:val="left"/>
-            </w:pPr>
-            <w:r>
-              <w:t xml:space="preserve">2.94 [2.12, 4.00]</w:t>
-            </w:r>
-          </w:p>
-        </w:tc>
-        <w:tc>
-          <w:tcPr/>
-          <w:p>
-            <w:pPr>
-              <w:pStyle w:val="Compact"/>
-              <w:jc w:val="left"/>
-            </w:pPr>
-            <w:r>
-              <w:t xml:space="preserve">268 / 160</w:t>
+              <w:t xml:space="preserve">276 / 77</w:t>
+            </w:r>
+          </w:p>
+        </w:tc>
+        <w:tc>
+          <w:tcPr/>
+          <w:p>
+            <w:pPr>
+              <w:pStyle w:val="Compact"/>
+              <w:jc w:val="left"/>
+            </w:pPr>
+            <w:r>
+              <w:t xml:space="preserve">3.57</w:t>
+            </w:r>
+          </w:p>
+        </w:tc>
+        <w:tc>
+          <w:tcPr/>
+          <w:p>
+            <w:pPr>
+              <w:pStyle w:val="Compact"/>
+              <w:jc w:val="left"/>
+            </w:pPr>
+            <w:r>
+              <w:t xml:space="preserve">199 [172, 228]</w:t>
+            </w:r>
+          </w:p>
+        </w:tc>
+        <w:tc>
+          <w:tcPr/>
+          <w:p>
+            <w:pPr>
+              <w:pStyle w:val="Compact"/>
+              <w:jc w:val="left"/>
+            </w:pPr>
+            <w:r>
+              <w:t xml:space="preserve">1.46 [1.17, 1.77]</w:t>
+            </w:r>
+          </w:p>
+        </w:tc>
+        <w:tc>
+          <w:tcPr/>
+          <w:p>
+            <w:pPr>
+              <w:pStyle w:val="Compact"/>
+              <w:jc w:val="left"/>
+            </w:pPr>
+            <w:r>
+              <w:t xml:space="preserve">184 / 65</w:t>
             </w:r>
           </w:p>
         </w:tc>
@@ -5619,55 +5711,55 @@
               <w:jc w:val="left"/>
             </w:pPr>
             <w:r>
-              <w:t xml:space="preserve">484 / 193</w:t>
-            </w:r>
-          </w:p>
-        </w:tc>
-        <w:tc>
-          <w:tcPr/>
-          <w:p>
-            <w:pPr>
-              <w:pStyle w:val="Compact"/>
-              <w:jc w:val="left"/>
-            </w:pPr>
-            <w:r>
-              <w:t xml:space="preserve">2.51</w:t>
-            </w:r>
-          </w:p>
-        </w:tc>
-        <w:tc>
-          <w:tcPr/>
-          <w:p>
-            <w:pPr>
-              <w:pStyle w:val="Compact"/>
-              <w:jc w:val="left"/>
-            </w:pPr>
-            <w:r>
-              <w:t xml:space="preserve">292 [232, 357]</w:t>
-            </w:r>
-          </w:p>
-        </w:tc>
-        <w:tc>
-          <w:tcPr/>
-          <w:p>
-            <w:pPr>
-              <w:pStyle w:val="Compact"/>
-              <w:jc w:val="left"/>
-            </w:pPr>
-            <w:r>
-              <w:t xml:space="preserve">2.96 [2.31, 3.73]</w:t>
-            </w:r>
-          </w:p>
-        </w:tc>
-        <w:tc>
-          <w:tcPr/>
-          <w:p>
-            <w:pPr>
-              <w:pStyle w:val="Compact"/>
-              <w:jc w:val="left"/>
-            </w:pPr>
-            <w:r>
-              <w:t xml:space="preserve">270 / 155</w:t>
+              <w:t xml:space="preserve">277 / 71</w:t>
+            </w:r>
+          </w:p>
+        </w:tc>
+        <w:tc>
+          <w:tcPr/>
+          <w:p>
+            <w:pPr>
+              <w:pStyle w:val="Compact"/>
+              <w:jc w:val="left"/>
+            </w:pPr>
+            <w:r>
+              <w:t xml:space="preserve">3.88</w:t>
+            </w:r>
+          </w:p>
+        </w:tc>
+        <w:tc>
+          <w:tcPr/>
+          <w:p>
+            <w:pPr>
+              <w:pStyle w:val="Compact"/>
+              <w:jc w:val="left"/>
+            </w:pPr>
+            <w:r>
+              <w:t xml:space="preserve">205 [176, 235]</w:t>
+            </w:r>
+          </w:p>
+        </w:tc>
+        <w:tc>
+          <w:tcPr/>
+          <w:p>
+            <w:pPr>
+              <w:pStyle w:val="Compact"/>
+              <w:jc w:val="left"/>
+            </w:pPr>
+            <w:r>
+              <w:t xml:space="preserve">1.25 [0.96, 1.55]</w:t>
+            </w:r>
+          </w:p>
+        </w:tc>
+        <w:tc>
+          <w:tcPr/>
+          <w:p>
+            <w:pPr>
+              <w:pStyle w:val="Compact"/>
+              <w:jc w:val="left"/>
+            </w:pPr>
+            <w:r>
+              <w:t xml:space="preserve">178 / 61</w:t>
             </w:r>
           </w:p>
         </w:tc>
@@ -5719,7 +5811,7 @@
         <w:t xml:space="preserve"> </w:t>
       </w:r>
       <w:r>
-        <w:t xml:space="preserve">of concentrated seeding stretching to almost ten hours.</w:t>
+        <w:t xml:space="preserve">of concentrated seeding stretching to more than seven hours.</w:t>
       </w:r>
     </w:p>
     <w:p>
@@ -5868,31 +5960,31 @@
               <w:jc w:val="left"/>
             </w:pPr>
             <w:r>
-              <w:t xml:space="preserve">172 / 82</w:t>
-            </w:r>
-          </w:p>
-        </w:tc>
-        <w:tc>
-          <w:tcPr/>
-          <w:p>
-            <w:pPr>
-              <w:pStyle w:val="Compact"/>
-              <w:jc w:val="left"/>
-            </w:pPr>
-            <w:r>
-              <w:t xml:space="preserve">90 [39, 152]</w:t>
-            </w:r>
-          </w:p>
-        </w:tc>
-        <w:tc>
-          <w:tcPr/>
-          <w:p>
-            <w:pPr>
-              <w:pStyle w:val="Compact"/>
-              <w:jc w:val="left"/>
-            </w:pPr>
-            <w:r>
-              <w:t xml:space="preserve">3.66 / 2.52</w:t>
+              <w:t xml:space="preserve">80 / 28</w:t>
+            </w:r>
+          </w:p>
+        </w:tc>
+        <w:tc>
+          <w:tcPr/>
+          <w:p>
+            <w:pPr>
+              <w:pStyle w:val="Compact"/>
+              <w:jc w:val="left"/>
+            </w:pPr>
+            <w:r>
+              <w:t xml:space="preserve">52 [42, 62]</w:t>
+            </w:r>
+          </w:p>
+        </w:tc>
+        <w:tc>
+          <w:tcPr/>
+          <w:p>
+            <w:pPr>
+              <w:pStyle w:val="Compact"/>
+              <w:jc w:val="left"/>
+            </w:pPr>
+            <w:r>
+              <w:t xml:space="preserve">2.32 / 2.05</w:t>
             </w:r>
           </w:p>
         </w:tc>
@@ -5930,31 +6022,31 @@
               <w:jc w:val="left"/>
             </w:pPr>
             <w:r>
-              <w:t xml:space="preserve">471 / 166</w:t>
-            </w:r>
-          </w:p>
-        </w:tc>
-        <w:tc>
-          <w:tcPr/>
-          <w:p>
-            <w:pPr>
-              <w:pStyle w:val="Compact"/>
-              <w:jc w:val="left"/>
-            </w:pPr>
-            <w:r>
-              <w:t xml:space="preserve">305 [206, 424]</w:t>
-            </w:r>
-          </w:p>
-        </w:tc>
-        <w:tc>
-          <w:tcPr/>
-          <w:p>
-            <w:pPr>
-              <w:pStyle w:val="Compact"/>
-              <w:jc w:val="left"/>
-            </w:pPr>
-            <w:r>
-              <w:t xml:space="preserve">9.77 / 5.15</w:t>
+              <w:t xml:space="preserve">256 / 59</w:t>
+            </w:r>
+          </w:p>
+        </w:tc>
+        <w:tc>
+          <w:tcPr/>
+          <w:p>
+            <w:pPr>
+              <w:pStyle w:val="Compact"/>
+              <w:jc w:val="left"/>
+            </w:pPr>
+            <w:r>
+              <w:t xml:space="preserve">197 [154, 242]</w:t>
+            </w:r>
+          </w:p>
+        </w:tc>
+        <w:tc>
+          <w:tcPr/>
+          <w:p>
+            <w:pPr>
+              <w:pStyle w:val="Compact"/>
+              <w:jc w:val="left"/>
+            </w:pPr>
+            <w:r>
+              <w:t xml:space="preserve">7.38 / 4.60</w:t>
             </w:r>
           </w:p>
         </w:tc>
@@ -5992,31 +6084,31 @@
               <w:jc w:val="left"/>
             </w:pPr>
             <w:r>
-              <w:t xml:space="preserve">261 / 122</w:t>
-            </w:r>
-          </w:p>
-        </w:tc>
-        <w:tc>
-          <w:tcPr/>
-          <w:p>
-            <w:pPr>
-              <w:pStyle w:val="Compact"/>
-              <w:jc w:val="left"/>
-            </w:pPr>
-            <w:r>
-              <w:t xml:space="preserve">139 [75, 213]</w:t>
-            </w:r>
-          </w:p>
-        </w:tc>
-        <w:tc>
-          <w:tcPr/>
-          <w:p>
-            <w:pPr>
-              <w:pStyle w:val="Compact"/>
-              <w:jc w:val="left"/>
-            </w:pPr>
-            <w:r>
-              <w:t xml:space="preserve">3.59 / 2.26</w:t>
+              <w:t xml:space="preserve">111 / 47</w:t>
+            </w:r>
+          </w:p>
+        </w:tc>
+        <w:tc>
+          <w:tcPr/>
+          <w:p>
+            <w:pPr>
+              <w:pStyle w:val="Compact"/>
+              <w:jc w:val="left"/>
+            </w:pPr>
+            <w:r>
+              <w:t xml:space="preserve">65 [48, 84]</w:t>
+            </w:r>
+          </w:p>
+        </w:tc>
+        <w:tc>
+          <w:tcPr/>
+          <w:p>
+            <w:pPr>
+              <w:pStyle w:val="Compact"/>
+              <w:jc w:val="left"/>
+            </w:pPr>
+            <w:r>
+              <w:t xml:space="preserve">2.49 / 2.17</w:t>
             </w:r>
           </w:p>
         </w:tc>
@@ -6054,31 +6146,31 @@
               <w:jc w:val="left"/>
             </w:pPr>
             <w:r>
-              <w:t xml:space="preserve">581 / 215</w:t>
-            </w:r>
-          </w:p>
-        </w:tc>
-        <w:tc>
-          <w:tcPr/>
-          <w:p>
-            <w:pPr>
-              <w:pStyle w:val="Compact"/>
-              <w:jc w:val="left"/>
-            </w:pPr>
-            <w:r>
-              <w:t xml:space="preserve">366 [280, 465]</w:t>
-            </w:r>
-          </w:p>
-        </w:tc>
-        <w:tc>
-          <w:tcPr/>
-          <w:p>
-            <w:pPr>
-              <w:pStyle w:val="Compact"/>
-              <w:jc w:val="left"/>
-            </w:pPr>
-            <w:r>
-              <w:t xml:space="preserve">5.15 / 2.47</w:t>
+              <w:t xml:space="preserve">338 / 83</w:t>
+            </w:r>
+          </w:p>
+        </w:tc>
+        <w:tc>
+          <w:tcPr/>
+          <w:p>
+            <w:pPr>
+              <w:pStyle w:val="Compact"/>
+              <w:jc w:val="left"/>
+            </w:pPr>
+            <w:r>
+              <w:t xml:space="preserve">255 [219, 294]</w:t>
+            </w:r>
+          </w:p>
+        </w:tc>
+        <w:tc>
+          <w:tcPr/>
+          <w:p>
+            <w:pPr>
+              <w:pStyle w:val="Compact"/>
+              <w:jc w:val="left"/>
+            </w:pPr>
+            <w:r>
+              <w:t xml:space="preserve">3.71 / 2.30</w:t>
             </w:r>
           </w:p>
         </w:tc>
@@ -6116,31 +6208,31 @@
               <w:jc w:val="left"/>
             </w:pPr>
             <w:r>
-              <w:t xml:space="preserve">299 / 144</w:t>
-            </w:r>
-          </w:p>
-        </w:tc>
-        <w:tc>
-          <w:tcPr/>
-          <w:p>
-            <w:pPr>
-              <w:pStyle w:val="Compact"/>
-              <w:jc w:val="left"/>
-            </w:pPr>
-            <w:r>
-              <w:t xml:space="preserve">155 [115, 201]</w:t>
-            </w:r>
-          </w:p>
-        </w:tc>
-        <w:tc>
-          <w:tcPr/>
-          <w:p>
-            <w:pPr>
-              <w:pStyle w:val="Compact"/>
-              <w:jc w:val="left"/>
-            </w:pPr>
-            <w:r>
-              <w:t xml:space="preserve">2.72 / 1.59</w:t>
+              <w:t xml:space="preserve">159 / 50</w:t>
+            </w:r>
+          </w:p>
+        </w:tc>
+        <w:tc>
+          <w:tcPr/>
+          <w:p>
+            <w:pPr>
+              <w:pStyle w:val="Compact"/>
+              <w:jc w:val="left"/>
+            </w:pPr>
+            <w:r>
+              <w:t xml:space="preserve">108 [91, 126]</w:t>
+            </w:r>
+          </w:p>
+        </w:tc>
+        <w:tc>
+          <w:tcPr/>
+          <w:p>
+            <w:pPr>
+              <w:pStyle w:val="Compact"/>
+              <w:jc w:val="left"/>
+            </w:pPr>
+            <w:r>
+              <w:t xml:space="preserve">2.50 / 1.71</w:t>
             </w:r>
           </w:p>
         </w:tc>
@@ -6178,31 +6270,31 @@
               <w:jc w:val="left"/>
             </w:pPr>
             <w:r>
-              <w:t xml:space="preserve">548 / 208</w:t>
-            </w:r>
-          </w:p>
-        </w:tc>
-        <w:tc>
-          <w:tcPr/>
-          <w:p>
-            <w:pPr>
-              <w:pStyle w:val="Compact"/>
-              <w:jc w:val="left"/>
-            </w:pPr>
-            <w:r>
-              <w:t xml:space="preserve">340 [263, 425]</w:t>
-            </w:r>
-          </w:p>
-        </w:tc>
-        <w:tc>
-          <w:tcPr/>
-          <w:p>
-            <w:pPr>
-              <w:pStyle w:val="Compact"/>
-              <w:jc w:val="left"/>
-            </w:pPr>
-            <w:r>
-              <w:t xml:space="preserve">4.23 / 1.67</w:t>
+              <w:t xml:space="preserve">342 / 81</w:t>
+            </w:r>
+          </w:p>
+        </w:tc>
+        <w:tc>
+          <w:tcPr/>
+          <w:p>
+            <w:pPr>
+              <w:pStyle w:val="Compact"/>
+              <w:jc w:val="left"/>
+            </w:pPr>
+            <w:r>
+              <w:t xml:space="preserve">260 [212, 312]</w:t>
+            </w:r>
+          </w:p>
+        </w:tc>
+        <w:tc>
+          <w:tcPr/>
+          <w:p>
+            <w:pPr>
+              <w:pStyle w:val="Compact"/>
+              <w:jc w:val="left"/>
+            </w:pPr>
+            <w:r>
+              <w:t xml:space="preserve">2.60 / 1.54</w:t>
             </w:r>
           </w:p>
         </w:tc>
@@ -6213,7 +6305,7 @@
         <w:pStyle w:val="BodyText"/>
       </w:pPr>
       <w:r>
-        <w:t xml:space="preserve">The answer to RQ2 is that, in this configuration, the timing mechanism did not change the ranking but roughly doubled the absolute differences between plans and enlarged the relative difference by about a fifth to a quarter, consistent with Conjecture 2. Where a decision turns on a threshold, for example whether the scale advantage exceeds the cost of contracting influencers, or where the trade-off band of Section 5.5 lies, differences of this size are decision-relevant.</w:t>
+        <w:t xml:space="preserve">The answer to RQ2 is that, in this configuration, the timing mechanism did not change the ranking but roughly doubled the absolute differences between plans and enlarged the relative difference by about a fifth to a third, consistent with Conjecture 2. Where a decision turns on a threshold, for example whether the scale advantage exceeds the cost of contracting influencers, or where the trade-off band of Section 5.5 lies, differences of this size are decision-relevant.</w:t>
       </w:r>
     </w:p>
     <w:bookmarkEnd w:id="37"/>
@@ -6300,7 +6392,7 @@
         </m:r>
       </m:oMath>
       <w:r>
-        <w:t xml:space="preserve">) was best or tied on every criterion. Under concave pricing (</w:t>
+        <w:t xml:space="preserve">) was best on every criterion. Under concave pricing (</w:t>
       </w:r>
       <m:oMath>
         <m:r>
@@ -6346,7 +6438,7 @@
         <w:t xml:space="preserve"> </w:t>
       </w:r>
       <w:r>
-        <w:t xml:space="preserve">follower-equivalents), the same budget bought only 88 to 102 ordinary accounts, and distributed seeding reached 30 to 35 adopters, about a tenth of concentrated seeding. Pricing therefore strengthens the case for concentration when</w:t>
+        <w:t xml:space="preserve">follower-equivalents), the same budget bought only 90 to 134 ordinary accounts, and distributed seeding reached 9 to 16 adopters, 6 to 10 percent of the reach of concentrated seeding. Pricing therefore strengthens the case for concentration when</w:t>
       </w:r>
       <w:r>
         <w:t xml:space="preserve"> </w:t>
@@ -6665,55 +6757,55 @@
               <w:jc w:val="left"/>
             </w:pPr>
             <w:r>
-              <w:t xml:space="preserve">427</w:t>
-            </w:r>
-          </w:p>
-        </w:tc>
-        <w:tc>
-          <w:tcPr/>
-          <w:p>
-            <w:pPr>
-              <w:pStyle w:val="Compact"/>
-              <w:jc w:val="left"/>
-            </w:pPr>
-            <w:r>
-              <w:t xml:space="preserve">137 (22)</w:t>
-            </w:r>
-          </w:p>
-        </w:tc>
-        <w:tc>
-          <w:tcPr/>
-          <w:p>
-            <w:pPr>
-              <w:pStyle w:val="Compact"/>
-              <w:jc w:val="left"/>
-            </w:pPr>
-            <w:r>
-              <w:t xml:space="preserve">110</w:t>
-            </w:r>
-          </w:p>
-        </w:tc>
-        <w:tc>
-          <w:tcPr/>
-          <w:p>
-            <w:pPr>
-              <w:pStyle w:val="Compact"/>
-              <w:jc w:val="left"/>
-            </w:pPr>
-            <w:r>
-              <w:t xml:space="preserve">42</w:t>
-            </w:r>
-          </w:p>
-        </w:tc>
-        <w:tc>
-          <w:tcPr/>
-          <w:p>
-            <w:pPr>
-              <w:pStyle w:val="Compact"/>
-              <w:jc w:val="left"/>
-            </w:pPr>
-            <w:r>
-              <w:t xml:space="preserve">1.55</w:t>
+              <w:t xml:space="preserve">629</w:t>
+            </w:r>
+          </w:p>
+        </w:tc>
+        <w:tc>
+          <w:tcPr/>
+          <w:p>
+            <w:pPr>
+              <w:pStyle w:val="Compact"/>
+              <w:jc w:val="left"/>
+            </w:pPr>
+            <w:r>
+              <w:t xml:space="preserve">50 (9)</w:t>
+            </w:r>
+          </w:p>
+        </w:tc>
+        <w:tc>
+          <w:tcPr/>
+          <w:p>
+            <w:pPr>
+              <w:pStyle w:val="Compact"/>
+              <w:jc w:val="left"/>
+            </w:pPr>
+            <w:r>
+              <w:t xml:space="preserve">38</w:t>
+            </w:r>
+          </w:p>
+        </w:tc>
+        <w:tc>
+          <w:tcPr/>
+          <w:p>
+            <w:pPr>
+              <w:pStyle w:val="Compact"/>
+              <w:jc w:val="left"/>
+            </w:pPr>
+            <w:r>
+              <w:t xml:space="preserve">15</w:t>
+            </w:r>
+          </w:p>
+        </w:tc>
+        <w:tc>
+          <w:tcPr/>
+          <w:p>
+            <w:pPr>
+              <w:pStyle w:val="Compact"/>
+              <w:jc w:val="left"/>
+            </w:pPr>
+            <w:r>
+              <w:t xml:space="preserve">1.71</w:t>
             </w:r>
           </w:p>
         </w:tc>
@@ -6747,55 +6839,55 @@
               <w:jc w:val="left"/>
             </w:pPr>
             <w:r>
-              <w:t xml:space="preserve">260</w:t>
-            </w:r>
-          </w:p>
-        </w:tc>
-        <w:tc>
-          <w:tcPr/>
-          <w:p>
-            <w:pPr>
-              <w:pStyle w:val="Compact"/>
-              <w:jc w:val="left"/>
-            </w:pPr>
-            <w:r>
-              <w:t xml:space="preserve">219 (90)</w:t>
-            </w:r>
-          </w:p>
-        </w:tc>
-        <w:tc>
-          <w:tcPr/>
-          <w:p>
-            <w:pPr>
-              <w:pStyle w:val="Compact"/>
-              <w:jc w:val="left"/>
-            </w:pPr>
-            <w:r>
-              <w:t xml:space="preserve">126</w:t>
-            </w:r>
-          </w:p>
-        </w:tc>
-        <w:tc>
-          <w:tcPr/>
-          <w:p>
-            <w:pPr>
-              <w:pStyle w:val="Compact"/>
-              <w:jc w:val="left"/>
-            </w:pPr>
-            <w:r>
-              <w:t xml:space="preserve">48</w:t>
-            </w:r>
-          </w:p>
-        </w:tc>
-        <w:tc>
-          <w:tcPr/>
-          <w:p>
-            <w:pPr>
-              <w:pStyle w:val="Compact"/>
-              <w:jc w:val="left"/>
-            </w:pPr>
-            <w:r>
-              <w:t xml:space="preserve">2.28</w:t>
+              <w:t xml:space="preserve">378</w:t>
+            </w:r>
+          </w:p>
+        </w:tc>
+        <w:tc>
+          <w:tcPr/>
+          <w:p>
+            <w:pPr>
+              <w:pStyle w:val="Compact"/>
+              <w:jc w:val="left"/>
+            </w:pPr>
+            <w:r>
+              <w:t xml:space="preserve">84 (27)</w:t>
+            </w:r>
+          </w:p>
+        </w:tc>
+        <w:tc>
+          <w:tcPr/>
+          <w:p>
+            <w:pPr>
+              <w:pStyle w:val="Compact"/>
+              <w:jc w:val="left"/>
+            </w:pPr>
+            <w:r>
+              <w:t xml:space="preserve">60</w:t>
+            </w:r>
+          </w:p>
+        </w:tc>
+        <w:tc>
+          <w:tcPr/>
+          <w:p>
+            <w:pPr>
+              <w:pStyle w:val="Compact"/>
+              <w:jc w:val="left"/>
+            </w:pPr>
+            <w:r>
+              <w:t xml:space="preserve">23</w:t>
+            </w:r>
+          </w:p>
+        </w:tc>
+        <w:tc>
+          <w:tcPr/>
+          <w:p>
+            <w:pPr>
+              <w:pStyle w:val="Compact"/>
+              <w:jc w:val="left"/>
+            </w:pPr>
+            <w:r>
+              <w:t xml:space="preserve">1.85</w:t>
             </w:r>
           </w:p>
         </w:tc>
@@ -6829,55 +6921,55 @@
               <w:jc w:val="left"/>
             </w:pPr>
             <w:r>
-              <w:t xml:space="preserve">118</w:t>
-            </w:r>
-          </w:p>
-        </w:tc>
-        <w:tc>
-          <w:tcPr/>
-          <w:p>
-            <w:pPr>
-              <w:pStyle w:val="Compact"/>
-              <w:jc w:val="left"/>
-            </w:pPr>
-            <w:r>
-              <w:t xml:space="preserve">282 (113)</w:t>
-            </w:r>
-          </w:p>
-        </w:tc>
-        <w:tc>
-          <w:tcPr/>
-          <w:p>
-            <w:pPr>
-              <w:pStyle w:val="Compact"/>
-              <w:jc w:val="left"/>
-            </w:pPr>
-            <w:r>
-              <w:t xml:space="preserve">133</w:t>
-            </w:r>
-          </w:p>
-        </w:tc>
-        <w:tc>
-          <w:tcPr/>
-          <w:p>
-            <w:pPr>
-              <w:pStyle w:val="Compact"/>
-              <w:jc w:val="left"/>
-            </w:pPr>
-            <w:r>
-              <w:t xml:space="preserve">52</w:t>
-            </w:r>
-          </w:p>
-        </w:tc>
-        <w:tc>
-          <w:tcPr/>
-          <w:p>
-            <w:pPr>
-              <w:pStyle w:val="Compact"/>
-              <w:jc w:val="left"/>
-            </w:pPr>
-            <w:r>
-              <w:t xml:space="preserve">2.76</w:t>
+              <w:t xml:space="preserve">180</w:t>
+            </w:r>
+          </w:p>
+        </w:tc>
+        <w:tc>
+          <w:tcPr/>
+          <w:p>
+            <w:pPr>
+              <w:pStyle w:val="Compact"/>
+              <w:jc w:val="left"/>
+            </w:pPr>
+            <w:r>
+              <w:t xml:space="preserve">133 (40)</w:t>
+            </w:r>
+          </w:p>
+        </w:tc>
+        <w:tc>
+          <w:tcPr/>
+          <w:p>
+            <w:pPr>
+              <w:pStyle w:val="Compact"/>
+              <w:jc w:val="left"/>
+            </w:pPr>
+            <w:r>
+              <w:t xml:space="preserve">85</w:t>
+            </w:r>
+          </w:p>
+        </w:tc>
+        <w:tc>
+          <w:tcPr/>
+          <w:p>
+            <w:pPr>
+              <w:pStyle w:val="Compact"/>
+              <w:jc w:val="left"/>
+            </w:pPr>
+            <w:r>
+              <w:t xml:space="preserve">30</w:t>
+            </w:r>
+          </w:p>
+        </w:tc>
+        <w:tc>
+          <w:tcPr/>
+          <w:p>
+            <w:pPr>
+              <w:pStyle w:val="Compact"/>
+              <w:jc w:val="left"/>
+            </w:pPr>
+            <w:r>
+              <w:t xml:space="preserve">2.33</w:t>
             </w:r>
           </w:p>
         </w:tc>
@@ -6923,43 +7015,43 @@
               <w:jc w:val="left"/>
             </w:pPr>
             <w:r>
-              <w:t xml:space="preserve">303 (128)</w:t>
-            </w:r>
-          </w:p>
-        </w:tc>
-        <w:tc>
-          <w:tcPr/>
-          <w:p>
-            <w:pPr>
-              <w:pStyle w:val="Compact"/>
-              <w:jc w:val="left"/>
-            </w:pPr>
-            <w:r>
-              <w:t xml:space="preserve">156</w:t>
-            </w:r>
-          </w:p>
-        </w:tc>
-        <w:tc>
-          <w:tcPr/>
-          <w:p>
-            <w:pPr>
-              <w:pStyle w:val="Compact"/>
-              <w:jc w:val="left"/>
-            </w:pPr>
-            <w:r>
-              <w:t xml:space="preserve">51</w:t>
-            </w:r>
-          </w:p>
-        </w:tc>
-        <w:tc>
-          <w:tcPr/>
-          <w:p>
-            <w:pPr>
-              <w:pStyle w:val="Compact"/>
-              <w:jc w:val="left"/>
-            </w:pPr>
-            <w:r>
-              <w:t xml:space="preserve">2.80</w:t>
+              <w:t xml:space="preserve">159 (38)</w:t>
+            </w:r>
+          </w:p>
+        </w:tc>
+        <w:tc>
+          <w:tcPr/>
+          <w:p>
+            <w:pPr>
+              <w:pStyle w:val="Compact"/>
+              <w:jc w:val="left"/>
+            </w:pPr>
+            <w:r>
+              <w:t xml:space="preserve">114</w:t>
+            </w:r>
+          </w:p>
+        </w:tc>
+        <w:tc>
+          <w:tcPr/>
+          <w:p>
+            <w:pPr>
+              <w:pStyle w:val="Compact"/>
+              <w:jc w:val="left"/>
+            </w:pPr>
+            <w:r>
+              <w:t xml:space="preserve">35</w:t>
+            </w:r>
+          </w:p>
+        </w:tc>
+        <w:tc>
+          <w:tcPr/>
+          <w:p>
+            <w:pPr>
+              <w:pStyle w:val="Compact"/>
+              <w:jc w:val="left"/>
+            </w:pPr>
+            <w:r>
+              <w:t xml:space="preserve">2.50</w:t>
             </w:r>
           </w:p>
         </w:tc>
@@ -7014,31 +7106,19 @@
               <w:jc w:val="left"/>
             </w:pPr>
             <w:r>
-              <w:t xml:space="preserve">102</w:t>
-            </w:r>
-          </w:p>
-        </w:tc>
-        <w:tc>
-          <w:tcPr/>
-          <w:p>
-            <w:pPr>
-              <w:pStyle w:val="Compact"/>
-              <w:jc w:val="left"/>
-            </w:pPr>
-            <w:r>
-              <w:t xml:space="preserve">35 (6)</w:t>
-            </w:r>
-          </w:p>
-        </w:tc>
-        <w:tc>
-          <w:tcPr/>
-          <w:p>
-            <w:pPr>
-              <w:pStyle w:val="Compact"/>
-              <w:jc w:val="left"/>
-            </w:pPr>
-            <w:r>
-              <w:t xml:space="preserve">28</w:t>
+              <w:t xml:space="preserve">134</w:t>
+            </w:r>
+          </w:p>
+        </w:tc>
+        <w:tc>
+          <w:tcPr/>
+          <w:p>
+            <w:pPr>
+              <w:pStyle w:val="Compact"/>
+              <w:jc w:val="left"/>
+            </w:pPr>
+            <w:r>
+              <w:t xml:space="preserve">16 (5)</w:t>
             </w:r>
           </w:p>
         </w:tc>
@@ -7062,7 +7142,19 @@
               <w:jc w:val="left"/>
             </w:pPr>
             <w:r>
-              <w:t xml:space="preserve">1.66</w:t>
+              <w:t xml:space="preserve">5</w:t>
+            </w:r>
+          </w:p>
+        </w:tc>
+        <w:tc>
+          <w:tcPr/>
+          <w:p>
+            <w:pPr>
+              <w:pStyle w:val="Compact"/>
+              <w:jc w:val="left"/>
+            </w:pPr>
+            <w:r>
+              <w:t xml:space="preserve">1.76</w:t>
             </w:r>
           </w:p>
         </w:tc>
@@ -7096,55 +7188,55 @@
               <w:jc w:val="left"/>
             </w:pPr>
             <w:r>
-              <w:t xml:space="preserve">65</w:t>
-            </w:r>
-          </w:p>
-        </w:tc>
-        <w:tc>
-          <w:tcPr/>
-          <w:p>
-            <w:pPr>
-              <w:pStyle w:val="Compact"/>
-              <w:jc w:val="left"/>
-            </w:pPr>
-            <w:r>
-              <w:t xml:space="preserve">174 (132)</w:t>
-            </w:r>
-          </w:p>
-        </w:tc>
-        <w:tc>
-          <w:tcPr/>
-          <w:p>
-            <w:pPr>
-              <w:pStyle w:val="Compact"/>
-              <w:jc w:val="left"/>
-            </w:pPr>
-            <w:r>
-              <w:t xml:space="preserve">74</w:t>
-            </w:r>
-          </w:p>
-        </w:tc>
-        <w:tc>
-          <w:tcPr/>
-          <w:p>
-            <w:pPr>
-              <w:pStyle w:val="Compact"/>
-              <w:jc w:val="left"/>
-            </w:pPr>
-            <w:r>
-              <w:t xml:space="preserve">30</w:t>
-            </w:r>
-          </w:p>
-        </w:tc>
-        <w:tc>
-          <w:tcPr/>
-          <w:p>
-            <w:pPr>
-              <w:pStyle w:val="Compact"/>
-              <w:jc w:val="left"/>
-            </w:pPr>
-            <w:r>
-              <w:t xml:space="preserve">2.53</w:t>
+              <w:t xml:space="preserve">84</w:t>
+            </w:r>
+          </w:p>
+        </w:tc>
+        <w:tc>
+          <w:tcPr/>
+          <w:p>
+            <w:pPr>
+              <w:pStyle w:val="Compact"/>
+              <w:jc w:val="left"/>
+            </w:pPr>
+            <w:r>
+              <w:t xml:space="preserve">78 (44)</w:t>
+            </w:r>
+          </w:p>
+        </w:tc>
+        <w:tc>
+          <w:tcPr/>
+          <w:p>
+            <w:pPr>
+              <w:pStyle w:val="Compact"/>
+              <w:jc w:val="left"/>
+            </w:pPr>
+            <w:r>
+              <w:t xml:space="preserve">34</w:t>
+            </w:r>
+          </w:p>
+        </w:tc>
+        <w:tc>
+          <w:tcPr/>
+          <w:p>
+            <w:pPr>
+              <w:pStyle w:val="Compact"/>
+              <w:jc w:val="left"/>
+            </w:pPr>
+            <w:r>
+              <w:t xml:space="preserve">16</w:t>
+            </w:r>
+          </w:p>
+        </w:tc>
+        <w:tc>
+          <w:tcPr/>
+          <w:p>
+            <w:pPr>
+              <w:pStyle w:val="Compact"/>
+              <w:jc w:val="left"/>
+            </w:pPr>
+            <w:r>
+              <w:t xml:space="preserve">2.33</w:t>
             </w:r>
           </w:p>
         </w:tc>
@@ -7178,55 +7270,55 @@
               <w:jc w:val="left"/>
             </w:pPr>
             <w:r>
-              <w:t xml:space="preserve">32</w:t>
-            </w:r>
-          </w:p>
-        </w:tc>
-        <w:tc>
-          <w:tcPr/>
-          <w:p>
-            <w:pPr>
-              <w:pStyle w:val="Compact"/>
-              <w:jc w:val="left"/>
-            </w:pPr>
-            <w:r>
-              <w:t xml:space="preserve">248 (121)</w:t>
-            </w:r>
-          </w:p>
-        </w:tc>
-        <w:tc>
-          <w:tcPr/>
-          <w:p>
-            <w:pPr>
-              <w:pStyle w:val="Compact"/>
-              <w:jc w:val="left"/>
-            </w:pPr>
-            <w:r>
-              <w:t xml:space="preserve">119</w:t>
-            </w:r>
-          </w:p>
-        </w:tc>
-        <w:tc>
-          <w:tcPr/>
-          <w:p>
-            <w:pPr>
-              <w:pStyle w:val="Compact"/>
-              <w:jc w:val="left"/>
-            </w:pPr>
-            <w:r>
-              <w:t xml:space="preserve">42</w:t>
-            </w:r>
-          </w:p>
-        </w:tc>
-        <w:tc>
-          <w:tcPr/>
-          <w:p>
-            <w:pPr>
-              <w:pStyle w:val="Compact"/>
-              <w:jc w:val="left"/>
-            </w:pPr>
-            <w:r>
-              <w:t xml:space="preserve">2.76</w:t>
+              <w:t xml:space="preserve">41</w:t>
+            </w:r>
+          </w:p>
+        </w:tc>
+        <w:tc>
+          <w:tcPr/>
+          <w:p>
+            <w:pPr>
+              <w:pStyle w:val="Compact"/>
+              <w:jc w:val="left"/>
+            </w:pPr>
+            <w:r>
+              <w:t xml:space="preserve">116 (36)</w:t>
+            </w:r>
+          </w:p>
+        </w:tc>
+        <w:tc>
+          <w:tcPr/>
+          <w:p>
+            <w:pPr>
+              <w:pStyle w:val="Compact"/>
+              <w:jc w:val="left"/>
+            </w:pPr>
+            <w:r>
+              <w:t xml:space="preserve">70</w:t>
+            </w:r>
+          </w:p>
+        </w:tc>
+        <w:tc>
+          <w:tcPr/>
+          <w:p>
+            <w:pPr>
+              <w:pStyle w:val="Compact"/>
+              <w:jc w:val="left"/>
+            </w:pPr>
+            <w:r>
+              <w:t xml:space="preserve">25</w:t>
+            </w:r>
+          </w:p>
+        </w:tc>
+        <w:tc>
+          <w:tcPr/>
+          <w:p>
+            <w:pPr>
+              <w:pStyle w:val="Compact"/>
+              <w:jc w:val="left"/>
+            </w:pPr>
+            <w:r>
+              <w:t xml:space="preserve">2.33</w:t>
             </w:r>
           </w:p>
         </w:tc>
@@ -7272,43 +7364,43 @@
               <w:jc w:val="left"/>
             </w:pPr>
             <w:r>
-              <w:t xml:space="preserve">303 (128)</w:t>
-            </w:r>
-          </w:p>
-        </w:tc>
-        <w:tc>
-          <w:tcPr/>
-          <w:p>
-            <w:pPr>
-              <w:pStyle w:val="Compact"/>
-              <w:jc w:val="left"/>
-            </w:pPr>
-            <w:r>
-              <w:t xml:space="preserve">156</w:t>
-            </w:r>
-          </w:p>
-        </w:tc>
-        <w:tc>
-          <w:tcPr/>
-          <w:p>
-            <w:pPr>
-              <w:pStyle w:val="Compact"/>
-              <w:jc w:val="left"/>
-            </w:pPr>
-            <w:r>
-              <w:t xml:space="preserve">51</w:t>
-            </w:r>
-          </w:p>
-        </w:tc>
-        <w:tc>
-          <w:tcPr/>
-          <w:p>
-            <w:pPr>
-              <w:pStyle w:val="Compact"/>
-              <w:jc w:val="left"/>
-            </w:pPr>
-            <w:r>
-              <w:t xml:space="preserve">2.80</w:t>
+              <w:t xml:space="preserve">159 (38)</w:t>
+            </w:r>
+          </w:p>
+        </w:tc>
+        <w:tc>
+          <w:tcPr/>
+          <w:p>
+            <w:pPr>
+              <w:pStyle w:val="Compact"/>
+              <w:jc w:val="left"/>
+            </w:pPr>
+            <w:r>
+              <w:t xml:space="preserve">114</w:t>
+            </w:r>
+          </w:p>
+        </w:tc>
+        <w:tc>
+          <w:tcPr/>
+          <w:p>
+            <w:pPr>
+              <w:pStyle w:val="Compact"/>
+              <w:jc w:val="left"/>
+            </w:pPr>
+            <w:r>
+              <w:t xml:space="preserve">35</w:t>
+            </w:r>
+          </w:p>
+        </w:tc>
+        <w:tc>
+          <w:tcPr/>
+          <w:p>
+            <w:pPr>
+              <w:pStyle w:val="Compact"/>
+              <w:jc w:val="left"/>
+            </w:pPr>
+            <w:r>
+              <w:t xml:space="preserve">2.50</w:t>
             </w:r>
           </w:p>
         </w:tc>
@@ -7363,55 +7455,55 @@
               <w:jc w:val="left"/>
             </w:pPr>
             <w:r>
-              <w:t xml:space="preserve">88</w:t>
-            </w:r>
-          </w:p>
-        </w:tc>
-        <w:tc>
-          <w:tcPr/>
-          <w:p>
-            <w:pPr>
-              <w:pStyle w:val="Compact"/>
-              <w:jc w:val="left"/>
-            </w:pPr>
-            <w:r>
-              <w:t xml:space="preserve">30 (7)</w:t>
-            </w:r>
-          </w:p>
-        </w:tc>
-        <w:tc>
-          <w:tcPr/>
-          <w:p>
-            <w:pPr>
-              <w:pStyle w:val="Compact"/>
-              <w:jc w:val="left"/>
-            </w:pPr>
-            <w:r>
-              <w:t xml:space="preserve">21</w:t>
-            </w:r>
-          </w:p>
-        </w:tc>
-        <w:tc>
-          <w:tcPr/>
-          <w:p>
-            <w:pPr>
-              <w:pStyle w:val="Compact"/>
-              <w:jc w:val="left"/>
-            </w:pPr>
-            <w:r>
-              <w:t xml:space="preserve">9</w:t>
-            </w:r>
-          </w:p>
-        </w:tc>
-        <w:tc>
-          <w:tcPr/>
-          <w:p>
-            <w:pPr>
-              <w:pStyle w:val="Compact"/>
-              <w:jc w:val="left"/>
-            </w:pPr>
-            <w:r>
-              <w:t xml:space="preserve">1.53</w:t>
+              <w:t xml:space="preserve">90</w:t>
+            </w:r>
+          </w:p>
+        </w:tc>
+        <w:tc>
+          <w:tcPr/>
+          <w:p>
+            <w:pPr>
+              <w:pStyle w:val="Compact"/>
+              <w:jc w:val="left"/>
+            </w:pPr>
+            <w:r>
+              <w:t xml:space="preserve">9 (5)</w:t>
+            </w:r>
+          </w:p>
+        </w:tc>
+        <w:tc>
+          <w:tcPr/>
+          <w:p>
+            <w:pPr>
+              <w:pStyle w:val="Compact"/>
+              <w:jc w:val="left"/>
+            </w:pPr>
+            <w:r>
+              <w:t xml:space="preserve">4</w:t>
+            </w:r>
+          </w:p>
+        </w:tc>
+        <w:tc>
+          <w:tcPr/>
+          <w:p>
+            <w:pPr>
+              <w:pStyle w:val="Compact"/>
+              <w:jc w:val="left"/>
+            </w:pPr>
+            <w:r>
+              <w:t xml:space="preserve">3</w:t>
+            </w:r>
+          </w:p>
+        </w:tc>
+        <w:tc>
+          <w:tcPr/>
+          <w:p>
+            <w:pPr>
+              <w:pStyle w:val="Compact"/>
+              <w:jc w:val="left"/>
+            </w:pPr>
+            <w:r>
+              <w:t xml:space="preserve">1.65</w:t>
             </w:r>
           </w:p>
         </w:tc>
@@ -7457,43 +7549,43 @@
               <w:jc w:val="left"/>
             </w:pPr>
             <w:r>
-              <w:t xml:space="preserve">179 (112)</w:t>
-            </w:r>
-          </w:p>
-        </w:tc>
-        <w:tc>
-          <w:tcPr/>
-          <w:p>
-            <w:pPr>
-              <w:pStyle w:val="Compact"/>
-              <w:jc w:val="left"/>
-            </w:pPr>
-            <w:r>
-              <w:t xml:space="preserve">73</w:t>
-            </w:r>
-          </w:p>
-        </w:tc>
-        <w:tc>
-          <w:tcPr/>
-          <w:p>
-            <w:pPr>
-              <w:pStyle w:val="Compact"/>
-              <w:jc w:val="left"/>
-            </w:pPr>
-            <w:r>
-              <w:t xml:space="preserve">30</w:t>
-            </w:r>
-          </w:p>
-        </w:tc>
-        <w:tc>
-          <w:tcPr/>
-          <w:p>
-            <w:pPr>
-              <w:pStyle w:val="Compact"/>
-              <w:jc w:val="left"/>
-            </w:pPr>
-            <w:r>
-              <w:t xml:space="preserve">2.75</w:t>
+              <w:t xml:space="preserve">77 (43)</w:t>
+            </w:r>
+          </w:p>
+        </w:tc>
+        <w:tc>
+          <w:tcPr/>
+          <w:p>
+            <w:pPr>
+              <w:pStyle w:val="Compact"/>
+              <w:jc w:val="left"/>
+            </w:pPr>
+            <w:r>
+              <w:t xml:space="preserve">38</w:t>
+            </w:r>
+          </w:p>
+        </w:tc>
+        <w:tc>
+          <w:tcPr/>
+          <w:p>
+            <w:pPr>
+              <w:pStyle w:val="Compact"/>
+              <w:jc w:val="left"/>
+            </w:pPr>
+            <w:r>
+              <w:t xml:space="preserve">17</w:t>
+            </w:r>
+          </w:p>
+        </w:tc>
+        <w:tc>
+          <w:tcPr/>
+          <w:p>
+            <w:pPr>
+              <w:pStyle w:val="Compact"/>
+              <w:jc w:val="left"/>
+            </w:pPr>
+            <w:r>
+              <w:t xml:space="preserve">2.19</w:t>
             </w:r>
           </w:p>
         </w:tc>
@@ -7527,55 +7619,55 @@
               <w:jc w:val="left"/>
             </w:pPr>
             <w:r>
-              <w:t xml:space="preserve">26</w:t>
-            </w:r>
-          </w:p>
-        </w:tc>
-        <w:tc>
-          <w:tcPr/>
-          <w:p>
-            <w:pPr>
-              <w:pStyle w:val="Compact"/>
-              <w:jc w:val="left"/>
-            </w:pPr>
-            <w:r>
-              <w:t xml:space="preserve">252 (122)</w:t>
-            </w:r>
-          </w:p>
-        </w:tc>
-        <w:tc>
-          <w:tcPr/>
-          <w:p>
-            <w:pPr>
-              <w:pStyle w:val="Compact"/>
-              <w:jc w:val="left"/>
-            </w:pPr>
-            <w:r>
-              <w:t xml:space="preserve">126</w:t>
-            </w:r>
-          </w:p>
-        </w:tc>
-        <w:tc>
-          <w:tcPr/>
-          <w:p>
-            <w:pPr>
-              <w:pStyle w:val="Compact"/>
-              <w:jc w:val="left"/>
-            </w:pPr>
-            <w:r>
-              <w:t xml:space="preserve">42</w:t>
-            </w:r>
-          </w:p>
-        </w:tc>
-        <w:tc>
-          <w:tcPr/>
-          <w:p>
-            <w:pPr>
-              <w:pStyle w:val="Compact"/>
-              <w:jc w:val="left"/>
-            </w:pPr>
-            <w:r>
-              <w:t xml:space="preserve">2.84</w:t>
+              <w:t xml:space="preserve">27</w:t>
+            </w:r>
+          </w:p>
+        </w:tc>
+        <w:tc>
+          <w:tcPr/>
+          <w:p>
+            <w:pPr>
+              <w:pStyle w:val="Compact"/>
+              <w:jc w:val="left"/>
+            </w:pPr>
+            <w:r>
+              <w:t xml:space="preserve">126 (55)</w:t>
+            </w:r>
+          </w:p>
+        </w:tc>
+        <w:tc>
+          <w:tcPr/>
+          <w:p>
+            <w:pPr>
+              <w:pStyle w:val="Compact"/>
+              <w:jc w:val="left"/>
+            </w:pPr>
+            <w:r>
+              <w:t xml:space="preserve">76</w:t>
+            </w:r>
+          </w:p>
+        </w:tc>
+        <w:tc>
+          <w:tcPr/>
+          <w:p>
+            <w:pPr>
+              <w:pStyle w:val="Compact"/>
+              <w:jc w:val="left"/>
+            </w:pPr>
+            <w:r>
+              <w:t xml:space="preserve">27</w:t>
+            </w:r>
+          </w:p>
+        </w:tc>
+        <w:tc>
+          <w:tcPr/>
+          <w:p>
+            <w:pPr>
+              <w:pStyle w:val="Compact"/>
+              <w:jc w:val="left"/>
+            </w:pPr>
+            <w:r>
+              <w:t xml:space="preserve">2.31</w:t>
             </w:r>
           </w:p>
         </w:tc>
@@ -7621,43 +7713,43 @@
               <w:jc w:val="left"/>
             </w:pPr>
             <w:r>
-              <w:t xml:space="preserve">303 (128)</w:t>
-            </w:r>
-          </w:p>
-        </w:tc>
-        <w:tc>
-          <w:tcPr/>
-          <w:p>
-            <w:pPr>
-              <w:pStyle w:val="Compact"/>
-              <w:jc w:val="left"/>
-            </w:pPr>
-            <w:r>
-              <w:t xml:space="preserve">156</w:t>
-            </w:r>
-          </w:p>
-        </w:tc>
-        <w:tc>
-          <w:tcPr/>
-          <w:p>
-            <w:pPr>
-              <w:pStyle w:val="Compact"/>
-              <w:jc w:val="left"/>
-            </w:pPr>
-            <w:r>
-              <w:t xml:space="preserve">51</w:t>
-            </w:r>
-          </w:p>
-        </w:tc>
-        <w:tc>
-          <w:tcPr/>
-          <w:p>
-            <w:pPr>
-              <w:pStyle w:val="Compact"/>
-              <w:jc w:val="left"/>
-            </w:pPr>
-            <w:r>
-              <w:t xml:space="preserve">2.80</w:t>
+              <w:t xml:space="preserve">159 (38)</w:t>
+            </w:r>
+          </w:p>
+        </w:tc>
+        <w:tc>
+          <w:tcPr/>
+          <w:p>
+            <w:pPr>
+              <w:pStyle w:val="Compact"/>
+              <w:jc w:val="left"/>
+            </w:pPr>
+            <w:r>
+              <w:t xml:space="preserve">114</w:t>
+            </w:r>
+          </w:p>
+        </w:tc>
+        <w:tc>
+          <w:tcPr/>
+          <w:p>
+            <w:pPr>
+              <w:pStyle w:val="Compact"/>
+              <w:jc w:val="left"/>
+            </w:pPr>
+            <w:r>
+              <w:t xml:space="preserve">35</w:t>
+            </w:r>
+          </w:p>
+        </w:tc>
+        <w:tc>
+          <w:tcPr/>
+          <w:p>
+            <w:pPr>
+              <w:pStyle w:val="Compact"/>
+              <w:jc w:val="left"/>
+            </w:pPr>
+            <w:r>
+              <w:t xml:space="preserve">2.50</w:t>
             </w:r>
           </w:p>
         </w:tc>
@@ -7729,36 +7821,7 @@
         <w:t xml:space="preserve"> </w:t>
       </w:r>
       <w:r>
-        <w:t xml:space="preserve">per hour and on</w:t>
-      </w:r>
-      <w:r>
-        <w:t xml:space="preserve"> </w:t>
-      </w:r>
-      <m:oMath>
-        <m:r>
-          <m:t>C</m:t>
-        </m:r>
-        <m:r>
-          <m:t>V</m:t>
-        </m:r>
-        <m:r>
-          <m:t>a</m:t>
-        </m:r>
-        <m:sSub>
-          <m:e>
-            <m:r>
-              <m:t>R</m:t>
-            </m:r>
-          </m:e>
-          <m:sub>
-            <m:r>
-              <m:t>0.2</m:t>
-            </m:r>
-          </m:sub>
-        </m:sSub>
-      </m:oMath>
-      <w:r>
-        <w:t xml:space="preserve">, concentrated seeding lost its advantage near</w:t>
+        <w:t xml:space="preserve">per hour, the advantage of concentration shrank from 18.2 at</w:t>
       </w:r>
       <w:r>
         <w:t xml:space="preserve"> </w:t>
@@ -7774,11 +7837,14 @@
           <m:t>=</m:t>
         </m:r>
         <m:r>
-          <m:t>0.1</m:t>
-        </m:r>
-      </m:oMath>
-      <w:r>
-        <w:t xml:space="preserve">, and distributed seeding was clearly better from</w:t>
+          <m:t>0</m:t>
+        </m:r>
+      </m:oMath>
+      <w:r>
+        <w:t xml:space="preserve"> </w:t>
+      </w:r>
+      <w:r>
+        <w:t xml:space="preserve">to 3.2 [0.1, 6.5] at</w:t>
       </w:r>
       <w:r>
         <w:t xml:space="preserve"> </w:t>
@@ -7794,11 +7860,11 @@
           <m:t>=</m:t>
         </m:r>
         <m:r>
-          <m:t>0.15</m:t>
-        </m:r>
-      </m:oMath>
-      <w:r>
-        <w:t xml:space="preserve">. On expected final reach, concentrated seeding kept a nominal advantage up to</w:t>
+          <m:t>0.2</m:t>
+        </m:r>
+      </m:oMath>
+      <w:r>
+        <w:t xml:space="preserve">, was indistinguishable from zero at 0.25 and 0.30, and distributed seeding was clearly better from</w:t>
       </w:r>
       <w:r>
         <w:t xml:space="preserve"> </w:t>
@@ -7814,11 +7880,46 @@
           <m:t>=</m:t>
         </m:r>
         <m:r>
-          <m:t>0.25</m:t>
-        </m:r>
-      </m:oMath>
-      <w:r>
-        <w:t xml:space="preserve">, although the interval included zero from</w:t>
+          <m:t>0.35</m:t>
+        </m:r>
+      </m:oMath>
+      <w:r>
+        <w:t xml:space="preserve"> </w:t>
+      </w:r>
+      <w:r>
+        <w:t xml:space="preserve">(−5.0 [−6.8, −3.2]). On</w:t>
+      </w:r>
+      <w:r>
+        <w:t xml:space="preserve"> </w:t>
+      </w:r>
+      <m:oMath>
+        <m:r>
+          <m:t>C</m:t>
+        </m:r>
+        <m:r>
+          <m:t>V</m:t>
+        </m:r>
+        <m:r>
+          <m:t>a</m:t>
+        </m:r>
+        <m:sSub>
+          <m:e>
+            <m:r>
+              <m:t>R</m:t>
+            </m:r>
+          </m:e>
+          <m:sub>
+            <m:r>
+              <m:t>0.2</m:t>
+            </m:r>
+          </m:sub>
+        </m:sSub>
+      </m:oMath>
+      <w:r>
+        <w:t xml:space="preserve"> </w:t>
+      </w:r>
+      <w:r>
+        <w:t xml:space="preserve">the plans were close at 0.30 (57 vs. 54) and distributed seeding was better from 0.35 (48 vs. 59). The two plans were tied in adopters after one hour at</w:t>
       </w:r>
       <w:r>
         <w:t xml:space="preserve"> </w:t>
@@ -7834,11 +7935,11 @@
           <m:t>=</m:t>
         </m:r>
         <m:r>
-          <m:t>0.15</m:t>
-        </m:r>
-      </m:oMath>
-      <w:r>
-        <w:t xml:space="preserve">, and distributed seeding was clearly better from</w:t>
+          <m:t>0.25</m:t>
+        </m:r>
+      </m:oMath>
+      <w:r>
+        <w:t xml:space="preserve">, and distributed seeding led from 0.30. On expected final reach, concentrated seeding kept a clear advantage up to</w:t>
       </w:r>
       <w:r>
         <w:t xml:space="preserve"> </w:t>
@@ -7854,11 +7955,14 @@
           <m:t>=</m:t>
         </m:r>
         <m:r>
-          <m:t>0.3</m:t>
-        </m:r>
-      </m:oMath>
-      <w:r>
-        <w:t xml:space="preserve">. At</w:t>
+          <m:t>0.30</m:t>
+        </m:r>
+      </m:oMath>
+      <w:r>
+        <w:t xml:space="preserve"> </w:t>
+      </w:r>
+      <w:r>
+        <w:t xml:space="preserve">(18 [4, 33]); the difference was indistinguishable from zero from 0.35 to 0.45 (9, −5, and −7), and distributed seeding was clearly better from 0.50 (−19 [−33, −1]) and at 0.60 (−33 [−41, −24]). At</w:t>
       </w:r>
       <w:r>
         <w:t xml:space="preserve"> </w:t>
@@ -7874,11 +7978,11 @@
           <m:t>=</m:t>
         </m:r>
         <m:r>
-          <m:t>0.3</m:t>
-        </m:r>
-      </m:oMath>
-      <w:r>
-        <w:t xml:space="preserve">, distributed seeding produced more adopters (175 vs. 123), led at every hour, and had better worst-case outcomes (</w:t>
+          <m:t>0.5</m:t>
+        </m:r>
+      </m:oMath>
+      <w:r>
+        <w:t xml:space="preserve">, distributed seeding produced more adopters (74 vs. 55) and had better worst-case outcomes (</w:t>
       </w:r>
       <m:oMath>
         <m:r>
@@ -7907,7 +8011,7 @@
         <w:t xml:space="preserve"> </w:t>
       </w:r>
       <w:r>
-        <w:t xml:space="preserve">of 136 vs. 67).</w:t>
+        <w:t xml:space="preserve">of 59 vs. 33).</w:t>
       </w:r>
     </w:p>
     <w:p>
@@ -7945,7 +8049,7 @@
           <w:bCs/>
           <w:b/>
         </w:rPr>
-        <w:t xml:space="preserve">(Equal-Link Budget, 15 Paired Replications)</w:t>
+        <w:t xml:space="preserve">(Equal-Link Budget)</w:t>
       </w:r>
     </w:p>
     <w:tbl>
@@ -7956,13 +8060,14 @@
         <w:jc w:val="start"/>
       </w:tblPr>
       <w:tblGrid>
-        <w:gridCol w:w="1131"/>
-        <w:gridCol w:w="1131"/>
-        <w:gridCol w:w="1131"/>
-        <w:gridCol w:w="1131"/>
-        <w:gridCol w:w="1131"/>
-        <w:gridCol w:w="1131"/>
-        <w:gridCol w:w="1131"/>
+        <w:gridCol w:w="990"/>
+        <w:gridCol w:w="990"/>
+        <w:gridCol w:w="990"/>
+        <w:gridCol w:w="990"/>
+        <w:gridCol w:w="990"/>
+        <w:gridCol w:w="990"/>
+        <w:gridCol w:w="990"/>
+        <w:gridCol w:w="990"/>
       </w:tblGrid>
       <w:tr>
         <w:trPr>
@@ -7980,6 +8085,18 @@
                 <m:t>β</m:t>
               </m:r>
             </m:oMath>
+          </w:p>
+        </w:tc>
+        <w:tc>
+          <w:tcPr/>
+          <w:p>
+            <w:pPr>
+              <w:pStyle w:val="Compact"/>
+              <w:jc w:val="left"/>
+            </w:pPr>
+            <w:r>
+              <w:t xml:space="preserve">Replications</w:t>
+            </w:r>
           </w:p>
         </w:tc>
         <w:tc>
@@ -8150,19 +8267,31 @@
               <w:jc w:val="left"/>
             </w:pPr>
             <w:r>
-              <w:t xml:space="preserve">289 / 133</w:t>
-            </w:r>
-          </w:p>
-        </w:tc>
-        <w:tc>
-          <w:tcPr/>
-          <w:p>
-            <w:pPr>
-              <w:pStyle w:val="Compact"/>
-              <w:jc w:val="left"/>
-            </w:pPr>
-            <w:r>
-              <w:t xml:space="preserve">157 [100, 218]</w:t>
+              <w:t xml:space="preserve">15</w:t>
+            </w:r>
+          </w:p>
+        </w:tc>
+        <w:tc>
+          <w:tcPr/>
+          <w:p>
+            <w:pPr>
+              <w:pStyle w:val="Compact"/>
+              <w:jc w:val="left"/>
+            </w:pPr>
+            <w:r>
+              <w:t xml:space="preserve">157 / 53</w:t>
+            </w:r>
+          </w:p>
+        </w:tc>
+        <w:tc>
+          <w:tcPr/>
+          <w:p>
+            <w:pPr>
+              <w:pStyle w:val="Compact"/>
+              <w:jc w:val="left"/>
+            </w:pPr>
+            <w:r>
+              <w:t xml:space="preserve">104 [86, 120]</w:t>
             </w:r>
           </w:p>
         </w:tc>
@@ -8186,31 +8315,31 @@
               <w:jc w:val="left"/>
             </w:pPr>
             <w:r>
-              <w:t xml:space="preserve">7.8 [2.2, 14.1]</w:t>
-            </w:r>
-          </w:p>
-        </w:tc>
-        <w:tc>
-          <w:tcPr/>
-          <w:p>
-            <w:pPr>
-              <w:pStyle w:val="Compact"/>
-              <w:jc w:val="left"/>
-            </w:pPr>
-            <w:r>
-              <w:t xml:space="preserve">147 / 105</w:t>
-            </w:r>
-          </w:p>
-        </w:tc>
-        <w:tc>
-          <w:tcPr/>
-          <w:p>
-            <w:pPr>
-              <w:pStyle w:val="Compact"/>
-              <w:jc w:val="left"/>
-            </w:pPr>
-            <w:r>
-              <w:t xml:space="preserve">51 / 49</w:t>
+              <w:t xml:space="preserve">18.2 [14.6, 22.1]</w:t>
+            </w:r>
+          </w:p>
+        </w:tc>
+        <w:tc>
+          <w:tcPr/>
+          <w:p>
+            <w:pPr>
+              <w:pStyle w:val="Compact"/>
+              <w:jc w:val="left"/>
+            </w:pPr>
+            <w:r>
+              <w:t xml:space="preserve">108 / 42</w:t>
+            </w:r>
+          </w:p>
+        </w:tc>
+        <w:tc>
+          <w:tcPr/>
+          <w:p>
+            <w:pPr>
+              <w:pStyle w:val="Compact"/>
+              <w:jc w:val="left"/>
+            </w:pPr>
+            <w:r>
+              <w:t xml:space="preserve">37 / 18</w:t>
             </w:r>
           </w:p>
         </w:tc>
@@ -8236,67 +8365,79 @@
               <w:jc w:val="left"/>
             </w:pPr>
             <w:r>
-              <w:t xml:space="preserve">283 / 143</w:t>
-            </w:r>
-          </w:p>
-        </w:tc>
-        <w:tc>
-          <w:tcPr/>
-          <w:p>
-            <w:pPr>
-              <w:pStyle w:val="Compact"/>
-              <w:jc w:val="left"/>
-            </w:pPr>
-            <w:r>
-              <w:t xml:space="preserve">140 [84, 198]</w:t>
-            </w:r>
-          </w:p>
-        </w:tc>
-        <w:tc>
-          <w:tcPr/>
-          <w:p>
-            <w:pPr>
-              <w:pStyle w:val="Compact"/>
-              <w:jc w:val="left"/>
-            </w:pPr>
-            <w:r>
-              <w:t xml:space="preserve">0.87</w:t>
-            </w:r>
-          </w:p>
-        </w:tc>
-        <w:tc>
-          <w:tcPr/>
-          <w:p>
-            <w:pPr>
-              <w:pStyle w:val="Compact"/>
-              <w:jc w:val="left"/>
-            </w:pPr>
-            <w:r>
-              <w:t xml:space="preserve">6.6 [−1.6, 15.2]</w:t>
-            </w:r>
-          </w:p>
-        </w:tc>
-        <w:tc>
-          <w:tcPr/>
-          <w:p>
-            <w:pPr>
-              <w:pStyle w:val="Compact"/>
-              <w:jc w:val="left"/>
-            </w:pPr>
-            <w:r>
-              <w:t xml:space="preserve">130 / 107</w:t>
-            </w:r>
-          </w:p>
-        </w:tc>
-        <w:tc>
-          <w:tcPr/>
-          <w:p>
-            <w:pPr>
-              <w:pStyle w:val="Compact"/>
-              <w:jc w:val="left"/>
-            </w:pPr>
-            <w:r>
-              <w:t xml:space="preserve">51 / 49</w:t>
+              <w:t xml:space="preserve">15</w:t>
+            </w:r>
+          </w:p>
+        </w:tc>
+        <w:tc>
+          <w:tcPr/>
+          <w:p>
+            <w:pPr>
+              <w:pStyle w:val="Compact"/>
+              <w:jc w:val="left"/>
+            </w:pPr>
+            <w:r>
+              <w:t xml:space="preserve">139 / 47</w:t>
+            </w:r>
+          </w:p>
+        </w:tc>
+        <w:tc>
+          <w:tcPr/>
+          <w:p>
+            <w:pPr>
+              <w:pStyle w:val="Compact"/>
+              <w:jc w:val="left"/>
+            </w:pPr>
+            <w:r>
+              <w:t xml:space="preserve">92 [73, 112]</w:t>
+            </w:r>
+          </w:p>
+        </w:tc>
+        <w:tc>
+          <w:tcPr/>
+          <w:p>
+            <w:pPr>
+              <w:pStyle w:val="Compact"/>
+              <w:jc w:val="left"/>
+            </w:pPr>
+            <w:r>
+              <w:t xml:space="preserve">1.00</w:t>
+            </w:r>
+          </w:p>
+        </w:tc>
+        <w:tc>
+          <w:tcPr/>
+          <w:p>
+            <w:pPr>
+              <w:pStyle w:val="Compact"/>
+              <w:jc w:val="left"/>
+            </w:pPr>
+            <w:r>
+              <w:t xml:space="preserve">17.1 [13.4, 20.7]</w:t>
+            </w:r>
+          </w:p>
+        </w:tc>
+        <w:tc>
+          <w:tcPr/>
+          <w:p>
+            <w:pPr>
+              <w:pStyle w:val="Compact"/>
+              <w:jc w:val="left"/>
+            </w:pPr>
+            <w:r>
+              <w:t xml:space="preserve">95 / 38</w:t>
+            </w:r>
+          </w:p>
+        </w:tc>
+        <w:tc>
+          <w:tcPr/>
+          <w:p>
+            <w:pPr>
+              <w:pStyle w:val="Compact"/>
+              <w:jc w:val="left"/>
+            </w:pPr>
+            <w:r>
+              <w:t xml:space="preserve">34 / 16</w:t>
             </w:r>
           </w:p>
         </w:tc>
@@ -8322,67 +8463,79 @@
               <w:jc w:val="left"/>
             </w:pPr>
             <w:r>
-              <w:t xml:space="preserve">261 / 144</w:t>
-            </w:r>
-          </w:p>
-        </w:tc>
-        <w:tc>
-          <w:tcPr/>
-          <w:p>
-            <w:pPr>
-              <w:pStyle w:val="Compact"/>
-              <w:jc w:val="left"/>
-            </w:pPr>
-            <w:r>
-              <w:t xml:space="preserve">117 [39, 218]</w:t>
-            </w:r>
-          </w:p>
-        </w:tc>
-        <w:tc>
-          <w:tcPr/>
-          <w:p>
-            <w:pPr>
-              <w:pStyle w:val="Compact"/>
-              <w:jc w:val="left"/>
-            </w:pPr>
-            <w:r>
-              <w:t xml:space="preserve">0.73</w:t>
-            </w:r>
-          </w:p>
-        </w:tc>
-        <w:tc>
-          <w:tcPr/>
-          <w:p>
-            <w:pPr>
-              <w:pStyle w:val="Compact"/>
-              <w:jc w:val="left"/>
-            </w:pPr>
-            <w:r>
-              <w:t xml:space="preserve">−2.5 [−7.8, 3.7]</w:t>
-            </w:r>
-          </w:p>
-        </w:tc>
-        <w:tc>
-          <w:tcPr/>
-          <w:p>
-            <w:pPr>
-              <w:pStyle w:val="Compact"/>
-              <w:jc w:val="left"/>
-            </w:pPr>
-            <w:r>
-              <w:t xml:space="preserve">121 / 118</w:t>
-            </w:r>
-          </w:p>
-        </w:tc>
-        <w:tc>
-          <w:tcPr/>
-          <w:p>
-            <w:pPr>
-              <w:pStyle w:val="Compact"/>
-              <w:jc w:val="left"/>
-            </w:pPr>
-            <w:r>
-              <w:t xml:space="preserve">41 / 48</w:t>
+              <w:t xml:space="preserve">15</w:t>
+            </w:r>
+          </w:p>
+        </w:tc>
+        <w:tc>
+          <w:tcPr/>
+          <w:p>
+            <w:pPr>
+              <w:pStyle w:val="Compact"/>
+              <w:jc w:val="left"/>
+            </w:pPr>
+            <w:r>
+              <w:t xml:space="preserve">117 / 59</w:t>
+            </w:r>
+          </w:p>
+        </w:tc>
+        <w:tc>
+          <w:tcPr/>
+          <w:p>
+            <w:pPr>
+              <w:pStyle w:val="Compact"/>
+              <w:jc w:val="left"/>
+            </w:pPr>
+            <w:r>
+              <w:t xml:space="preserve">58 [42, 74]</w:t>
+            </w:r>
+          </w:p>
+        </w:tc>
+        <w:tc>
+          <w:tcPr/>
+          <w:p>
+            <w:pPr>
+              <w:pStyle w:val="Compact"/>
+              <w:jc w:val="left"/>
+            </w:pPr>
+            <w:r>
+              <w:t xml:space="preserve">0.93</w:t>
+            </w:r>
+          </w:p>
+        </w:tc>
+        <w:tc>
+          <w:tcPr/>
+          <w:p>
+            <w:pPr>
+              <w:pStyle w:val="Compact"/>
+              <w:jc w:val="left"/>
+            </w:pPr>
+            <w:r>
+              <w:t xml:space="preserve">11.5 [8.8, 14.1]</w:t>
+            </w:r>
+          </w:p>
+        </w:tc>
+        <w:tc>
+          <w:tcPr/>
+          <w:p>
+            <w:pPr>
+              <w:pStyle w:val="Compact"/>
+              <w:jc w:val="left"/>
+            </w:pPr>
+            <w:r>
+              <w:t xml:space="preserve">83 / 45</w:t>
+            </w:r>
+          </w:p>
+        </w:tc>
+        <w:tc>
+          <w:tcPr/>
+          <w:p>
+            <w:pPr>
+              <w:pStyle w:val="Compact"/>
+              <w:jc w:val="left"/>
+            </w:pPr>
+            <w:r>
+              <w:t xml:space="preserve">31 / 20</w:t>
             </w:r>
           </w:p>
         </w:tc>
@@ -8408,67 +8561,79 @@
               <w:jc w:val="left"/>
             </w:pPr>
             <w:r>
-              <w:t xml:space="preserve">207 / 159</w:t>
-            </w:r>
-          </w:p>
-        </w:tc>
-        <w:tc>
-          <w:tcPr/>
-          <w:p>
-            <w:pPr>
-              <w:pStyle w:val="Compact"/>
-              <w:jc w:val="left"/>
-            </w:pPr>
-            <w:r>
-              <w:t xml:space="preserve">49 [−10, 131]</w:t>
-            </w:r>
-          </w:p>
-        </w:tc>
-        <w:tc>
-          <w:tcPr/>
-          <w:p>
-            <w:pPr>
-              <w:pStyle w:val="Compact"/>
-              <w:jc w:val="left"/>
-            </w:pPr>
-            <w:r>
-              <w:t xml:space="preserve">0.67</w:t>
-            </w:r>
-          </w:p>
-        </w:tc>
-        <w:tc>
-          <w:tcPr/>
-          <w:p>
-            <w:pPr>
-              <w:pStyle w:val="Compact"/>
-              <w:jc w:val="left"/>
-            </w:pPr>
-            <w:r>
-              <w:t xml:space="preserve">−15.4 [−21.1, −10.8]</w:t>
-            </w:r>
-          </w:p>
-        </w:tc>
-        <w:tc>
-          <w:tcPr/>
-          <w:p>
-            <w:pPr>
-              <w:pStyle w:val="Compact"/>
-              <w:jc w:val="left"/>
-            </w:pPr>
-            <w:r>
-              <w:t xml:space="preserve">90 / 129</w:t>
-            </w:r>
-          </w:p>
-        </w:tc>
-        <w:tc>
-          <w:tcPr/>
-          <w:p>
-            <w:pPr>
-              <w:pStyle w:val="Compact"/>
-              <w:jc w:val="left"/>
-            </w:pPr>
-            <w:r>
-              <w:t xml:space="preserve">32 / 56</w:t>
+              <w:t xml:space="preserve">15</w:t>
+            </w:r>
+          </w:p>
+        </w:tc>
+        <w:tc>
+          <w:tcPr/>
+          <w:p>
+            <w:pPr>
+              <w:pStyle w:val="Compact"/>
+              <w:jc w:val="left"/>
+            </w:pPr>
+            <w:r>
+              <w:t xml:space="preserve">128 / 61</w:t>
+            </w:r>
+          </w:p>
+        </w:tc>
+        <w:tc>
+          <w:tcPr/>
+          <w:p>
+            <w:pPr>
+              <w:pStyle w:val="Compact"/>
+              <w:jc w:val="left"/>
+            </w:pPr>
+            <w:r>
+              <w:t xml:space="preserve">68 [46, 92]</w:t>
+            </w:r>
+          </w:p>
+        </w:tc>
+        <w:tc>
+          <w:tcPr/>
+          <w:p>
+            <w:pPr>
+              <w:pStyle w:val="Compact"/>
+              <w:jc w:val="left"/>
+            </w:pPr>
+            <w:r>
+              <w:t xml:space="preserve">1.00</w:t>
+            </w:r>
+          </w:p>
+        </w:tc>
+        <w:tc>
+          <w:tcPr/>
+          <w:p>
+            <w:pPr>
+              <w:pStyle w:val="Compact"/>
+              <w:jc w:val="left"/>
+            </w:pPr>
+            <w:r>
+              <w:t xml:space="preserve">7.8 [3.8, 12.2]</w:t>
+            </w:r>
+          </w:p>
+        </w:tc>
+        <w:tc>
+          <w:tcPr/>
+          <w:p>
+            <w:pPr>
+              <w:pStyle w:val="Compact"/>
+              <w:jc w:val="left"/>
+            </w:pPr>
+            <w:r>
+              <w:t xml:space="preserve">76 / 48</w:t>
+            </w:r>
+          </w:p>
+        </w:tc>
+        <w:tc>
+          <w:tcPr/>
+          <w:p>
+            <w:pPr>
+              <w:pStyle w:val="Compact"/>
+              <w:jc w:val="left"/>
+            </w:pPr>
+            <w:r>
+              <w:t xml:space="preserve">26 / 21</w:t>
             </w:r>
           </w:p>
         </w:tc>
@@ -8494,67 +8659,79 @@
               <w:jc w:val="left"/>
             </w:pPr>
             <w:r>
-              <w:t xml:space="preserve">159 / 156</w:t>
-            </w:r>
-          </w:p>
-        </w:tc>
-        <w:tc>
-          <w:tcPr/>
-          <w:p>
-            <w:pPr>
-              <w:pStyle w:val="Compact"/>
-              <w:jc w:val="left"/>
-            </w:pPr>
-            <w:r>
-              <w:t xml:space="preserve">2 [−26, 37]</w:t>
-            </w:r>
-          </w:p>
-        </w:tc>
-        <w:tc>
-          <w:tcPr/>
-          <w:p>
-            <w:pPr>
-              <w:pStyle w:val="Compact"/>
-              <w:jc w:val="left"/>
-            </w:pPr>
-            <w:r>
-              <w:t xml:space="preserve">0.27</w:t>
-            </w:r>
-          </w:p>
-        </w:tc>
-        <w:tc>
-          <w:tcPr/>
-          <w:p>
-            <w:pPr>
-              <w:pStyle w:val="Compact"/>
-              <w:jc w:val="left"/>
-            </w:pPr>
-            <w:r>
-              <w:t xml:space="preserve">−19.1 [−23.1, −14.7]</w:t>
-            </w:r>
-          </w:p>
-        </w:tc>
-        <w:tc>
-          <w:tcPr/>
-          <w:p>
-            <w:pPr>
-              <w:pStyle w:val="Compact"/>
-              <w:jc w:val="left"/>
-            </w:pPr>
-            <w:r>
-              <w:t xml:space="preserve">112 / 132</w:t>
-            </w:r>
-          </w:p>
-        </w:tc>
-        <w:tc>
-          <w:tcPr/>
-          <w:p>
-            <w:pPr>
-              <w:pStyle w:val="Compact"/>
-              <w:jc w:val="left"/>
-            </w:pPr>
-            <w:r>
-              <w:t xml:space="preserve">30 / 54</w:t>
+              <w:t xml:space="preserve">15</w:t>
+            </w:r>
+          </w:p>
+        </w:tc>
+        <w:tc>
+          <w:tcPr/>
+          <w:p>
+            <w:pPr>
+              <w:pStyle w:val="Compact"/>
+              <w:jc w:val="left"/>
+            </w:pPr>
+            <w:r>
+              <w:t xml:space="preserve">106 / 63</w:t>
+            </w:r>
+          </w:p>
+        </w:tc>
+        <w:tc>
+          <w:tcPr/>
+          <w:p>
+            <w:pPr>
+              <w:pStyle w:val="Compact"/>
+              <w:jc w:val="left"/>
+            </w:pPr>
+            <w:r>
+              <w:t xml:space="preserve">43 [28, 60]</w:t>
+            </w:r>
+          </w:p>
+        </w:tc>
+        <w:tc>
+          <w:tcPr/>
+          <w:p>
+            <w:pPr>
+              <w:pStyle w:val="Compact"/>
+              <w:jc w:val="left"/>
+            </w:pPr>
+            <w:r>
+              <w:t xml:space="preserve">0.93</w:t>
+            </w:r>
+          </w:p>
+        </w:tc>
+        <w:tc>
+          <w:tcPr/>
+          <w:p>
+            <w:pPr>
+              <w:pStyle w:val="Compact"/>
+              <w:jc w:val="left"/>
+            </w:pPr>
+            <w:r>
+              <w:t xml:space="preserve">3.2 [0.1, 6.5]</w:t>
+            </w:r>
+          </w:p>
+        </w:tc>
+        <w:tc>
+          <w:tcPr/>
+          <w:p>
+            <w:pPr>
+              <w:pStyle w:val="Compact"/>
+              <w:jc w:val="left"/>
+            </w:pPr>
+            <w:r>
+              <w:t xml:space="preserve">74 / 49</w:t>
+            </w:r>
+          </w:p>
+        </w:tc>
+        <w:tc>
+          <w:tcPr/>
+          <w:p>
+            <w:pPr>
+              <w:pStyle w:val="Compact"/>
+              <w:jc w:val="left"/>
+            </w:pPr>
+            <w:r>
+              <w:t xml:space="preserve">24 / 20</w:t>
             </w:r>
           </w:p>
         </w:tc>
@@ -8580,67 +8757,79 @@
               <w:jc w:val="left"/>
             </w:pPr>
             <w:r>
-              <w:t xml:space="preserve">203 / 170</w:t>
-            </w:r>
-          </w:p>
-        </w:tc>
-        <w:tc>
-          <w:tcPr/>
-          <w:p>
-            <w:pPr>
-              <w:pStyle w:val="Compact"/>
-              <w:jc w:val="left"/>
-            </w:pPr>
-            <w:r>
-              <w:t xml:space="preserve">33 [−26, 100]</w:t>
-            </w:r>
-          </w:p>
-        </w:tc>
-        <w:tc>
-          <w:tcPr/>
-          <w:p>
-            <w:pPr>
-              <w:pStyle w:val="Compact"/>
-              <w:jc w:val="left"/>
-            </w:pPr>
-            <w:r>
-              <w:t xml:space="preserve">0.53</w:t>
-            </w:r>
-          </w:p>
-        </w:tc>
-        <w:tc>
-          <w:tcPr/>
-          <w:p>
-            <w:pPr>
-              <w:pStyle w:val="Compact"/>
-              <w:jc w:val="left"/>
-            </w:pPr>
-            <w:r>
-              <w:t xml:space="preserve">−22.6 [−26.9, −18.7]</w:t>
-            </w:r>
-          </w:p>
-        </w:tc>
-        <w:tc>
-          <w:tcPr/>
-          <w:p>
-            <w:pPr>
-              <w:pStyle w:val="Compact"/>
-              <w:jc w:val="left"/>
-            </w:pPr>
-            <w:r>
-              <w:t xml:space="preserve">79 / 137</w:t>
-            </w:r>
-          </w:p>
-        </w:tc>
-        <w:tc>
-          <w:tcPr/>
-          <w:p>
-            <w:pPr>
-              <w:pStyle w:val="Compact"/>
-              <w:jc w:val="left"/>
-            </w:pPr>
-            <w:r>
-              <w:t xml:space="preserve">29 / 58</w:t>
+              <w:t xml:space="preserve">15</w:t>
+            </w:r>
+          </w:p>
+        </w:tc>
+        <w:tc>
+          <w:tcPr/>
+          <w:p>
+            <w:pPr>
+              <w:pStyle w:val="Compact"/>
+              <w:jc w:val="left"/>
+            </w:pPr>
+            <w:r>
+              <w:t xml:space="preserve">110 / 65</w:t>
+            </w:r>
+          </w:p>
+        </w:tc>
+        <w:tc>
+          <w:tcPr/>
+          <w:p>
+            <w:pPr>
+              <w:pStyle w:val="Compact"/>
+              <w:jc w:val="left"/>
+            </w:pPr>
+            <w:r>
+              <w:t xml:space="preserve">46 [26, 66]</w:t>
+            </w:r>
+          </w:p>
+        </w:tc>
+        <w:tc>
+          <w:tcPr/>
+          <w:p>
+            <w:pPr>
+              <w:pStyle w:val="Compact"/>
+              <w:jc w:val="left"/>
+            </w:pPr>
+            <w:r>
+              <w:t xml:space="preserve">0.87</w:t>
+            </w:r>
+          </w:p>
+        </w:tc>
+        <w:tc>
+          <w:tcPr/>
+          <w:p>
+            <w:pPr>
+              <w:pStyle w:val="Compact"/>
+              <w:jc w:val="left"/>
+            </w:pPr>
+            <w:r>
+              <w:t xml:space="preserve">1.3 [−0.9, 3.4]</w:t>
+            </w:r>
+          </w:p>
+        </w:tc>
+        <w:tc>
+          <w:tcPr/>
+          <w:p>
+            <w:pPr>
+              <w:pStyle w:val="Compact"/>
+              <w:jc w:val="left"/>
+            </w:pPr>
+            <w:r>
+              <w:t xml:space="preserve">64 / 55</w:t>
+            </w:r>
+          </w:p>
+        </w:tc>
+        <w:tc>
+          <w:tcPr/>
+          <w:p>
+            <w:pPr>
+              <w:pStyle w:val="Compact"/>
+              <w:jc w:val="left"/>
+            </w:pPr>
+            <w:r>
+              <w:t xml:space="preserve">22 / 22</w:t>
             </w:r>
           </w:p>
         </w:tc>
@@ -8666,67 +8855,79 @@
               <w:jc w:val="left"/>
             </w:pPr>
             <w:r>
-              <w:t xml:space="preserve">123 / 175</w:t>
-            </w:r>
-          </w:p>
-        </w:tc>
-        <w:tc>
-          <w:tcPr/>
-          <w:p>
-            <w:pPr>
-              <w:pStyle w:val="Compact"/>
-              <w:jc w:val="left"/>
-            </w:pPr>
-            <w:r>
-              <w:t xml:space="preserve">−52 [−82, −16]</w:t>
-            </w:r>
-          </w:p>
-        </w:tc>
-        <w:tc>
-          <w:tcPr/>
-          <w:p>
-            <w:pPr>
-              <w:pStyle w:val="Compact"/>
-              <w:jc w:val="left"/>
-            </w:pPr>
-            <w:r>
-              <w:t xml:space="preserve">0.13</w:t>
-            </w:r>
-          </w:p>
-        </w:tc>
-        <w:tc>
-          <w:tcPr/>
-          <w:p>
-            <w:pPr>
-              <w:pStyle w:val="Compact"/>
-              <w:jc w:val="left"/>
-            </w:pPr>
-            <w:r>
-              <w:t xml:space="preserve">−29.7 [−33.4, −25.4]</w:t>
-            </w:r>
-          </w:p>
-        </w:tc>
-        <w:tc>
-          <w:tcPr/>
-          <w:p>
-            <w:pPr>
-              <w:pStyle w:val="Compact"/>
-              <w:jc w:val="left"/>
-            </w:pPr>
-            <w:r>
-              <w:t xml:space="preserve">67 / 136</w:t>
-            </w:r>
-          </w:p>
-        </w:tc>
-        <w:tc>
-          <w:tcPr/>
-          <w:p>
-            <w:pPr>
-              <w:pStyle w:val="Compact"/>
-              <w:jc w:val="left"/>
-            </w:pPr>
-            <w:r>
-              <w:t xml:space="preserve">23 / 59</w:t>
+              <w:t xml:space="preserve">15</w:t>
+            </w:r>
+          </w:p>
+        </w:tc>
+        <w:tc>
+          <w:tcPr/>
+          <w:p>
+            <w:pPr>
+              <w:pStyle w:val="Compact"/>
+              <w:jc w:val="left"/>
+            </w:pPr>
+            <w:r>
+              <w:t xml:space="preserve">84 / 66</w:t>
+            </w:r>
+          </w:p>
+        </w:tc>
+        <w:tc>
+          <w:tcPr/>
+          <w:p>
+            <w:pPr>
+              <w:pStyle w:val="Compact"/>
+              <w:jc w:val="left"/>
+            </w:pPr>
+            <w:r>
+              <w:t xml:space="preserve">18 [4, 33]</w:t>
+            </w:r>
+          </w:p>
+        </w:tc>
+        <w:tc>
+          <w:tcPr/>
+          <w:p>
+            <w:pPr>
+              <w:pStyle w:val="Compact"/>
+              <w:jc w:val="left"/>
+            </w:pPr>
+            <w:r>
+              <w:t xml:space="preserve">0.67</w:t>
+            </w:r>
+          </w:p>
+        </w:tc>
+        <w:tc>
+          <w:tcPr/>
+          <w:p>
+            <w:pPr>
+              <w:pStyle w:val="Compact"/>
+              <w:jc w:val="left"/>
+            </w:pPr>
+            <w:r>
+              <w:t xml:space="preserve">−1.8 [−5.1, 1.3]</w:t>
+            </w:r>
+          </w:p>
+        </w:tc>
+        <w:tc>
+          <w:tcPr/>
+          <w:p>
+            <w:pPr>
+              <w:pStyle w:val="Compact"/>
+              <w:jc w:val="left"/>
+            </w:pPr>
+            <w:r>
+              <w:t xml:space="preserve">57 / 54</w:t>
+            </w:r>
+          </w:p>
+        </w:tc>
+        <w:tc>
+          <w:tcPr/>
+          <w:p>
+            <w:pPr>
+              <w:pStyle w:val="Compact"/>
+              <w:jc w:val="left"/>
+            </w:pPr>
+            <w:r>
+              <w:t xml:space="preserve">20 / 23</w:t>
             </w:r>
           </w:p>
         </w:tc>
@@ -8740,6 +8941,300 @@
               <w:jc w:val="left"/>
             </w:pPr>
             <w:r>
+              <w:t xml:space="preserve">0.35</w:t>
+            </w:r>
+          </w:p>
+        </w:tc>
+        <w:tc>
+          <w:tcPr/>
+          <w:p>
+            <w:pPr>
+              <w:pStyle w:val="Compact"/>
+              <w:jc w:val="left"/>
+            </w:pPr>
+            <w:r>
+              <w:t xml:space="preserve">30</w:t>
+            </w:r>
+          </w:p>
+        </w:tc>
+        <w:tc>
+          <w:tcPr/>
+          <w:p>
+            <w:pPr>
+              <w:pStyle w:val="Compact"/>
+              <w:jc w:val="left"/>
+            </w:pPr>
+            <w:r>
+              <w:t xml:space="preserve">79 / 70</w:t>
+            </w:r>
+          </w:p>
+        </w:tc>
+        <w:tc>
+          <w:tcPr/>
+          <w:p>
+            <w:pPr>
+              <w:pStyle w:val="Compact"/>
+              <w:jc w:val="left"/>
+            </w:pPr>
+            <w:r>
+              <w:t xml:space="preserve">9 [−2, 22]</w:t>
+            </w:r>
+          </w:p>
+        </w:tc>
+        <w:tc>
+          <w:tcPr/>
+          <w:p>
+            <w:pPr>
+              <w:pStyle w:val="Compact"/>
+              <w:jc w:val="left"/>
+            </w:pPr>
+            <w:r>
+              <w:t xml:space="preserve">0.47</w:t>
+            </w:r>
+          </w:p>
+        </w:tc>
+        <w:tc>
+          <w:tcPr/>
+          <w:p>
+            <w:pPr>
+              <w:pStyle w:val="Compact"/>
+              <w:jc w:val="left"/>
+            </w:pPr>
+            <w:r>
+              <w:t xml:space="preserve">−5.0 [−6.8, −3.2]</w:t>
+            </w:r>
+          </w:p>
+        </w:tc>
+        <w:tc>
+          <w:tcPr/>
+          <w:p>
+            <w:pPr>
+              <w:pStyle w:val="Compact"/>
+              <w:jc w:val="left"/>
+            </w:pPr>
+            <w:r>
+              <w:t xml:space="preserve">48 / 59</w:t>
+            </w:r>
+          </w:p>
+        </w:tc>
+        <w:tc>
+          <w:tcPr/>
+          <w:p>
+            <w:pPr>
+              <w:pStyle w:val="Compact"/>
+              <w:jc w:val="left"/>
+            </w:pPr>
+            <w:r>
+              <w:t xml:space="preserve">16 / 24</w:t>
+            </w:r>
+          </w:p>
+        </w:tc>
+      </w:tr>
+      <w:tr>
+        <w:tc>
+          <w:tcPr/>
+          <w:p>
+            <w:pPr>
+              <w:pStyle w:val="Compact"/>
+              <w:jc w:val="left"/>
+            </w:pPr>
+            <w:r>
+              <w:t xml:space="preserve">0.40</w:t>
+            </w:r>
+          </w:p>
+        </w:tc>
+        <w:tc>
+          <w:tcPr/>
+          <w:p>
+            <w:pPr>
+              <w:pStyle w:val="Compact"/>
+              <w:jc w:val="left"/>
+            </w:pPr>
+            <w:r>
+              <w:t xml:space="preserve">30</w:t>
+            </w:r>
+          </w:p>
+        </w:tc>
+        <w:tc>
+          <w:tcPr/>
+          <w:p>
+            <w:pPr>
+              <w:pStyle w:val="Compact"/>
+              <w:jc w:val="left"/>
+            </w:pPr>
+            <w:r>
+              <w:t xml:space="preserve">68 / 73</w:t>
+            </w:r>
+          </w:p>
+        </w:tc>
+        <w:tc>
+          <w:tcPr/>
+          <w:p>
+            <w:pPr>
+              <w:pStyle w:val="Compact"/>
+              <w:jc w:val="left"/>
+            </w:pPr>
+            <w:r>
+              <w:t xml:space="preserve">−5 [−15, 6]</w:t>
+            </w:r>
+          </w:p>
+        </w:tc>
+        <w:tc>
+          <w:tcPr/>
+          <w:p>
+            <w:pPr>
+              <w:pStyle w:val="Compact"/>
+              <w:jc w:val="left"/>
+            </w:pPr>
+            <w:r>
+              <w:t xml:space="preserve">0.27</w:t>
+            </w:r>
+          </w:p>
+        </w:tc>
+        <w:tc>
+          <w:tcPr/>
+          <w:p>
+            <w:pPr>
+              <w:pStyle w:val="Compact"/>
+              <w:jc w:val="left"/>
+            </w:pPr>
+            <w:r>
+              <w:t xml:space="preserve">−6.2 [−7.9, −4.4]</w:t>
+            </w:r>
+          </w:p>
+        </w:tc>
+        <w:tc>
+          <w:tcPr/>
+          <w:p>
+            <w:pPr>
+              <w:pStyle w:val="Compact"/>
+              <w:jc w:val="left"/>
+            </w:pPr>
+            <w:r>
+              <w:t xml:space="preserve">41 / 59</w:t>
+            </w:r>
+          </w:p>
+        </w:tc>
+        <w:tc>
+          <w:tcPr/>
+          <w:p>
+            <w:pPr>
+              <w:pStyle w:val="Compact"/>
+              <w:jc w:val="left"/>
+            </w:pPr>
+            <w:r>
+              <w:t xml:space="preserve">14 / 22</w:t>
+            </w:r>
+          </w:p>
+        </w:tc>
+      </w:tr>
+      <w:tr>
+        <w:tc>
+          <w:tcPr/>
+          <w:p>
+            <w:pPr>
+              <w:pStyle w:val="Compact"/>
+              <w:jc w:val="left"/>
+            </w:pPr>
+            <w:r>
+              <w:t xml:space="preserve">0.45</w:t>
+            </w:r>
+          </w:p>
+        </w:tc>
+        <w:tc>
+          <w:tcPr/>
+          <w:p>
+            <w:pPr>
+              <w:pStyle w:val="Compact"/>
+              <w:jc w:val="left"/>
+            </w:pPr>
+            <w:r>
+              <w:t xml:space="preserve">30</w:t>
+            </w:r>
+          </w:p>
+        </w:tc>
+        <w:tc>
+          <w:tcPr/>
+          <w:p>
+            <w:pPr>
+              <w:pStyle w:val="Compact"/>
+              <w:jc w:val="left"/>
+            </w:pPr>
+            <w:r>
+              <w:t xml:space="preserve">66 / 73</w:t>
+            </w:r>
+          </w:p>
+        </w:tc>
+        <w:tc>
+          <w:tcPr/>
+          <w:p>
+            <w:pPr>
+              <w:pStyle w:val="Compact"/>
+              <w:jc w:val="left"/>
+            </w:pPr>
+            <w:r>
+              <w:t xml:space="preserve">−7 [−18, 3]</w:t>
+            </w:r>
+          </w:p>
+        </w:tc>
+        <w:tc>
+          <w:tcPr/>
+          <w:p>
+            <w:pPr>
+              <w:pStyle w:val="Compact"/>
+              <w:jc w:val="left"/>
+            </w:pPr>
+            <w:r>
+              <w:t xml:space="preserve">0.27</w:t>
+            </w:r>
+          </w:p>
+        </w:tc>
+        <w:tc>
+          <w:tcPr/>
+          <w:p>
+            <w:pPr>
+              <w:pStyle w:val="Compact"/>
+              <w:jc w:val="left"/>
+            </w:pPr>
+            <w:r>
+              <w:t xml:space="preserve">−8.8 [−10.6, −6.9]</w:t>
+            </w:r>
+          </w:p>
+        </w:tc>
+        <w:tc>
+          <w:tcPr/>
+          <w:p>
+            <w:pPr>
+              <w:pStyle w:val="Compact"/>
+              <w:jc w:val="left"/>
+            </w:pPr>
+            <w:r>
+              <w:t xml:space="preserve">35 / 61</w:t>
+            </w:r>
+          </w:p>
+        </w:tc>
+        <w:tc>
+          <w:tcPr/>
+          <w:p>
+            <w:pPr>
+              <w:pStyle w:val="Compact"/>
+              <w:jc w:val="left"/>
+            </w:pPr>
+            <w:r>
+              <w:t xml:space="preserve">13 / 24</w:t>
+            </w:r>
+          </w:p>
+        </w:tc>
+      </w:tr>
+      <w:tr>
+        <w:tc>
+          <w:tcPr/>
+          <w:p>
+            <w:pPr>
+              <w:pStyle w:val="Compact"/>
+              <w:jc w:val="left"/>
+            </w:pPr>
+            <w:r>
               <w:t xml:space="preserve">0.50</w:t>
             </w:r>
           </w:p>
@@ -8752,67 +9247,275 @@
               <w:jc w:val="left"/>
             </w:pPr>
             <w:r>
-              <w:t xml:space="preserve">77 / 193</w:t>
-            </w:r>
-          </w:p>
-        </w:tc>
-        <w:tc>
-          <w:tcPr/>
-          <w:p>
-            <w:pPr>
-              <w:pStyle w:val="Compact"/>
-              <w:jc w:val="left"/>
-            </w:pPr>
-            <w:r>
-              <w:t xml:space="preserve">−116 [−135, −91]</w:t>
-            </w:r>
-          </w:p>
-        </w:tc>
-        <w:tc>
-          <w:tcPr/>
-          <w:p>
-            <w:pPr>
-              <w:pStyle w:val="Compact"/>
-              <w:jc w:val="left"/>
-            </w:pPr>
-            <w:r>
-              <w:t xml:space="preserve">0.00</w:t>
-            </w:r>
-          </w:p>
-        </w:tc>
-        <w:tc>
-          <w:tcPr/>
-          <w:p>
-            <w:pPr>
-              <w:pStyle w:val="Compact"/>
-              <w:jc w:val="left"/>
-            </w:pPr>
-            <w:r>
-              <w:t xml:space="preserve">−42.1 [−45.7, −38.6]</w:t>
-            </w:r>
-          </w:p>
-        </w:tc>
-        <w:tc>
-          <w:tcPr/>
-          <w:p>
-            <w:pPr>
-              <w:pStyle w:val="Compact"/>
-              <w:jc w:val="left"/>
-            </w:pPr>
-            <w:r>
-              <w:t xml:space="preserve">48 / 147</w:t>
-            </w:r>
-          </w:p>
-        </w:tc>
-        <w:tc>
-          <w:tcPr/>
-          <w:p>
-            <w:pPr>
-              <w:pStyle w:val="Compact"/>
-              <w:jc w:val="left"/>
-            </w:pPr>
-            <w:r>
-              <w:t xml:space="preserve">13 / 61</w:t>
+              <w:t xml:space="preserve">15</w:t>
+            </w:r>
+          </w:p>
+        </w:tc>
+        <w:tc>
+          <w:tcPr/>
+          <w:p>
+            <w:pPr>
+              <w:pStyle w:val="Compact"/>
+              <w:jc w:val="left"/>
+            </w:pPr>
+            <w:r>
+              <w:t xml:space="preserve">55 / 74</w:t>
+            </w:r>
+          </w:p>
+        </w:tc>
+        <w:tc>
+          <w:tcPr/>
+          <w:p>
+            <w:pPr>
+              <w:pStyle w:val="Compact"/>
+              <w:jc w:val="left"/>
+            </w:pPr>
+            <w:r>
+              <w:t xml:space="preserve">−19 [−33, −1]</w:t>
+            </w:r>
+          </w:p>
+        </w:tc>
+        <w:tc>
+          <w:tcPr/>
+          <w:p>
+            <w:pPr>
+              <w:pStyle w:val="Compact"/>
+              <w:jc w:val="left"/>
+            </w:pPr>
+            <w:r>
+              <w:t xml:space="preserve">0.13</w:t>
+            </w:r>
+          </w:p>
+        </w:tc>
+        <w:tc>
+          <w:tcPr/>
+          <w:p>
+            <w:pPr>
+              <w:pStyle w:val="Compact"/>
+              <w:jc w:val="left"/>
+            </w:pPr>
+            <w:r>
+              <w:t xml:space="preserve">−11.6 [−13.9, −9.2]</w:t>
+            </w:r>
+          </w:p>
+        </w:tc>
+        <w:tc>
+          <w:tcPr/>
+          <w:p>
+            <w:pPr>
+              <w:pStyle w:val="Compact"/>
+              <w:jc w:val="left"/>
+            </w:pPr>
+            <w:r>
+              <w:t xml:space="preserve">33 / 59</w:t>
+            </w:r>
+          </w:p>
+        </w:tc>
+        <w:tc>
+          <w:tcPr/>
+          <w:p>
+            <w:pPr>
+              <w:pStyle w:val="Compact"/>
+              <w:jc w:val="left"/>
+            </w:pPr>
+            <w:r>
+              <w:t xml:space="preserve">11 / 25</w:t>
+            </w:r>
+          </w:p>
+        </w:tc>
+      </w:tr>
+      <w:tr>
+        <w:tc>
+          <w:tcPr/>
+          <w:p>
+            <w:pPr>
+              <w:pStyle w:val="Compact"/>
+              <w:jc w:val="left"/>
+            </w:pPr>
+            <w:r>
+              <w:t xml:space="preserve">0.60</w:t>
+            </w:r>
+          </w:p>
+        </w:tc>
+        <w:tc>
+          <w:tcPr/>
+          <w:p>
+            <w:pPr>
+              <w:pStyle w:val="Compact"/>
+              <w:jc w:val="left"/>
+            </w:pPr>
+            <w:r>
+              <w:t xml:space="preserve">30</w:t>
+            </w:r>
+          </w:p>
+        </w:tc>
+        <w:tc>
+          <w:tcPr/>
+          <w:p>
+            <w:pPr>
+              <w:pStyle w:val="Compact"/>
+              <w:jc w:val="left"/>
+            </w:pPr>
+            <w:r>
+              <w:t xml:space="preserve">47 / 80</w:t>
+            </w:r>
+          </w:p>
+        </w:tc>
+        <w:tc>
+          <w:tcPr/>
+          <w:p>
+            <w:pPr>
+              <w:pStyle w:val="Compact"/>
+              <w:jc w:val="left"/>
+            </w:pPr>
+            <w:r>
+              <w:t xml:space="preserve">−33 [−41, −24]</w:t>
+            </w:r>
+          </w:p>
+        </w:tc>
+        <w:tc>
+          <w:tcPr/>
+          <w:p>
+            <w:pPr>
+              <w:pStyle w:val="Compact"/>
+              <w:jc w:val="left"/>
+            </w:pPr>
+            <w:r>
+              <w:t xml:space="preserve">0.07</w:t>
+            </w:r>
+          </w:p>
+        </w:tc>
+        <w:tc>
+          <w:tcPr/>
+          <w:p>
+            <w:pPr>
+              <w:pStyle w:val="Compact"/>
+              <w:jc w:val="left"/>
+            </w:pPr>
+            <w:r>
+              <w:t xml:space="preserve">−13.2 [−14.9, −11.5]</w:t>
+            </w:r>
+          </w:p>
+        </w:tc>
+        <w:tc>
+          <w:tcPr/>
+          <w:p>
+            <w:pPr>
+              <w:pStyle w:val="Compact"/>
+              <w:jc w:val="left"/>
+            </w:pPr>
+            <w:r>
+              <w:t xml:space="preserve">27 / 60</w:t>
+            </w:r>
+          </w:p>
+        </w:tc>
+        <w:tc>
+          <w:tcPr/>
+          <w:p>
+            <w:pPr>
+              <w:pStyle w:val="Compact"/>
+              <w:jc w:val="left"/>
+            </w:pPr>
+            <w:r>
+              <w:t xml:space="preserve">9 / 25</w:t>
+            </w:r>
+          </w:p>
+        </w:tc>
+      </w:tr>
+      <w:tr>
+        <w:tc>
+          <w:tcPr/>
+          <w:p>
+            <w:pPr>
+              <w:pStyle w:val="Compact"/>
+              <w:jc w:val="left"/>
+            </w:pPr>
+            <w:r>
+              <w:t xml:space="preserve">0.66</w:t>
+            </w:r>
+          </w:p>
+        </w:tc>
+        <w:tc>
+          <w:tcPr/>
+          <w:p>
+            <w:pPr>
+              <w:pStyle w:val="Compact"/>
+              <w:jc w:val="left"/>
+            </w:pPr>
+            <w:r>
+              <w:t xml:space="preserve">15</w:t>
+            </w:r>
+          </w:p>
+        </w:tc>
+        <w:tc>
+          <w:tcPr/>
+          <w:p>
+            <w:pPr>
+              <w:pStyle w:val="Compact"/>
+              <w:jc w:val="left"/>
+            </w:pPr>
+            <w:r>
+              <w:t xml:space="preserve">69 / 82</w:t>
+            </w:r>
+          </w:p>
+        </w:tc>
+        <w:tc>
+          <w:tcPr/>
+          <w:p>
+            <w:pPr>
+              <w:pStyle w:val="Compact"/>
+              <w:jc w:val="left"/>
+            </w:pPr>
+            <w:r>
+              <w:t xml:space="preserve">−13 [−35, 11]</w:t>
+            </w:r>
+          </w:p>
+        </w:tc>
+        <w:tc>
+          <w:tcPr/>
+          <w:p>
+            <w:pPr>
+              <w:pStyle w:val="Compact"/>
+              <w:jc w:val="left"/>
+            </w:pPr>
+            <w:r>
+              <w:t xml:space="preserve">0.27</w:t>
+            </w:r>
+          </w:p>
+        </w:tc>
+        <w:tc>
+          <w:tcPr/>
+          <w:p>
+            <w:pPr>
+              <w:pStyle w:val="Compact"/>
+              <w:jc w:val="left"/>
+            </w:pPr>
+            <w:r>
+              <w:t xml:space="preserve">−14.2 [−15.7, −12.7]</w:t>
+            </w:r>
+          </w:p>
+        </w:tc>
+        <w:tc>
+          <w:tcPr/>
+          <w:p>
+            <w:pPr>
+              <w:pStyle w:val="Compact"/>
+              <w:jc w:val="left"/>
+            </w:pPr>
+            <w:r>
+              <w:t xml:space="preserve">28 / 71</w:t>
+            </w:r>
+          </w:p>
+        </w:tc>
+        <w:tc>
+          <w:tcPr/>
+          <w:p>
+            <w:pPr>
+              <w:pStyle w:val="Compact"/>
+              <w:jc w:val="left"/>
+            </w:pPr>
+            <w:r>
+              <w:t xml:space="preserve">9 / 26</w:t>
             </w:r>
           </w:p>
         </w:tc>
@@ -8856,7 +9559,7 @@
         <w:t xml:space="preserve"> </w:t>
       </w:r>
       <w:r>
-        <w:t xml:space="preserve">row uses the first 15 replications of the base configuration. The nonmonotonic value at</w:t>
+        <w:t xml:space="preserve">row uses the first 15 replications of the base configuration. The value at</w:t>
       </w:r>
       <w:r>
         <w:t xml:space="preserve"> </w:t>
@@ -8872,14 +9575,11 @@
           <m:t>=</m:t>
         </m:r>
         <m:r>
-          <m:t>0.25</m:t>
-        </m:r>
-      </m:oMath>
-      <w:r>
-        <w:t xml:space="preserve"> </w:t>
-      </w:r>
-      <w:r>
-        <w:t xml:space="preserve">reflects the heavy right tail of concentrated outcomes with 15 replications.</w:t>
+          <m:t>0.66</m:t>
+        </m:r>
+      </m:oMath>
+      <w:r>
+        <w:t xml:space="preserve">, the SAGraph point estimate (Section 6), is imprecise for final adopters and less negative than at 0.60 because of the heavy right tail of concentrated outcomes with 15 replications.</w:t>
       </w:r>
     </w:p>
     <w:p>
@@ -8941,7 +9641,7 @@
       </w:r>
       <m:oMath>
         <m:r>
-          <m:t>0.1</m:t>
+          <m:t>0.3</m:t>
         </m:r>
         <m:r>
           <m:rPr>
@@ -8959,7 +9659,7 @@
           <m:t>&lt;</m:t>
         </m:r>
         <m:r>
-          <m:t>0.25</m:t>
+          <m:t>0.5</m:t>
         </m:r>
       </m:oMath>
       <w:r>
@@ -9018,7 +9718,27 @@
         <w:t xml:space="preserve"> </w:t>
       </w:r>
       <w:r>
-        <w:t xml:space="preserve">of Section 3.2 are well defined. Below the band concentration dominates and above it distribution dominates, whatever the manager’s preferences. Conjecture 3 is supported.</w:t>
+        <w:t xml:space="preserve">of Section 3.2 are well defined. Below the band (roughly</w:t>
+      </w:r>
+      <w:r>
+        <w:t xml:space="preserve"> </w:t>
+      </w:r>
+      <m:oMath>
+        <m:r>
+          <m:t>β</m:t>
+        </m:r>
+        <m:r>
+          <m:rPr>
+            <m:sty m:val="p"/>
+          </m:rPr>
+          <m:t>≤</m:t>
+        </m:r>
+        <m:r>
+          <m:t>0.2</m:t>
+        </m:r>
+      </m:oMath>
+      <w:r>
+        <w:t xml:space="preserve">) concentration is better on every criterion, and above it (from about 0.5) distribution is, whatever the manager’s preferences. The thresholds are not sharp, because the intervals overlap zero around them. Conjecture 3 is supported.</w:t>
       </w:r>
     </w:p>
     <w:p>
@@ -9026,7 +9746,7 @@
         <w:pStyle w:val="BodyText"/>
       </w:pPr>
       <w:r>
-        <w:t xml:space="preserve">The first-generation argument of Section 3.1 accounts for the location of these thresholds. With three concentrated seeds sharing about 900 followers,</w:t>
+        <w:t xml:space="preserve">The first-generation argument of Section 3.1 accounts for the location of these thresholds approximately. With three concentrated seeds sharing about 1,000 followers,</w:t>
       </w:r>
       <w:r>
         <w:t xml:space="preserve"> </w:t>
@@ -9051,7 +9771,7 @@
           <m:t>≈</m:t>
         </m:r>
         <m:r>
-          <m:t>300</m:t>
+          <m:t>335</m:t>
         </m:r>
       </m:oMath>
       <w:r>
@@ -9064,7 +9784,7 @@
         <m:sSup>
           <m:e>
             <m:r>
-              <m:t>30</m:t>
+              <m:t>33.5</m:t>
             </m:r>
           </m:e>
           <m:sup>
@@ -9075,7 +9795,7 @@
         </m:sSup>
       </m:oMath>
       <w:r>
-        <w:t xml:space="preserve">. At</w:t>
+        <w:t xml:space="preserve">. Because the two plans were not tied after one hour at</w:t>
       </w:r>
       <w:r>
         <w:t xml:space="preserve"> </w:t>
@@ -9095,7 +9815,10 @@
         </m:r>
       </m:oMath>
       <w:r>
-        <w:t xml:space="preserve">, concentration and distribution were nearly tied after one hour (51 vs. 49), so this factor should govern early adoption: it predicts a ratio of distributed to concentrated adopters at one hour of about 2.7 at</w:t>
+        <w:t xml:space="preserve"> </w:t>
+      </w:r>
+      <w:r>
+        <w:t xml:space="preserve">(the ratio of distributed to concentrated adopters at one hour was 0.47), the factor should govern the change in this ratio rather than its level. It predicts that the ratio rises by a factor of 2.9 at</w:t>
       </w:r>
       <w:r>
         <w:t xml:space="preserve"> </w:t>
@@ -9118,7 +9841,7 @@
         <w:t xml:space="preserve"> </w:t>
       </w:r>
       <w:r>
-        <w:t xml:space="preserve">and about 5.3 at</w:t>
+        <w:t xml:space="preserve">and 5.8 at</w:t>
       </w:r>
       <w:r>
         <w:t xml:space="preserve"> </w:t>
@@ -9138,7 +9861,7 @@
         </m:r>
       </m:oMath>
       <w:r>
-        <w:t xml:space="preserve">, against observed ratios of 2.6 (59/23) and 4.7 (61/13). With</w:t>
+        <w:t xml:space="preserve">; the observed rises were 2.5 (1.16 / 0.47) and 4.8 (2.24 / 0.47), that is, about 80 to 85 percent of the predicted shift. With</w:t>
       </w:r>
       <w:r>
         <w:t xml:space="preserve"> </w:t>
@@ -9163,7 +9886,7 @@
           <m:t>=</m:t>
         </m:r>
         <m:r>
-          <m:t>289</m:t>
+          <m:t>152</m:t>
         </m:r>
         <m:r>
           <m:rPr>
@@ -9172,7 +9895,7 @@
           <m:t>/</m:t>
         </m:r>
         <m:r>
-          <m:t>133</m:t>
+          <m:t>50</m:t>
         </m:r>
         <m:r>
           <m:rPr>
@@ -9181,37 +9904,14 @@
           <m:t>≈</m:t>
         </m:r>
         <m:r>
-          <m:t>2.17</m:t>
-        </m:r>
-      </m:oMath>
-      <w:r>
-        <w:t xml:space="preserve"> </w:t>
-      </w:r>
-      <w:r>
-        <w:t xml:space="preserve">from the</w:t>
-      </w:r>
-      <w:r>
-        <w:t xml:space="preserve"> </w:t>
-      </w:r>
-      <m:oMath>
-        <m:r>
-          <m:t>β</m:t>
-        </m:r>
-        <m:r>
-          <m:rPr>
-            <m:sty m:val="p"/>
-          </m:rPr>
-          <m:t>=</m:t>
-        </m:r>
-        <m:r>
-          <m:t>0</m:t>
-        </m:r>
-      </m:oMath>
-      <w:r>
-        <w:t xml:space="preserve"> </w:t>
-      </w:r>
-      <w:r>
-        <w:t xml:space="preserve">row, Equation (2) predicts that final reach reverses near</w:t>
+          <m:t>3.03</m:t>
+        </m:r>
+      </m:oMath>
+      <w:r>
+        <w:t xml:space="preserve"> </w:t>
+      </w:r>
+      <w:r>
+        <w:t xml:space="preserve">from the base configuration, Equation (2) predicts that final reach reverses near</w:t>
       </w:r>
       <w:r>
         <w:t xml:space="preserve"> </w:t>
@@ -9245,7 +9945,7 @@
           <m:t>ln</m:t>
         </m:r>
         <m:r>
-          <m:t>2.17</m:t>
+          <m:t>3.03</m:t>
         </m:r>
         <m:r>
           <m:rPr>
@@ -9260,7 +9960,7 @@
           <m:t>ln</m:t>
         </m:r>
         <m:r>
-          <m:t>30</m:t>
+          <m:t>33.5</m:t>
         </m:r>
         <m:r>
           <m:rPr>
@@ -9269,11 +9969,11 @@
           <m:t>≈</m:t>
         </m:r>
         <m:r>
-          <m:t>0.23</m:t>
-        </m:r>
-      </m:oMath>
-      <w:r>
-        <w:t xml:space="preserve">, which lies inside the observed transition between 0.2 and 0.3. Because early adoption depends on first-generation exposures alone, whereas final reach also reflects the downstream advantage</w:t>
+          <m:t>0.32</m:t>
+        </m:r>
+      </m:oMath>
+      <w:r>
+        <w:t xml:space="preserve">; the point estimate of the difference changes sign between 0.35 and 0.40, so the heuristic is close but slightly low. Because early adoption depends on first-generation exposures alone, whereas final reach also reflects the downstream advantage</w:t>
       </w:r>
       <w:r>
         <w:t xml:space="preserve"> </w:t>
@@ -9293,7 +9993,7 @@
         </m:sSub>
       </m:oMath>
       <w:r>
-        <w:t xml:space="preserve">, discounted reach and downside risk reverse earlier, as Conjecture 3 states. The approximation is heuristic, since it treats seeds as having the mean audience size and ignores the effect of</w:t>
+        <w:t xml:space="preserve">, discounted reach and downside risk reverse earlier than final reach, as Conjecture 3 states. The approximation is heuristic, since it treats seeds as having the mean audience size and ignores the effect of</w:t>
       </w:r>
       <w:r>
         <w:t xml:space="preserve"> </w:t>
@@ -9735,7 +10435,7 @@
         <w:t xml:space="preserve"> </w:t>
       </w:r>
       <w:r>
-        <w:t xml:space="preserve">of 0.35 it returned 0.94, against 0.28 [0.20, 0.37] for PPML (Appendix B). SAGraph, however, contains only posts that received at least one interaction, so we also estimate (6) as a zero-truncated Poisson (ZTP) model, which conditions on</w:t>
+        <w:t xml:space="preserve">of 0.35 it returned 0.83, against 0.35 [0.26, 0.43] for PPML (Appendix B). SAGraph, however, contains only posts that received at least one interaction, so we also estimate (6) as a zero-truncated Poisson (ZTP) model, which conditions on</w:t>
       </w:r>
       <w:r>
         <w:t xml:space="preserve"> </w:t>
@@ -9812,7 +10512,7 @@
         <w:t xml:space="preserve"> </w:t>
       </w:r>
       <w:r>
-        <w:t xml:space="preserve">(95% CI [0.63, 0.68]). Every product-level estimate lies between 0.52 and 0.75, and every product-level interval excludes 0.3. The estimates were similar under the ZTP model (0.63), when only comments were counted (0.74), and when accounts with fewer than 10 followers were included with</w:t>
+        <w:t xml:space="preserve">(95% CI [0.63, 0.68]). Every product-level estimate lies between 0.52 and 0.75, every product-level interval excludes 0.3, and five of the six exclude 0.5 (the exception is ruby_face_cream, 0.52 [0.46, 0.58]). The estimates were similar under the ZTP model (0.63), when only comments were counted (0.74), and when accounts with fewer than 10 followers were included with</w:t>
       </w:r>
       <w:r>
         <w:t xml:space="preserve"> </w:t>
@@ -10711,7 +11411,7 @@
         <w:pStyle w:val="BodyText"/>
       </w:pPr>
       <w:r>
-        <w:t xml:space="preserve">All estimates lie well above the thresholds of Section 5.5, at which the ranking reversed on discounted reach and downside risk (about 0.1) and on expected final reach (0.2 to 0.3). Within the simulated configuration, the observed campaigns therefore fall in the region where distributed seeding dominates, and the constant-attention assumption of the base configuration is not supported by these data. For the smallest accounts (10 to</w:t>
+        <w:t xml:space="preserve">The pooled estimate and all product-level estimates exceed the thresholds of Section 5.5 at which the ranking reversed on discounted reach and downside risk (about 0.3), and the pooled estimate exceeds the range in which expected final reach reverses (0.4 to 0.5). The estimate for the largest accounts (0.57 [0.49, 0.65]) and the interval for ruby_face_cream overlap that range. Within the simulated configuration, the observed campaigns therefore fall in the region where distributed seeding is better on discounted reach and downside risk and not worse on final reach, and the constant-attention assumption of the base configuration is not supported by these data. For the smallest accounts (10 to</w:t>
       </w:r>
       <w:r>
         <w:t xml:space="preserve"> </w:t>
@@ -10797,7 +11497,7 @@
         <w:t xml:space="preserve"> </w:t>
       </w:r>
       <w:r>
-        <w:t xml:space="preserve">upward. First, accounts enter SAGraph only if their posts received interactions; the ZTP model corrects for truncation at the post level but not for this selection of accounts, which inflates the measured engagement of small accounts. Second, the largest number of comments recorded on a single post ranges from 579 to 963 across products, which is low for accounts with millions of followers and suggests that comments were collected up to a limit per post; this understates the response to large accounts. Third, purchased or inactive followers inflate the follower counts of large accounts. The true elasticity may therefore be lower than our estimates, although the bias would have to be large to bring it below 0.3, which is less than half the pooled estimate and well below the lower bound for the largest accounts. In addition,</w:t>
+        <w:t xml:space="preserve">upward. First, accounts enter SAGraph only if their posts received interactions; the ZTP model corrects for truncation at the post level but not for this selection of accounts, which inflates the measured engagement of small accounts. Second, the largest number of comments recorded on a single post ranges from 579 to 963 across products, which is low for accounts with millions of followers and suggests that comments were collected up to a limit per post; this understates the response to large accounts. Third, purchased or inactive followers inflate the follower counts of large accounts. The true elasticity may therefore be lower than our estimates, although the bias would have to be large to bring it to 0.3, the level at which discounted reach and downside risk reverse: about 0.36, more than half of the pooled estimate. A bias of 0.16 would suffice to bring it to 0.5, where final reach clearly favors distribution, so the conclusion for final reach is less secure than the conclusion for discounted reach and downside risk. In addition,</w:t>
       </w:r>
       <w:r>
         <w:t xml:space="preserve"> </w:t>
@@ -10931,7 +11631,7 @@
         <w:pStyle w:val="BodyText"/>
       </w:pPr>
       <w:r>
-        <w:t xml:space="preserve">Equation (2) suggests a further hypothesis. Thresholds fall as the ratio between influencer and ordinary audiences rises. In our network that ratio was about 30; on platforms where influencers have</w:t>
+        <w:t xml:space="preserve">Equation (2) suggests a further hypothesis. Thresholds fall as the ratio between influencer and ordinary audiences rises. In our network that ratio was about 34; on platforms where influencers have</w:t>
       </w:r>
       <w:r>
         <w:t xml:space="preserve"> </w:t>
@@ -10954,7 +11654,7 @@
         <w:t xml:space="preserve"> </w:t>
       </w:r>
       <w:r>
-        <w:t xml:space="preserve">times as many followers as ordinary users, the same downstream advantage would imply a threshold for final reach below 0.1. If the downstream advantage of concentration does not grow as fast as the audience ratio, the thresholds in our small network overstate those in real networks, and our conclusion that observed elasticities favor distributed seeding would be strengthened. Testing this requires simulations on networks with realistic audience distributions, which we leave to future work.</w:t>
+        <w:t xml:space="preserve">times as many followers as ordinary users, the same downstream advantage would imply a threshold for final reach of about 0.12. If the downstream advantage of concentration does not grow as fast as the audience ratio, the thresholds in our small network overstate those in real networks, and our conclusion that observed elasticities favor distributed seeding would be strengthened. Testing this requires simulations on networks with realistic audience distributions, which we leave to future work.</w:t>
       </w:r>
     </w:p>
     <w:bookmarkEnd w:id="43"/>
@@ -10986,7 +11686,7 @@
         <w:t xml:space="preserve"> </w:t>
       </w:r>
       <w:r>
-        <w:t xml:space="preserve">for the platform and product category can locate the decision: below roughly 0.1, choose influencers; above roughly 0.25 to 0.3, choose many ordinary users; in between, choose according to the attention window and tolerance for a weak campaign, and consider hybrid portfolios. In the Weibo campaigns we examined, the estimated elasticity lies well above the upper threshold. The exact thresholds belong to this synthetic configuration and should be re-derived with a calibrated simulator before they are applied to a specific campaign, but the structure of the decision, two thresholds and a band, is likely to be more general. Costs matter as well: comparisons at equal follower links ignore the per-account cost of recruiting, briefing, and monitoring hundreds of small accounts, and when such costs or concave pricing were included at</w:t>
+        <w:t xml:space="preserve">for the platform and product category can locate the decision: below roughly 0.25, choose influencers; above roughly 0.5, choose many ordinary users; in between, choose according to the attention window and tolerance for a weak campaign, and consider hybrid portfolios. In the Weibo campaigns we examined, the estimated elasticity lies above the upper threshold, although for the largest accounts and for one product its interval reaches the upper threshold. The exact thresholds belong to this synthetic configuration and should be re-derived with a calibrated simulator before they are applied to a specific campaign, but the structure of the decision, two thresholds and a band, is likely to be more general. Costs matter as well: comparisons at equal follower links ignore the per-account cost of recruiting, briefing, and monitoring hundreds of small accounts, and when such costs or concave pricing were included at</w:t>
       </w:r>
       <w:r>
         <w:t xml:space="preserve"> </w:t>
@@ -11024,7 +11724,7 @@
         <w:pStyle w:val="FirstParagraph"/>
       </w:pPr>
       <w:r>
-        <w:t xml:space="preserve">The study has several limitations. First, the simulation results come from a synthetic 2,000-agent network with manually set parameters, and the thresholds in Section 5.5 should be read as properties of this configuration. The audience sizes of the simulated influencers are several orders of magnitude smaller than those of real influencers; Section 7.2 argues that this likely makes our thresholds conservative, but the argument rests on a heuristic. Second, the behavioral parameters, including the circadian profile, the persona rates, and the cap on stimulus intensity, have not been calibrated to trace data, because the public campaign data lack timestamps. Third, all agents are rule-based, and the simulator contains no language model. The metric and attention results do not depend on this choice, but the magnitudes in Sections 5.3 to 5.5 do, and whether they hold in simulators where a language model chooses actions, targets, and content should be tested directly; concurrent evidence suggests that, for timing, the gating mechanism matters more than the behavioral model behind it (Zhang et al. 2026a). Fourth, adoption follows a simple contagion rule in which one exposure can trigger adoption; Beaman et al. (2021) show that seeding recommendations change when adoption requires several exposures, and a threshold rule is a natural extension. Fifth, the elasticity applies to all accounts in the network, not only to seeds, and some cells use 15 replications, which leaves the</w:t>
+        <w:t xml:space="preserve">The study has several limitations. First, the simulation results come from a synthetic 2,000-agent network with manually set parameters, and the thresholds in Section 5.5 should be read as properties of this configuration. The audience sizes of the simulated influencers are several orders of magnitude smaller than those of real influencers; Section 7.2 argues that this likely makes our thresholds conservative, but the argument rests on a heuristic. Second, the behavioral parameters, including the circadian profile, the persona rates, and the cap on stimulus intensity, have not been calibrated to trace data, because the public campaign data lack timestamps. Third, all agents are rule-based, and the simulator contains no language model. The metric and attention results do not depend on this choice, but the magnitudes in Sections 5.3 to 5.5 do, and whether they hold in simulators where a language model chooses actions, targets, and content should be tested directly; concurrent evidence suggests that, for timing, the gating mechanism matters more than the behavioral model behind it (Zhang et al. 2026a). Fourth, adoption follows a simple contagion rule in which one exposure can trigger adoption; Beaman et al. (2021) show that seeding recommendations change when adoption requires several exposures, and a threshold rule is a natural extension. Fifth, the elasticity applies to all accounts in the network, not only to seeds, and some cells use 15 replications, which leaves estimates at the largest elasticities imprecise (the non-monotone final-reach difference at</w:t>
       </w:r>
       <w:r>
         <w:t xml:space="preserve"> </w:t>
@@ -11040,14 +11740,14 @@
           <m:t>=</m:t>
         </m:r>
         <m:r>
-          <m:t>0.25</m:t>
-        </m:r>
-      </m:oMath>
-      <w:r>
-        <w:t xml:space="preserve"> </w:t>
-      </w:r>
-      <w:r>
-        <w:t xml:space="preserve">estimate noisy.</w:t>
+          <m:t>0.66</m:t>
+        </m:r>
+      </m:oMath>
+      <w:r>
+        <w:t xml:space="preserve"> </w:t>
+      </w:r>
+      <w:r>
+        <w:t xml:space="preserve">is an example).</w:t>
       </w:r>
     </w:p>
     <w:p>
@@ -11111,7 +11811,7 @@
         <w:pStyle w:val="FirstParagraph"/>
       </w:pPr>
       <w:r>
-        <w:t xml:space="preserve">Simulation-based pre-tests of seeding plans can mislead through the metric used to compare plans, through the mechanism that sets when simulated users act, and through the assumption about how attention scales with audience size. In our synthetic setting, the familiar trade-off between influencer scale and grassroots speed disappeared once speed was measured as reach over time rather than as time to half of a plan’s own total; the timing mechanism roughly doubled the absolute differences between plans; and a modest engagement elasticity reversed the ranking, at thresholds that a simple limited-attention argument predicts. On six influencer campaigns on Weibo, the estimated elasticity was about 0.66, well above the point at which the ranking reversed, although the main biases in the data push the estimate upward. Decision support for seeding should therefore report decision-theoretic criteria, test sensitivity to the timing mechanism, and, above all, make explicit and estimate how attention scales with audience size on the platform at hand.</w:t>
+        <w:t xml:space="preserve">Simulation-based pre-tests of seeding plans can mislead through the metric used to compare plans, through the mechanism that sets when simulated users act, and through the assumption about how attention scales with audience size. In our synthetic setting, the familiar trade-off between influencer scale and grassroots speed disappeared once speed was measured as reach over time rather than as time to half of a plan’s own total; the timing mechanism roughly doubled the absolute differences between plans; and a moderate engagement elasticity (about 0.3 to 0.5, depending on the criterion) reversed the ranking, at thresholds that a simple limited-attention argument approximately predicts. On six influencer campaigns on Weibo, the estimated elasticity was about 0.66, above the points at which the ranking reversed, although the main biases in the data push the estimate upward. Decision support for seeding should therefore report decision-theoretic criteria, test sensitivity to the timing mechanism, and, above all, make explicit and estimate how attention scales with audience size on the platform at hand.</w:t>
       </w:r>
     </w:p>
     <w:p>
@@ -12954,19 +13654,57 @@
               <w:jc w:val="left"/>
             </w:pPr>
             <w:r>
-              <w:t xml:space="preserve">1.77</w:t>
-            </w:r>
-          </w:p>
-        </w:tc>
-        <w:tc>
-          <w:tcPr/>
-          <w:p>
-            <w:pPr>
-              <w:pStyle w:val="Compact"/>
-              <w:jc w:val="left"/>
-            </w:pPr>
-            <w:r>
-              <w:t xml:space="preserve">Alternative schedulers only</w:t>
+              <w:t xml:space="preserve">2.00</w:t>
+            </w:r>
+          </w:p>
+        </w:tc>
+        <w:tc>
+          <w:tcPr/>
+          <w:p>
+            <w:pPr>
+              <w:pStyle w:val="Compact"/>
+              <w:jc w:val="left"/>
+            </w:pPr>
+            <w:r>
+              <w:t xml:space="preserve">Alternative schedulers only; from pilot runs without a campaign</w:t>
+            </w:r>
+          </w:p>
+        </w:tc>
+      </w:tr>
+      <w:tr>
+        <w:tc>
+          <w:tcPr/>
+          <w:p>
+            <w:pPr>
+              <w:pStyle w:val="Compact"/>
+              <w:jc w:val="left"/>
+            </w:pPr>
+            <w:r>
+              <w:t xml:space="preserve">Seed price floor</w:t>
+            </w:r>
+          </w:p>
+        </w:tc>
+        <w:tc>
+          <w:tcPr/>
+          <w:p>
+            <w:pPr>
+              <w:pStyle w:val="Compact"/>
+              <w:jc w:val="left"/>
+            </w:pPr>
+            <w:r>
+              <w:t xml:space="preserve">One follower-equivalent</w:t>
+            </w:r>
+          </w:p>
+        </w:tc>
+        <w:tc>
+          <w:tcPr/>
+          <w:p>
+            <w:pPr>
+              <w:pStyle w:val="Compact"/>
+              <w:jc w:val="left"/>
+            </w:pPr>
+            <w:r>
+              <w:t xml:space="preserve">Accounts without followers are priced as one follower</w:t>
             </w:r>
           </w:p>
         </w:tc>
@@ -13722,55 +14460,55 @@
               <w:jc w:val="left"/>
             </w:pPr>
             <w:r>
-              <w:t xml:space="preserve">−0.017 [−0.096, 0.063]</w:t>
-            </w:r>
-          </w:p>
-        </w:tc>
-        <w:tc>
-          <w:tcPr/>
-          <w:p>
-            <w:pPr>
-              <w:pStyle w:val="Compact"/>
-              <w:jc w:val="left"/>
-            </w:pPr>
-            <w:r>
-              <w:t xml:space="preserve">0.817</w:t>
-            </w:r>
-          </w:p>
-        </w:tc>
-        <w:tc>
-          <w:tcPr/>
-          <w:p>
-            <w:pPr>
-              <w:pStyle w:val="Compact"/>
-              <w:jc w:val="left"/>
-            </w:pPr>
-            <w:r>
-              <w:t xml:space="preserve">21.4 h</w:t>
-            </w:r>
-          </w:p>
-        </w:tc>
-        <w:tc>
-          <w:tcPr/>
-          <w:p>
-            <w:pPr>
-              <w:pStyle w:val="Compact"/>
-              <w:jc w:val="left"/>
-            </w:pPr>
-            <w:r>
-              <w:t xml:space="preserve">0.068 (0.293)</w:t>
-            </w:r>
-          </w:p>
-        </w:tc>
-        <w:tc>
-          <w:tcPr/>
-          <w:p>
-            <w:pPr>
-              <w:pStyle w:val="Compact"/>
-              <w:jc w:val="left"/>
-            </w:pPr>
-            <w:r>
-              <w:t xml:space="preserve">0.971</w:t>
+              <w:t xml:space="preserve">−0.064 [−0.189, 0.061]</w:t>
+            </w:r>
+          </w:p>
+        </w:tc>
+        <w:tc>
+          <w:tcPr/>
+          <w:p>
+            <w:pPr>
+              <w:pStyle w:val="Compact"/>
+              <w:jc w:val="left"/>
+            </w:pPr>
+            <w:r>
+              <w:t xml:space="preserve">−0.003</w:t>
+            </w:r>
+          </w:p>
+        </w:tc>
+        <w:tc>
+          <w:tcPr/>
+          <w:p>
+            <w:pPr>
+              <w:pStyle w:val="Compact"/>
+              <w:jc w:val="left"/>
+            </w:pPr>
+            <w:r>
+              <w:t xml:space="preserve">21.6 h</w:t>
+            </w:r>
+          </w:p>
+        </w:tc>
+        <w:tc>
+          <w:tcPr/>
+          <w:p>
+            <w:pPr>
+              <w:pStyle w:val="Compact"/>
+              <w:jc w:val="left"/>
+            </w:pPr>
+            <w:r>
+              <w:t xml:space="preserve">0.034 (0.286)</w:t>
+            </w:r>
+          </w:p>
+        </w:tc>
+        <w:tc>
+          <w:tcPr/>
+          <w:p>
+            <w:pPr>
+              <w:pStyle w:val="Compact"/>
+              <w:jc w:val="left"/>
+            </w:pPr>
+            <w:r>
+              <w:t xml:space="preserve">0.992</w:t>
             </w:r>
           </w:p>
         </w:tc>
@@ -13796,55 +14534,55 @@
               <w:jc w:val="left"/>
             </w:pPr>
             <w:r>
-              <w:t xml:space="preserve">0.283 [0.199, 0.366]</w:t>
-            </w:r>
-          </w:p>
-        </w:tc>
-        <w:tc>
-          <w:tcPr/>
-          <w:p>
-            <w:pPr>
-              <w:pStyle w:val="Compact"/>
-              <w:jc w:val="left"/>
-            </w:pPr>
-            <w:r>
-              <w:t xml:space="preserve">0.944</w:t>
-            </w:r>
-          </w:p>
-        </w:tc>
-        <w:tc>
-          <w:tcPr/>
-          <w:p>
-            <w:pPr>
-              <w:pStyle w:val="Compact"/>
-              <w:jc w:val="left"/>
-            </w:pPr>
-            <w:r>
-              <w:t xml:space="preserve">22.2 h</w:t>
-            </w:r>
-          </w:p>
-        </w:tc>
-        <w:tc>
-          <w:tcPr/>
-          <w:p>
-            <w:pPr>
-              <w:pStyle w:val="Compact"/>
-              <w:jc w:val="left"/>
-            </w:pPr>
-            <w:r>
-              <w:t xml:space="preserve">0.140 (0.276)</w:t>
-            </w:r>
-          </w:p>
-        </w:tc>
-        <w:tc>
-          <w:tcPr/>
-          <w:p>
-            <w:pPr>
-              <w:pStyle w:val="Compact"/>
-              <w:jc w:val="left"/>
-            </w:pPr>
-            <w:r>
-              <w:t xml:space="preserve">0.864</w:t>
+              <w:t xml:space="preserve">0.346 [0.264, 0.428]</w:t>
+            </w:r>
+          </w:p>
+        </w:tc>
+        <w:tc>
+          <w:tcPr/>
+          <w:p>
+            <w:pPr>
+              <w:pStyle w:val="Compact"/>
+              <w:jc w:val="left"/>
+            </w:pPr>
+            <w:r>
+              <w:t xml:space="preserve">0.829</w:t>
+            </w:r>
+          </w:p>
+        </w:tc>
+        <w:tc>
+          <w:tcPr/>
+          <w:p>
+            <w:pPr>
+              <w:pStyle w:val="Compact"/>
+              <w:jc w:val="left"/>
+            </w:pPr>
+            <w:r>
+              <w:t xml:space="preserve">21.5 h</w:t>
+            </w:r>
+          </w:p>
+        </w:tc>
+        <w:tc>
+          <w:tcPr/>
+          <w:p>
+            <w:pPr>
+              <w:pStyle w:val="Compact"/>
+              <w:jc w:val="left"/>
+            </w:pPr>
+            <w:r>
+              <w:t xml:space="preserve">0.046 (0.317)</w:t>
+            </w:r>
+          </w:p>
+        </w:tc>
+        <w:tc>
+          <w:tcPr/>
+          <w:p>
+            <w:pPr>
+              <w:pStyle w:val="Compact"/>
+              <w:jc w:val="left"/>
+            </w:pPr>
+            <w:r>
+              <w:t xml:space="preserve">0.991</w:t>
             </w:r>
           </w:p>
         </w:tc>
@@ -13865,7 +14603,7 @@
         <w:t xml:space="preserve"> </w:t>
       </w:r>
       <w:r>
-        <w:t xml:space="preserve">TV = total variation distance between the fitted profile from three calibration products and the observed hourly distribution in three held-out products; the value for a flat profile is shown in parentheses. The fitted reply-delay median was 0.86 h and 0.74 h in the two cases, against a generating value of 0.8 h.</w:t>
+        <w:t xml:space="preserve">TV = total variation distance between the fitted profile from three calibration products and the observed hourly distribution in three held-out products; the value for a flat profile is shown in parentheses. The fitted reply-delay median was 0.80 h and 0.79 h in the two cases, against a generating value of 0.8 h. The random-effect scales (author sd 0.8, product sd 0.3, post-level sd 0.5) are our choices.</w:t>
       </w:r>
     </w:p>
     <w:p>
@@ -13887,7 +14625,7 @@
         <w:t xml:space="preserve"> </w:t>
       </w:r>
       <w:r>
-        <w:t xml:space="preserve">in both cases, although the point estimate for</w:t>
+        <w:t xml:space="preserve">in both cases. OLS on the log-transformed count was close to the truth when the true</w:t>
       </w:r>
       <w:r>
         <w:t xml:space="preserve"> </w:t>
@@ -13896,115 +14634,23 @@
         <m:r>
           <m:t>β</m:t>
         </m:r>
-        <m:r>
-          <m:rPr>
-            <m:sty m:val="p"/>
-          </m:rPr>
-          <m:t>=</m:t>
-        </m:r>
-        <m:r>
-          <m:t>0.35</m:t>
-        </m:r>
-      </m:oMath>
-      <w:r>
-        <w:t xml:space="preserve"> </w:t>
-      </w:r>
-      <w:r>
-        <w:t xml:space="preserve">was somewhat low (0.28). OLS on the log-transformed count was far off in both cases (0.82 when the true</w:t>
-      </w:r>
-      <w:r>
-        <w:t xml:space="preserve"> </w:t>
-      </w:r>
-      <m:oMath>
-        <m:r>
-          <m:t>β</m:t>
-        </m:r>
-      </m:oMath>
-      <w:r>
-        <w:t xml:space="preserve"> </w:t>
-      </w:r>
-      <w:r>
-        <w:t xml:space="preserve">was 0 and 0.94 when it was 0.35), because adding one to the count distorts the relation between interactions and audience size. The daily profile fitted on calibration products reproduced the held-out profile well when</w:t>
-      </w:r>
-      <w:r>
-        <w:t xml:space="preserve"> </w:t>
-      </w:r>
-      <m:oMath>
-        <m:r>
-          <m:t>β</m:t>
-        </m:r>
-        <m:r>
-          <m:rPr>
-            <m:sty m:val="p"/>
-          </m:rPr>
-          <m:t>=</m:t>
-        </m:r>
-        <m:r>
-          <m:t>0</m:t>
-        </m:r>
-      </m:oMath>
-      <w:r>
-        <w:t xml:space="preserve"> </w:t>
-      </w:r>
-      <w:r>
-        <w:t xml:space="preserve">(</w:t>
+      </m:oMath>
+      <w:r>
+        <w:t xml:space="preserve"> </w:t>
+      </w:r>
+      <w:r>
+        <w:t xml:space="preserve">was 0 but far off when it was 0.35 (0.83), because adding one to the count distorts the relation between interactions and audience size. The daily profile fitted on calibration products reproduced the held-out profile closely in both cases (</w:t>
       </w:r>
       <m:oMath>
         <m:r>
           <m:t>r</m:t>
         </m:r>
-        <m:r>
-          <m:rPr>
-            <m:sty m:val="p"/>
-          </m:rPr>
-          <m:t>=</m:t>
-        </m:r>
-        <m:r>
-          <m:t>0.97</m:t>
-        </m:r>
-      </m:oMath>
-      <w:r>
-        <w:t xml:space="preserve">) and less well when</w:t>
-      </w:r>
-      <w:r>
-        <w:t xml:space="preserve"> </w:t>
-      </w:r>
-      <m:oMath>
-        <m:r>
-          <m:t>β</m:t>
-        </m:r>
-        <m:r>
-          <m:rPr>
-            <m:sty m:val="p"/>
-          </m:rPr>
-          <m:t>=</m:t>
-        </m:r>
-        <m:r>
-          <m:t>0.35</m:t>
-        </m:r>
-      </m:oMath>
-      <w:r>
-        <w:t xml:space="preserve"> </w:t>
-      </w:r>
-      <w:r>
-        <w:t xml:space="preserve">(</w:t>
-      </w:r>
-      <m:oMath>
-        <m:r>
-          <m:t>r</m:t>
-        </m:r>
-        <m:r>
-          <m:rPr>
-            <m:sty m:val="p"/>
-          </m:rPr>
-          <m:t>=</m:t>
-        </m:r>
-        <m:r>
-          <m:t>0.86</m:t>
-        </m:r>
-      </m:oMath>
-      <w:r>
-        <w:t xml:space="preserve">), but in both cases far more closely than a flat profile. Two features of the real data are not represented here: the synthetic data include posts with no interactions and only accounts with</w:t>
+      </m:oMath>
+      <w:r>
+        <w:t xml:space="preserve"> </w:t>
+      </w:r>
+      <w:r>
+        <w:t xml:space="preserve">= 0.99), far more closely than a flat profile. Two features of the real data are not represented here: the synthetic data include posts with no interactions and only accounts with</w:t>
       </w:r>
       <w:r>
         <w:t xml:space="preserve"> </w:t>
